--- a/docs/KPI-YAML-Operations-Guide.docx
+++ b/docs/KPI-YAML-Operations-Guide.docx
@@ -7888,7 +7888,7 @@
     </w:p>
     <w:p>
       <w:r>
-        <w:t>**Partitioning:** `partition_by` on calendar `op: lag` / `lead` is a **bind error**. For entity-level partitions (per customer, per order), use `over: { partition_by: [...] }` on a **base_measure** (Section 8.4).</w:t>
+        <w:t>**Partitioning:** `partition_by` on calendar `op: lag` / `lead` is a **bind error**. For entity-level partitions (per customer, per order), use `over: { partition_by: [...] }` on a **base_measure** (Section 8.6).</w:t>
       </w:r>
     </w:p>
     <w:p>
@@ -12642,12 +12642,57 @@
         <w:pStyle w:val="Heading1"/>
       </w:pPr>
       <w:r>
-        <w:t>8. base_measures — input / output</w:t>
-      </w:r>
-    </w:p>
-    <w:p>
-      <w:r>
-        <w:t>Base measures are **not** returned to the host. They produce internal columns.</w:t>
+        <w:t>8. base_measures — input / output / full YAML examples</w:t>
+      </w:r>
+    </w:p>
+    <w:p>
+      <w:r>
+        <w:t>Base measures are **internal facts** — the host never requests them. Calculated `measures` point at them with `of:`. There are **five definition patterns** plus shared modifiers.</w:t>
+      </w:r>
+    </w:p>
+    <w:p>
+      <w:r>
+        <w:rPr>
+          <w:rFonts w:ascii="Consolas" w:hAnsi="Consolas"/>
+          <w:sz w:val="18"/>
+        </w:rPr>
+        <w:t>Detail rows (DuckDB extract)</w:t>
+      </w:r>
+    </w:p>
+    <w:p>
+      <w:r>
+        <w:rPr>
+          <w:rFonts w:ascii="Consolas" w:hAnsi="Consolas"/>
+          <w:sz w:val="18"/>
+        </w:rPr>
+        <w:t xml:space="preserve">    → row op (columns+op / expr / lookup / over)</w:t>
+      </w:r>
+    </w:p>
+    <w:p>
+      <w:r>
+        <w:rPr>
+          <w:rFonts w:ascii="Consolas" w:hAnsi="Consolas"/>
+          <w:sz w:val="18"/>
+        </w:rPr>
+        <w:t xml:space="preserve">    → agg: fold to monthly grain</w:t>
+      </w:r>
+    </w:p>
+    <w:p>
+      <w:r>
+        <w:rPr>
+          <w:rFonts w:ascii="Consolas" w:hAnsi="Consolas"/>
+          <w:sz w:val="18"/>
+        </w:rPr>
+        <w:t xml:space="preserve">    → densified series</w:t>
+      </w:r>
+    </w:p>
+    <w:p>
+      <w:r>
+        <w:rPr>
+          <w:rFonts w:ascii="Consolas" w:hAnsi="Consolas"/>
+          <w:sz w:val="18"/>
+        </w:rPr>
+        <w:t xml:space="preserve">    → measures.of reads it (point, window, trend, …)</w:t>
       </w:r>
     </w:p>
     <w:p>
@@ -12655,22 +12700,315 @@
         <w:pStyle w:val="Heading2"/>
       </w:pPr>
       <w:r>
-        <w:t>8.1 sql + agg</w:t>
-      </w:r>
-    </w:p>
-    <w:p>
-      <w:r>
-        <w:t>**Input:** DuckDB rows with `amount` column</w:t>
-      </w:r>
-    </w:p>
-    <w:p>
-      <w:r>
-        <w:t>**YAML:** `{ sql: amount, agg: sum }`</w:t>
-      </w:r>
-    </w:p>
-    <w:p>
-      <w:r>
-        <w:t>**Output (internal):** monthly column `sotif_value` per combo × month</w:t>
+        <w:t>8.1 Shared optional keys (any pattern)</w:t>
+      </w:r>
+    </w:p>
+    <w:p>
+      <w:r>
+        <w:t>These can appear on most base measures (when applicable):</w:t>
+      </w:r>
+    </w:p>
+    <w:p>
+      <w:r>
+        <w:rPr>
+          <w:rFonts w:ascii="Consolas" w:hAnsi="Consolas"/>
+          <w:sz w:val="18"/>
+        </w:rPr>
+        <w:t>base_measures:</w:t>
+      </w:r>
+    </w:p>
+    <w:p>
+      <w:r>
+        <w:rPr>
+          <w:rFonts w:ascii="Consolas" w:hAnsi="Consolas"/>
+          <w:sz w:val="18"/>
+        </w:rPr>
+        <w:t xml:space="preserve">  example:</w:t>
+      </w:r>
+    </w:p>
+    <w:p>
+      <w:r>
+        <w:rPr>
+          <w:rFonts w:ascii="Consolas" w:hAnsi="Consolas"/>
+          <w:sz w:val="18"/>
+        </w:rPr>
+        <w:t xml:space="preserve">    # --- one body pattern (pick exactly one) ---</w:t>
+      </w:r>
+    </w:p>
+    <w:p>
+      <w:r>
+        <w:rPr>
+          <w:rFonts w:ascii="Consolas" w:hAnsi="Consolas"/>
+          <w:sz w:val="18"/>
+        </w:rPr>
+        <w:t xml:space="preserve">    sql: amount                    # OR columns+op OR expr OR lookup OR over</w:t>
+      </w:r>
+    </w:p>
+    <w:p>
+      <w:r>
+        <w:rPr>
+          <w:rFonts w:ascii="Consolas" w:hAnsi="Consolas"/>
+          <w:sz w:val="18"/>
+        </w:rPr>
+        <w:t xml:space="preserve"> </w:t>
+      </w:r>
+    </w:p>
+    <w:p>
+      <w:r>
+        <w:rPr>
+          <w:rFonts w:ascii="Consolas" w:hAnsi="Consolas"/>
+          <w:sz w:val="18"/>
+        </w:rPr>
+        <w:t xml:space="preserve">    # --- fold ---</w:t>
+      </w:r>
+    </w:p>
+    <w:p>
+      <w:r>
+        <w:rPr>
+          <w:rFonts w:ascii="Consolas" w:hAnsi="Consolas"/>
+          <w:sz w:val="18"/>
+        </w:rPr>
+        <w:t xml:space="preserve">    agg: sum                       # omit → default sum (sql/columns); omit on helper → row helper</w:t>
+      </w:r>
+    </w:p>
+    <w:p>
+      <w:r>
+        <w:rPr>
+          <w:rFonts w:ascii="Consolas" w:hAnsi="Consolas"/>
+          <w:sz w:val="18"/>
+        </w:rPr>
+        <w:t xml:space="preserve">    percentile: 90                 # required when agg: percentile</w:t>
+      </w:r>
+    </w:p>
+    <w:p>
+      <w:r>
+        <w:rPr>
+          <w:rFonts w:ascii="Consolas" w:hAnsi="Consolas"/>
+          <w:sz w:val="18"/>
+        </w:rPr>
+        <w:t xml:space="preserve">    weight_column: qty             # required when agg: weighted_avg</w:t>
+      </w:r>
+    </w:p>
+    <w:p>
+      <w:r>
+        <w:rPr>
+          <w:rFonts w:ascii="Consolas" w:hAnsi="Consolas"/>
+          <w:sz w:val="18"/>
+        </w:rPr>
+        <w:t xml:space="preserve"> </w:t>
+      </w:r>
+    </w:p>
+    <w:p>
+      <w:r>
+        <w:rPr>
+          <w:rFonts w:ascii="Consolas" w:hAnsi="Consolas"/>
+          <w:sz w:val="18"/>
+        </w:rPr>
+        <w:t xml:space="preserve">    # --- row filter (Pandas, before fold) ---</w:t>
+      </w:r>
+    </w:p>
+    <w:p>
+      <w:r>
+        <w:rPr>
+          <w:rFonts w:ascii="Consolas" w:hAnsi="Consolas"/>
+          <w:sz w:val="18"/>
+        </w:rPr>
+        <w:t xml:space="preserve">    where:</w:t>
+      </w:r>
+    </w:p>
+    <w:p>
+      <w:r>
+        <w:rPr>
+          <w:rFonts w:ascii="Consolas" w:hAnsi="Consolas"/>
+          <w:sz w:val="18"/>
+        </w:rPr>
+        <w:t xml:space="preserve">      column: status</w:t>
+      </w:r>
+    </w:p>
+    <w:p>
+      <w:r>
+        <w:rPr>
+          <w:rFonts w:ascii="Consolas" w:hAnsi="Consolas"/>
+          <w:sz w:val="18"/>
+        </w:rPr>
+        <w:t xml:space="preserve">      op: eq                       # eq | ne | gt | gte | lt | lte | in | between | not_between</w:t>
+      </w:r>
+    </w:p>
+    <w:p>
+      <w:r>
+        <w:rPr>
+          <w:rFonts w:ascii="Consolas" w:hAnsi="Consolas"/>
+          <w:sz w:val="18"/>
+        </w:rPr>
+        <w:t xml:space="preserve">      value: closed                # or values: [...]</w:t>
+      </w:r>
+    </w:p>
+    <w:p>
+      <w:r>
+        <w:rPr>
+          <w:rFonts w:ascii="Consolas" w:hAnsi="Consolas"/>
+          <w:sz w:val="18"/>
+        </w:rPr>
+        <w:t xml:space="preserve">    also_where:                    # AND-merged extra masks (same shape as where)</w:t>
+      </w:r>
+    </w:p>
+    <w:p>
+      <w:r>
+        <w:rPr>
+          <w:rFonts w:ascii="Consolas" w:hAnsi="Consolas"/>
+          <w:sz w:val="18"/>
+        </w:rPr>
+        <w:t xml:space="preserve">      - { column: region, op: in, values: [NA, EU] }</w:t>
+      </w:r>
+    </w:p>
+    <w:p>
+      <w:r>
+        <w:rPr>
+          <w:rFonts w:ascii="Consolas" w:hAnsi="Consolas"/>
+          <w:sz w:val="18"/>
+        </w:rPr>
+        <w:t xml:space="preserve"> </w:t>
+      </w:r>
+    </w:p>
+    <w:p>
+      <w:r>
+        <w:rPr>
+          <w:rFonts w:ascii="Consolas" w:hAnsi="Consolas"/>
+          <w:sz w:val="18"/>
+        </w:rPr>
+        <w:t xml:space="preserve">    # --- multi-model ---</w:t>
+      </w:r>
+    </w:p>
+    <w:p>
+      <w:r>
+        <w:rPr>
+          <w:rFonts w:ascii="Consolas" w:hAnsi="Consolas"/>
+          <w:sz w:val="18"/>
+        </w:rPr>
+        <w:t xml:space="preserve">    model: shipments               # source model when KPI has model_relations</w:t>
+      </w:r>
+    </w:p>
+    <w:p>
+      <w:r>
+        <w:rPr>
+          <w:rFonts w:ascii="Consolas" w:hAnsi="Consolas"/>
+          <w:sz w:val="18"/>
+        </w:rPr>
+        <w:t xml:space="preserve"> </w:t>
+      </w:r>
+    </w:p>
+    <w:p>
+      <w:r>
+        <w:rPr>
+          <w:rFonts w:ascii="Consolas" w:hAnsi="Consolas"/>
+          <w:sz w:val="18"/>
+        </w:rPr>
+        <w:t xml:space="preserve">    # --- advanced ---</w:t>
+      </w:r>
+    </w:p>
+    <w:p>
+      <w:r>
+        <w:rPr>
+          <w:rFonts w:ascii="Consolas" w:hAnsi="Consolas"/>
+          <w:sz w:val="18"/>
+        </w:rPr>
+        <w:t xml:space="preserve">    replace: true                  # overwrite extract column of same name</w:t>
+      </w:r>
+    </w:p>
+    <w:p>
+      <w:r>
+        <w:rPr>
+          <w:rFonts w:ascii="Consolas" w:hAnsi="Consolas"/>
+          <w:sz w:val="18"/>
+        </w:rPr>
+        <w:t xml:space="preserve">    agg_ok: true                   # allow sum|avg|count|count_distinct on over: (else bind error)</w:t>
+      </w:r>
+    </w:p>
+    <w:p>
+      <w:r>
+        <w:rPr>
+          <w:rFonts w:ascii="Consolas" w:hAnsi="Consolas"/>
+          <w:sz w:val="18"/>
+        </w:rPr>
+        <w:t xml:space="preserve"> </w:t>
+      </w:r>
+    </w:p>
+    <w:p>
+      <w:r>
+        <w:rPr>
+          <w:rFonts w:ascii="Consolas" w:hAnsi="Consolas"/>
+          <w:sz w:val="18"/>
+        </w:rPr>
+        <w:t xml:space="preserve">    # --- parameter overlay (wrapper, not inside body) ---</w:t>
+      </w:r>
+    </w:p>
+    <w:p>
+      <w:r>
+        <w:rPr>
+          <w:rFonts w:ascii="Consolas" w:hAnsi="Consolas"/>
+          <w:sz w:val="18"/>
+        </w:rPr>
+        <w:t xml:space="preserve">    when:</w:t>
+      </w:r>
+    </w:p>
+    <w:p>
+      <w:r>
+        <w:rPr>
+          <w:rFonts w:ascii="Consolas" w:hAnsi="Consolas"/>
+          <w:sz w:val="18"/>
+        </w:rPr>
+        <w:t xml:space="preserve">      param: Level</w:t>
+      </w:r>
+    </w:p>
+    <w:p>
+      <w:r>
+        <w:rPr>
+          <w:rFonts w:ascii="Consolas" w:hAnsi="Consolas"/>
+          <w:sz w:val="18"/>
+        </w:rPr>
+        <w:t xml:space="preserve">      cases:</w:t>
+      </w:r>
+    </w:p>
+    <w:p>
+      <w:r>
+        <w:rPr>
+          <w:rFonts w:ascii="Consolas" w:hAnsi="Consolas"/>
+          <w:sz w:val="18"/>
+        </w:rPr>
+        <w:t xml:space="preserve">        G: { sql: green_amt, agg: sum }</w:t>
+      </w:r>
+    </w:p>
+    <w:p>
+      <w:r>
+        <w:rPr>
+          <w:rFonts w:ascii="Consolas" w:hAnsi="Consolas"/>
+          <w:sz w:val="18"/>
+        </w:rPr>
+        <w:t xml:space="preserve">        Y: { sql: yellow_amt, agg: sum }</w:t>
+      </w:r>
+    </w:p>
+    <w:p>
+      <w:r>
+        <w:rPr>
+          <w:rFonts w:ascii="Consolas" w:hAnsi="Consolas"/>
+          <w:sz w:val="18"/>
+        </w:rPr>
+        <w:t xml:space="preserve">      else: { sql: red_amt, agg: sum }</w:t>
+      </w:r>
+    </w:p>
+    <w:p>
+      <w:r>
+        <w:t>**`where` filter ops:** `in`, `eq`, `ne`, `lt`, `lte`, `gt`, `gte`, `like`, `ilike`, `not_like`, `between`, `not_between`, `is_null`, `is_not_null`, `regexp`, `regexp_insensitive` — plus nested `and` / `or` / `not`.</w:t>
+      </w:r>
+    </w:p>
+    <w:p>
+      <w:r>
+        <w:t>**Allowed `agg` values:**</w:t>
+      </w:r>
+    </w:p>
+    <w:p>
+      <w:r>
+        <w:t>`sum`, `avg`, `count`, `min`, `max`, `count_distinct`, `median`, `percentile`, `first`, `last`, `stddev`, `variance`, `mode`, `geomean`, `harmonic_mean`, `any`, `all`, `weighted_avg`, `list_agg`, `string_agg`</w:t>
       </w:r>
     </w:p>
     <w:p>
@@ -12678,22 +13016,368 @@
         <w:pStyle w:val="Heading2"/>
       </w:pPr>
       <w:r>
-        <w:t>8.2 Row filter</w:t>
-      </w:r>
-    </w:p>
-    <w:p>
-      <w:r>
-        <w:t>**Input:** rows with status column</w:t>
-      </w:r>
-    </w:p>
-    <w:p>
-      <w:r>
-        <w:t>**YAML:** `{ sql: amount, agg: sum, where: { column: status, op: eq, value: closed } }`</w:t>
-      </w:r>
-    </w:p>
-    <w:p>
-      <w:r>
-        <w:t>**Output:** only closed rows contribute to `sotif_value`</w:t>
+        <w:t>8.2 `sql:` + `agg:` — direct column fold</w:t>
+      </w:r>
+    </w:p>
+    <w:p>
+      <w:r>
+        <w:t>**Input:** DuckDB rows with `amount` column</w:t>
+      </w:r>
+    </w:p>
+    <w:p>
+      <w:r>
+        <w:t>**Output (internal):** monthly column per combo × month</w:t>
+      </w:r>
+    </w:p>
+    <w:p>
+      <w:r>
+        <w:rPr>
+          <w:rFonts w:ascii="Consolas" w:hAnsi="Consolas"/>
+          <w:sz w:val="18"/>
+        </w:rPr>
+        <w:t>base_measures:</w:t>
+      </w:r>
+    </w:p>
+    <w:p>
+      <w:r>
+        <w:rPr>
+          <w:rFonts w:ascii="Consolas" w:hAnsi="Consolas"/>
+          <w:sz w:val="18"/>
+        </w:rPr>
+        <w:t xml:space="preserve">  sotif_value:</w:t>
+      </w:r>
+    </w:p>
+    <w:p>
+      <w:r>
+        <w:rPr>
+          <w:rFonts w:ascii="Consolas" w:hAnsi="Consolas"/>
+          <w:sz w:val="18"/>
+        </w:rPr>
+        <w:t xml:space="preserve">    sql: amount</w:t>
+      </w:r>
+    </w:p>
+    <w:p>
+      <w:r>
+        <w:rPr>
+          <w:rFonts w:ascii="Consolas" w:hAnsi="Consolas"/>
+          <w:sz w:val="18"/>
+        </w:rPr>
+        <w:t xml:space="preserve">    agg: sum</w:t>
+      </w:r>
+    </w:p>
+    <w:p>
+      <w:r>
+        <w:rPr>
+          <w:rFonts w:ascii="Consolas" w:hAnsi="Consolas"/>
+          <w:sz w:val="18"/>
+        </w:rPr>
+        <w:t xml:space="preserve">    where:</w:t>
+      </w:r>
+    </w:p>
+    <w:p>
+      <w:r>
+        <w:rPr>
+          <w:rFonts w:ascii="Consolas" w:hAnsi="Consolas"/>
+          <w:sz w:val="18"/>
+        </w:rPr>
+        <w:t xml:space="preserve">      column: status</w:t>
+      </w:r>
+    </w:p>
+    <w:p>
+      <w:r>
+        <w:rPr>
+          <w:rFonts w:ascii="Consolas" w:hAnsi="Consolas"/>
+          <w:sz w:val="18"/>
+        </w:rPr>
+        <w:t xml:space="preserve">      op: in</w:t>
+      </w:r>
+    </w:p>
+    <w:p>
+      <w:r>
+        <w:rPr>
+          <w:rFonts w:ascii="Consolas" w:hAnsi="Consolas"/>
+          <w:sz w:val="18"/>
+        </w:rPr>
+        <w:t xml:space="preserve">      values: [O, C]</w:t>
+      </w:r>
+    </w:p>
+    <w:p>
+      <w:r>
+        <w:rPr>
+          <w:rFonts w:ascii="Consolas" w:hAnsi="Consolas"/>
+          <w:sz w:val="18"/>
+        </w:rPr>
+        <w:t xml:space="preserve">    also_where:</w:t>
+      </w:r>
+    </w:p>
+    <w:p>
+      <w:r>
+        <w:rPr>
+          <w:rFonts w:ascii="Consolas" w:hAnsi="Consolas"/>
+          <w:sz w:val="18"/>
+        </w:rPr>
+        <w:t xml:space="preserve">      - { column: amount, op: gt, value: 0 }</w:t>
+      </w:r>
+    </w:p>
+    <w:p>
+      <w:r>
+        <w:rPr>
+          <w:rFonts w:ascii="Consolas" w:hAnsi="Consolas"/>
+          <w:sz w:val="18"/>
+        </w:rPr>
+        <w:t xml:space="preserve">    model: sotif                    # optional: multi-model KPI</w:t>
+      </w:r>
+    </w:p>
+    <w:p>
+      <w:r>
+        <w:rPr>
+          <w:rFonts w:ascii="Consolas" w:hAnsi="Consolas"/>
+          <w:sz w:val="18"/>
+        </w:rPr>
+        <w:t xml:space="preserve">    replace: false                  # optional: default false</w:t>
+      </w:r>
+    </w:p>
+    <w:p>
+      <w:r>
+        <w:rPr>
+          <w:rFonts w:ascii="Consolas" w:hAnsi="Consolas"/>
+          <w:sz w:val="18"/>
+        </w:rPr>
+        <w:t xml:space="preserve"> </w:t>
+      </w:r>
+    </w:p>
+    <w:p>
+      <w:r>
+        <w:rPr>
+          <w:rFonts w:ascii="Consolas" w:hAnsi="Consolas"/>
+          <w:sz w:val="18"/>
+        </w:rPr>
+        <w:t xml:space="preserve">  distinct_suppliers:</w:t>
+      </w:r>
+    </w:p>
+    <w:p>
+      <w:r>
+        <w:rPr>
+          <w:rFonts w:ascii="Consolas" w:hAnsi="Consolas"/>
+          <w:sz w:val="18"/>
+        </w:rPr>
+        <w:t xml:space="preserve">    sql: supplier_name</w:t>
+      </w:r>
+    </w:p>
+    <w:p>
+      <w:r>
+        <w:rPr>
+          <w:rFonts w:ascii="Consolas" w:hAnsi="Consolas"/>
+          <w:sz w:val="18"/>
+        </w:rPr>
+        <w:t xml:space="preserve">    agg: count_distinct</w:t>
+      </w:r>
+    </w:p>
+    <w:p>
+      <w:r>
+        <w:rPr>
+          <w:rFonts w:ascii="Consolas" w:hAnsi="Consolas"/>
+          <w:sz w:val="18"/>
+        </w:rPr>
+        <w:t xml:space="preserve"> </w:t>
+      </w:r>
+    </w:p>
+    <w:p>
+      <w:r>
+        <w:rPr>
+          <w:rFonts w:ascii="Consolas" w:hAnsi="Consolas"/>
+          <w:sz w:val="18"/>
+        </w:rPr>
+        <w:t xml:space="preserve">  snapshot_balance:</w:t>
+      </w:r>
+    </w:p>
+    <w:p>
+      <w:r>
+        <w:rPr>
+          <w:rFonts w:ascii="Consolas" w:hAnsi="Consolas"/>
+          <w:sz w:val="18"/>
+        </w:rPr>
+        <w:t xml:space="preserve">    sql: balance</w:t>
+      </w:r>
+    </w:p>
+    <w:p>
+      <w:r>
+        <w:rPr>
+          <w:rFonts w:ascii="Consolas" w:hAnsi="Consolas"/>
+          <w:sz w:val="18"/>
+        </w:rPr>
+        <w:t xml:space="preserve">    agg: last                       # semi-additive: last row in period</w:t>
+      </w:r>
+    </w:p>
+    <w:p>
+      <w:r>
+        <w:rPr>
+          <w:rFonts w:ascii="Consolas" w:hAnsi="Consolas"/>
+          <w:sz w:val="18"/>
+        </w:rPr>
+        <w:t xml:space="preserve"> </w:t>
+      </w:r>
+    </w:p>
+    <w:p>
+      <w:r>
+        <w:rPr>
+          <w:rFonts w:ascii="Consolas" w:hAnsi="Consolas"/>
+          <w:sz w:val="18"/>
+        </w:rPr>
+        <w:t xml:space="preserve">  p90_delay:</w:t>
+      </w:r>
+    </w:p>
+    <w:p>
+      <w:r>
+        <w:rPr>
+          <w:rFonts w:ascii="Consolas" w:hAnsi="Consolas"/>
+          <w:sz w:val="18"/>
+        </w:rPr>
+        <w:t xml:space="preserve">    sql: delay_days</w:t>
+      </w:r>
+    </w:p>
+    <w:p>
+      <w:r>
+        <w:rPr>
+          <w:rFonts w:ascii="Consolas" w:hAnsi="Consolas"/>
+          <w:sz w:val="18"/>
+        </w:rPr>
+        <w:t xml:space="preserve">    agg: percentile</w:t>
+      </w:r>
+    </w:p>
+    <w:p>
+      <w:r>
+        <w:rPr>
+          <w:rFonts w:ascii="Consolas" w:hAnsi="Consolas"/>
+          <w:sz w:val="18"/>
+        </w:rPr>
+        <w:t xml:space="preserve">    percentile: 90                  # 90 or 0.9 both valid</w:t>
+      </w:r>
+    </w:p>
+    <w:p>
+      <w:r>
+        <w:rPr>
+          <w:rFonts w:ascii="Consolas" w:hAnsi="Consolas"/>
+          <w:sz w:val="18"/>
+        </w:rPr>
+        <w:t xml:space="preserve"> </w:t>
+      </w:r>
+    </w:p>
+    <w:p>
+      <w:r>
+        <w:rPr>
+          <w:rFonts w:ascii="Consolas" w:hAnsi="Consolas"/>
+          <w:sz w:val="18"/>
+        </w:rPr>
+        <w:t xml:space="preserve">  weighted_amount:</w:t>
+      </w:r>
+    </w:p>
+    <w:p>
+      <w:r>
+        <w:rPr>
+          <w:rFonts w:ascii="Consolas" w:hAnsi="Consolas"/>
+          <w:sz w:val="18"/>
+        </w:rPr>
+        <w:t xml:space="preserve">    sql: amount</w:t>
+      </w:r>
+    </w:p>
+    <w:p>
+      <w:r>
+        <w:rPr>
+          <w:rFonts w:ascii="Consolas" w:hAnsi="Consolas"/>
+          <w:sz w:val="18"/>
+        </w:rPr>
+        <w:t xml:space="preserve">    agg: weighted_avg</w:t>
+      </w:r>
+    </w:p>
+    <w:p>
+      <w:r>
+        <w:rPr>
+          <w:rFonts w:ascii="Consolas" w:hAnsi="Consolas"/>
+          <w:sz w:val="18"/>
+        </w:rPr>
+        <w:t xml:space="preserve">    weight_column: qty              # required for weighted_avg</w:t>
+      </w:r>
+    </w:p>
+    <w:p>
+      <w:r>
+        <w:rPr>
+          <w:rFonts w:ascii="Consolas" w:hAnsi="Consolas"/>
+          <w:sz w:val="18"/>
+        </w:rPr>
+        <w:t xml:space="preserve"> </w:t>
+      </w:r>
+    </w:p>
+    <w:p>
+      <w:r>
+        <w:rPr>
+          <w:rFonts w:ascii="Consolas" w:hAnsi="Consolas"/>
+          <w:sz w:val="18"/>
+        </w:rPr>
+        <w:t xml:space="preserve">  open_orders:</w:t>
+      </w:r>
+    </w:p>
+    <w:p>
+      <w:r>
+        <w:rPr>
+          <w:rFonts w:ascii="Consolas" w:hAnsi="Consolas"/>
+          <w:sz w:val="18"/>
+        </w:rPr>
+        <w:t xml:space="preserve">    sql: amount</w:t>
+      </w:r>
+    </w:p>
+    <w:p>
+      <w:r>
+        <w:rPr>
+          <w:rFonts w:ascii="Consolas" w:hAnsi="Consolas"/>
+          <w:sz w:val="18"/>
+        </w:rPr>
+        <w:t xml:space="preserve">    agg: sum</w:t>
+      </w:r>
+    </w:p>
+    <w:p>
+      <w:r>
+        <w:rPr>
+          <w:rFonts w:ascii="Consolas" w:hAnsi="Consolas"/>
+          <w:sz w:val="18"/>
+        </w:rPr>
+        <w:t xml:space="preserve">    where:</w:t>
+      </w:r>
+    </w:p>
+    <w:p>
+      <w:r>
+        <w:rPr>
+          <w:rFonts w:ascii="Consolas" w:hAnsi="Consolas"/>
+          <w:sz w:val="18"/>
+        </w:rPr>
+        <w:t xml:space="preserve">      or:</w:t>
+      </w:r>
+    </w:p>
+    <w:p>
+      <w:r>
+        <w:rPr>
+          <w:rFonts w:ascii="Consolas" w:hAnsi="Consolas"/>
+          <w:sz w:val="18"/>
+        </w:rPr>
+        <w:t xml:space="preserve">        - { column: reason_code, op: like, value: "LATE%" }</w:t>
+      </w:r>
+    </w:p>
+    <w:p>
+      <w:r>
+        <w:rPr>
+          <w:rFonts w:ascii="Consolas" w:hAnsi="Consolas"/>
+          <w:sz w:val="18"/>
+        </w:rPr>
+        <w:t xml:space="preserve">        - { column: reason_code, op: regexp, value: "^OTHER$" }</w:t>
+      </w:r>
+    </w:p>
+    <w:p>
+      <w:r>
+        <w:rPr>
+          <w:rFonts w:ascii="Consolas" w:hAnsi="Consolas"/>
+          <w:sz w:val="18"/>
+        </w:rPr>
+        <w:t xml:space="preserve">        - { column: status, op: is_not_null }</w:t>
       </w:r>
     </w:p>
     <w:p>
@@ -12701,40 +13385,310 @@
         <w:pStyle w:val="Heading2"/>
       </w:pPr>
       <w:r>
-        <w:t>8.3 Column op</w:t>
-      </w:r>
-    </w:p>
-    <w:p>
-      <w:r>
-        <w:t>**Input:** `unit_price × quantity` per row</w:t>
-      </w:r>
-    </w:p>
-    <w:p>
-      <w:r>
-        <w:t>**YAML:** `{ columns: { price: unit_price, qty: quantity }, op: multiply, agg: sum }`</w:t>
-      </w:r>
-    </w:p>
-    <w:p>
-      <w:r>
-        <w:t>**Output:** folded `line_total` column</w:t>
-      </w:r>
-    </w:p>
-    <w:p>
-      <w:pPr>
-        <w:pStyle w:val="Heading2"/>
-      </w:pPr>
-      <w:r>
-        <w:t>8.4 `over:` with `partition_by` (entity windows)</w:t>
-      </w:r>
-    </w:p>
-    <w:p>
-      <w:r>
-        <w:t>**When:** Running sum, row number, lag on **order rows** before monthly fold — not calendar `op: lag`.</w:t>
-      </w:r>
-    </w:p>
-    <w:p>
-      <w:r>
-        <w:t>**Input (raw detail rows):**</w:t>
+        <w:t>8.3 `columns:` + `op:` + `agg:` — row function then fold</w:t>
+      </w:r>
+    </w:p>
+    <w:p>
+      <w:r>
+        <w:t>**Positional columns:**</w:t>
+      </w:r>
+    </w:p>
+    <w:p>
+      <w:r>
+        <w:rPr>
+          <w:rFonts w:ascii="Consolas" w:hAnsi="Consolas"/>
+          <w:sz w:val="18"/>
+        </w:rPr>
+        <w:t>base_measures:</w:t>
+      </w:r>
+    </w:p>
+    <w:p>
+      <w:r>
+        <w:rPr>
+          <w:rFonts w:ascii="Consolas" w:hAnsi="Consolas"/>
+          <w:sz w:val="18"/>
+        </w:rPr>
+        <w:t xml:space="preserve">  line_total:</w:t>
+      </w:r>
+    </w:p>
+    <w:p>
+      <w:r>
+        <w:rPr>
+          <w:rFonts w:ascii="Consolas" w:hAnsi="Consolas"/>
+          <w:sz w:val="18"/>
+        </w:rPr>
+        <w:t xml:space="preserve">    columns: [unit_price, quantity]</w:t>
+      </w:r>
+    </w:p>
+    <w:p>
+      <w:r>
+        <w:rPr>
+          <w:rFonts w:ascii="Consolas" w:hAnsi="Consolas"/>
+          <w:sz w:val="18"/>
+        </w:rPr>
+        <w:t xml:space="preserve">    op: multiply                    # sum | subtract | multiply | min | max | avg | coalesce | ...</w:t>
+      </w:r>
+    </w:p>
+    <w:p>
+      <w:r>
+        <w:rPr>
+          <w:rFonts w:ascii="Consolas" w:hAnsi="Consolas"/>
+          <w:sz w:val="18"/>
+        </w:rPr>
+        <w:t xml:space="preserve">    agg: sum</w:t>
+      </w:r>
+    </w:p>
+    <w:p>
+      <w:r>
+        <w:rPr>
+          <w:rFonts w:ascii="Consolas" w:hAnsi="Consolas"/>
+          <w:sz w:val="18"/>
+        </w:rPr>
+        <w:t xml:space="preserve">    where:</w:t>
+      </w:r>
+    </w:p>
+    <w:p>
+      <w:r>
+        <w:rPr>
+          <w:rFonts w:ascii="Consolas" w:hAnsi="Consolas"/>
+          <w:sz w:val="18"/>
+        </w:rPr>
+        <w:t xml:space="preserve">      column: line_status</w:t>
+      </w:r>
+    </w:p>
+    <w:p>
+      <w:r>
+        <w:rPr>
+          <w:rFonts w:ascii="Consolas" w:hAnsi="Consolas"/>
+          <w:sz w:val="18"/>
+        </w:rPr>
+        <w:t xml:space="preserve">      op: ne</w:t>
+      </w:r>
+    </w:p>
+    <w:p>
+      <w:r>
+        <w:rPr>
+          <w:rFonts w:ascii="Consolas" w:hAnsi="Consolas"/>
+          <w:sz w:val="18"/>
+        </w:rPr>
+        <w:t xml:space="preserve">      value: cancelled</w:t>
+      </w:r>
+    </w:p>
+    <w:p>
+      <w:r>
+        <w:rPr>
+          <w:rFonts w:ascii="Consolas" w:hAnsi="Consolas"/>
+          <w:sz w:val="18"/>
+        </w:rPr>
+        <w:t xml:space="preserve">    model: orders</w:t>
+      </w:r>
+    </w:p>
+    <w:p>
+      <w:r>
+        <w:rPr>
+          <w:rFonts w:ascii="Consolas" w:hAnsi="Consolas"/>
+          <w:sz w:val="18"/>
+        </w:rPr>
+        <w:t xml:space="preserve">    replace: false</w:t>
+      </w:r>
+    </w:p>
+    <w:p>
+      <w:r>
+        <w:t>**Named columns (order-safe):**</w:t>
+      </w:r>
+    </w:p>
+    <w:p>
+      <w:r>
+        <w:rPr>
+          <w:rFonts w:ascii="Consolas" w:hAnsi="Consolas"/>
+          <w:sz w:val="18"/>
+        </w:rPr>
+        <w:t>base_measures:</w:t>
+      </w:r>
+    </w:p>
+    <w:p>
+      <w:r>
+        <w:rPr>
+          <w:rFonts w:ascii="Consolas" w:hAnsi="Consolas"/>
+          <w:sz w:val="18"/>
+        </w:rPr>
+        <w:t xml:space="preserve">  fill_rate_row:</w:t>
+      </w:r>
+    </w:p>
+    <w:p>
+      <w:r>
+        <w:rPr>
+          <w:rFonts w:ascii="Consolas" w:hAnsi="Consolas"/>
+          <w:sz w:val="18"/>
+        </w:rPr>
+        <w:t xml:space="preserve">    columns:</w:t>
+      </w:r>
+    </w:p>
+    <w:p>
+      <w:r>
+        <w:rPr>
+          <w:rFonts w:ascii="Consolas" w:hAnsi="Consolas"/>
+          <w:sz w:val="18"/>
+        </w:rPr>
+        <w:t xml:space="preserve">      numerator: shipped_qty</w:t>
+      </w:r>
+    </w:p>
+    <w:p>
+      <w:r>
+        <w:rPr>
+          <w:rFonts w:ascii="Consolas" w:hAnsi="Consolas"/>
+          <w:sz w:val="18"/>
+        </w:rPr>
+        <w:t xml:space="preserve">      denominator: ordered_qty</w:t>
+      </w:r>
+    </w:p>
+    <w:p>
+      <w:r>
+        <w:rPr>
+          <w:rFonts w:ascii="Consolas" w:hAnsi="Consolas"/>
+          <w:sz w:val="18"/>
+        </w:rPr>
+        <w:t xml:space="preserve">    op: divide                      # zero denominator → null</w:t>
+      </w:r>
+    </w:p>
+    <w:p>
+      <w:r>
+        <w:rPr>
+          <w:rFonts w:ascii="Consolas" w:hAnsi="Consolas"/>
+          <w:sz w:val="18"/>
+        </w:rPr>
+        <w:t xml:space="preserve">    agg: avg</w:t>
+      </w:r>
+    </w:p>
+    <w:p>
+      <w:r>
+        <w:rPr>
+          <w:rFonts w:ascii="Consolas" w:hAnsi="Consolas"/>
+          <w:sz w:val="18"/>
+        </w:rPr>
+        <w:t xml:space="preserve"> </w:t>
+      </w:r>
+    </w:p>
+    <w:p>
+      <w:r>
+        <w:rPr>
+          <w:rFonts w:ascii="Consolas" w:hAnsi="Consolas"/>
+          <w:sz w:val="18"/>
+        </w:rPr>
+        <w:t xml:space="preserve">  share_row:</w:t>
+      </w:r>
+    </w:p>
+    <w:p>
+      <w:r>
+        <w:rPr>
+          <w:rFonts w:ascii="Consolas" w:hAnsi="Consolas"/>
+          <w:sz w:val="18"/>
+        </w:rPr>
+        <w:t xml:space="preserve">    columns:</w:t>
+      </w:r>
+    </w:p>
+    <w:p>
+      <w:r>
+        <w:rPr>
+          <w:rFonts w:ascii="Consolas" w:hAnsi="Consolas"/>
+          <w:sz w:val="18"/>
+        </w:rPr>
+        <w:t xml:space="preserve">      part: late_qty</w:t>
+      </w:r>
+    </w:p>
+    <w:p>
+      <w:r>
+        <w:rPr>
+          <w:rFonts w:ascii="Consolas" w:hAnsi="Consolas"/>
+          <w:sz w:val="18"/>
+        </w:rPr>
+        <w:t xml:space="preserve">      whole: total_qty</w:t>
+      </w:r>
+    </w:p>
+    <w:p>
+      <w:r>
+        <w:rPr>
+          <w:rFonts w:ascii="Consolas" w:hAnsi="Consolas"/>
+          <w:sz w:val="18"/>
+        </w:rPr>
+        <w:t xml:space="preserve">    op: percent_of                  # 0–100 scale</w:t>
+      </w:r>
+    </w:p>
+    <w:p>
+      <w:r>
+        <w:rPr>
+          <w:rFonts w:ascii="Consolas" w:hAnsi="Consolas"/>
+          <w:sz w:val="18"/>
+        </w:rPr>
+        <w:t xml:space="preserve"> </w:t>
+      </w:r>
+    </w:p>
+    <w:p>
+      <w:r>
+        <w:rPr>
+          <w:rFonts w:ascii="Consolas" w:hAnsi="Consolas"/>
+          <w:sz w:val="18"/>
+        </w:rPr>
+        <w:t xml:space="preserve">  conditional_row:</w:t>
+      </w:r>
+    </w:p>
+    <w:p>
+      <w:r>
+        <w:rPr>
+          <w:rFonts w:ascii="Consolas" w:hAnsi="Consolas"/>
+          <w:sz w:val="18"/>
+        </w:rPr>
+        <w:t xml:space="preserve">    columns:</w:t>
+      </w:r>
+    </w:p>
+    <w:p>
+      <w:r>
+        <w:rPr>
+          <w:rFonts w:ascii="Consolas" w:hAnsi="Consolas"/>
+          <w:sz w:val="18"/>
+        </w:rPr>
+        <w:t xml:space="preserve">      cond: is_late</w:t>
+      </w:r>
+    </w:p>
+    <w:p>
+      <w:r>
+        <w:rPr>
+          <w:rFonts w:ascii="Consolas" w:hAnsi="Consolas"/>
+          <w:sz w:val="18"/>
+        </w:rPr>
+        <w:t xml:space="preserve">      then: late_amount</w:t>
+      </w:r>
+    </w:p>
+    <w:p>
+      <w:r>
+        <w:rPr>
+          <w:rFonts w:ascii="Consolas" w:hAnsi="Consolas"/>
+          <w:sz w:val="18"/>
+        </w:rPr>
+        <w:t xml:space="preserve">      other: zero_amount</w:t>
+      </w:r>
+    </w:p>
+    <w:p>
+      <w:r>
+        <w:rPr>
+          <w:rFonts w:ascii="Consolas" w:hAnsi="Consolas"/>
+          <w:sz w:val="18"/>
+        </w:rPr>
+        <w:t xml:space="preserve">    op: if_else</w:t>
+      </w:r>
+    </w:p>
+    <w:p>
+      <w:r>
+        <w:rPr>
+          <w:rFonts w:ascii="Consolas" w:hAnsi="Consolas"/>
+          <w:sz w:val="18"/>
+        </w:rPr>
+        <w:t xml:space="preserve">    agg: sum</w:t>
+      </w:r>
+    </w:p>
+    <w:p>
+      <w:r>
+        <w:t>**Built-in column `op` values:**</w:t>
       </w:r>
     </w:p>
     <w:tbl>
@@ -12744,47 +13698,33 @@
         <w:tblLook w:firstColumn="1" w:firstRow="1" w:lastColumn="0" w:lastRow="0" w:noHBand="0" w:noVBand="1" w:val="04A0"/>
       </w:tblPr>
       <w:tblGrid>
-        <w:gridCol w:w="3120"/>
-        <w:gridCol w:w="3120"/>
-        <w:gridCol w:w="3120"/>
+        <w:gridCol w:w="4680"/>
+        <w:gridCol w:w="4680"/>
       </w:tblGrid>
       <w:tr>
         <w:tc>
           <w:tcPr>
-            <w:tcW w:type="dxa" w:w="3120"/>
-          </w:tcPr>
-          <w:p>
-            <w:r>
-              <w:rPr>
-                <w:b/>
-              </w:rPr>
-              <w:t>customer_id</w:t>
-            </w:r>
-          </w:p>
-        </w:tc>
-        <w:tc>
-          <w:tcPr>
-            <w:tcW w:type="dxa" w:w="3120"/>
-          </w:tcPr>
-          <w:p>
-            <w:r>
-              <w:rPr>
-                <w:b/>
-              </w:rPr>
-              <w:t>order_date</w:t>
-            </w:r>
-          </w:p>
-        </w:tc>
-        <w:tc>
-          <w:tcPr>
-            <w:tcW w:type="dxa" w:w="3120"/>
-          </w:tcPr>
-          <w:p>
-            <w:r>
-              <w:rPr>
-                <w:b/>
-              </w:rPr>
-              <w:t>final_amount</w:t>
+            <w:tcW w:type="dxa" w:w="4680"/>
+          </w:tcPr>
+          <w:p>
+            <w:r>
+              <w:rPr>
+                <w:b/>
+              </w:rPr>
+              <w:t>`op`</w:t>
+            </w:r>
+          </w:p>
+        </w:tc>
+        <w:tc>
+          <w:tcPr>
+            <w:tcW w:type="dxa" w:w="4680"/>
+          </w:tcPr>
+          <w:p>
+            <w:r>
+              <w:rPr>
+                <w:b/>
+              </w:rPr>
+              <w:t>`columns` shape</w:t>
             </w:r>
           </w:p>
         </w:tc>
@@ -12798,47 +13738,33 @@
         <w:tblLook w:firstColumn="1" w:firstRow="1" w:lastColumn="0" w:lastRow="0" w:noHBand="0" w:noVBand="1" w:val="04A0"/>
       </w:tblPr>
       <w:tblGrid>
-        <w:gridCol w:w="3120"/>
-        <w:gridCol w:w="3120"/>
-        <w:gridCol w:w="3120"/>
+        <w:gridCol w:w="4680"/>
+        <w:gridCol w:w="4680"/>
       </w:tblGrid>
       <w:tr>
         <w:tc>
           <w:tcPr>
-            <w:tcW w:type="dxa" w:w="3120"/>
-          </w:tcPr>
-          <w:p>
-            <w:r>
-              <w:rPr>
-                <w:b/>
-              </w:rPr>
-              <w:t>C1</w:t>
-            </w:r>
-          </w:p>
-        </w:tc>
-        <w:tc>
-          <w:tcPr>
-            <w:tcW w:type="dxa" w:w="3120"/>
-          </w:tcPr>
-          <w:p>
-            <w:r>
-              <w:rPr>
-                <w:b/>
-              </w:rPr>
-              <w:t>2026-05-01</w:t>
-            </w:r>
-          </w:p>
-        </w:tc>
-        <w:tc>
-          <w:tcPr>
-            <w:tcW w:type="dxa" w:w="3120"/>
-          </w:tcPr>
-          <w:p>
-            <w:r>
-              <w:rPr>
-                <w:b/>
-              </w:rPr>
-              <w:t>100</w:t>
+            <w:tcW w:type="dxa" w:w="4680"/>
+          </w:tcPr>
+          <w:p>
+            <w:r>
+              <w:rPr>
+                <w:b/>
+              </w:rPr>
+              <w:t>`sum`, `subtract`, `multiply`, `min`, `max`, `avg`</w:t>
+            </w:r>
+          </w:p>
+        </w:tc>
+        <w:tc>
+          <w:tcPr>
+            <w:tcW w:type="dxa" w:w="4680"/>
+          </w:tcPr>
+          <w:p>
+            <w:r>
+              <w:rPr>
+                <w:b/>
+              </w:rPr>
+              <w:t>list or positional</w:t>
             </w:r>
           </w:p>
         </w:tc>
@@ -12852,47 +13778,33 @@
         <w:tblLook w:firstColumn="1" w:firstRow="1" w:lastColumn="0" w:lastRow="0" w:noHBand="0" w:noVBand="1" w:val="04A0"/>
       </w:tblPr>
       <w:tblGrid>
-        <w:gridCol w:w="3120"/>
-        <w:gridCol w:w="3120"/>
-        <w:gridCol w:w="3120"/>
+        <w:gridCol w:w="4680"/>
+        <w:gridCol w:w="4680"/>
       </w:tblGrid>
       <w:tr>
         <w:tc>
           <w:tcPr>
-            <w:tcW w:type="dxa" w:w="3120"/>
-          </w:tcPr>
-          <w:p>
-            <w:r>
-              <w:rPr>
-                <w:b/>
-              </w:rPr>
-              <w:t>C1</w:t>
-            </w:r>
-          </w:p>
-        </w:tc>
-        <w:tc>
-          <w:tcPr>
-            <w:tcW w:type="dxa" w:w="3120"/>
-          </w:tcPr>
-          <w:p>
-            <w:r>
-              <w:rPr>
-                <w:b/>
-              </w:rPr>
-              <w:t>2026-05-15</w:t>
-            </w:r>
-          </w:p>
-        </w:tc>
-        <w:tc>
-          <w:tcPr>
-            <w:tcW w:type="dxa" w:w="3120"/>
-          </w:tcPr>
-          <w:p>
-            <w:r>
-              <w:rPr>
-                <w:b/>
-              </w:rPr>
-              <w:t>50</w:t>
+            <w:tcW w:type="dxa" w:w="4680"/>
+          </w:tcPr>
+          <w:p>
+            <w:r>
+              <w:rPr>
+                <w:b/>
+              </w:rPr>
+              <w:t>`divide`</w:t>
+            </w:r>
+          </w:p>
+        </w:tc>
+        <w:tc>
+          <w:tcPr>
+            <w:tcW w:type="dxa" w:w="4680"/>
+          </w:tcPr>
+          <w:p>
+            <w:r>
+              <w:rPr>
+                <w:b/>
+              </w:rPr>
+              <w:t>`{numerator, denominator}`</w:t>
             </w:r>
           </w:p>
         </w:tc>
@@ -12906,193 +13818,33 @@
         <w:tblLook w:firstColumn="1" w:firstRow="1" w:lastColumn="0" w:lastRow="0" w:noHBand="0" w:noVBand="1" w:val="04A0"/>
       </w:tblPr>
       <w:tblGrid>
-        <w:gridCol w:w="3120"/>
-        <w:gridCol w:w="3120"/>
-        <w:gridCol w:w="3120"/>
+        <w:gridCol w:w="4680"/>
+        <w:gridCol w:w="4680"/>
       </w:tblGrid>
       <w:tr>
         <w:tc>
           <w:tcPr>
-            <w:tcW w:type="dxa" w:w="3120"/>
-          </w:tcPr>
-          <w:p>
-            <w:r>
-              <w:rPr>
-                <w:b/>
-              </w:rPr>
-              <w:t>C2</w:t>
-            </w:r>
-          </w:p>
-        </w:tc>
-        <w:tc>
-          <w:tcPr>
-            <w:tcW w:type="dxa" w:w="3120"/>
-          </w:tcPr>
-          <w:p>
-            <w:r>
-              <w:rPr>
-                <w:b/>
-              </w:rPr>
-              <w:t>2026-05-01</w:t>
-            </w:r>
-          </w:p>
-        </w:tc>
-        <w:tc>
-          <w:tcPr>
-            <w:tcW w:type="dxa" w:w="3120"/>
-          </w:tcPr>
-          <w:p>
-            <w:r>
-              <w:rPr>
-                <w:b/>
-              </w:rPr>
-              <w:t>200</w:t>
-            </w:r>
-          </w:p>
-        </w:tc>
-      </w:tr>
-    </w:tbl>
-    <w:p/>
-    <w:p>
-      <w:r>
-        <w:t>**YAML:**</w:t>
-      </w:r>
-    </w:p>
-    <w:p>
-      <w:r>
-        <w:rPr>
-          <w:rFonts w:ascii="Consolas" w:hAnsi="Consolas"/>
-          <w:sz w:val="18"/>
-        </w:rPr>
-        <w:t>base_measures:</w:t>
-      </w:r>
-    </w:p>
-    <w:p>
-      <w:r>
-        <w:rPr>
-          <w:rFonts w:ascii="Consolas" w:hAnsi="Consolas"/>
-          <w:sz w:val="18"/>
-        </w:rPr>
-        <w:t xml:space="preserve">  running_final:</w:t>
-      </w:r>
-    </w:p>
-    <w:p>
-      <w:r>
-        <w:rPr>
-          <w:rFonts w:ascii="Consolas" w:hAnsi="Consolas"/>
-          <w:sz w:val="18"/>
-        </w:rPr>
-        <w:t xml:space="preserve">    over:</w:t>
-      </w:r>
-    </w:p>
-    <w:p>
-      <w:r>
-        <w:rPr>
-          <w:rFonts w:ascii="Consolas" w:hAnsi="Consolas"/>
-          <w:sz w:val="18"/>
-        </w:rPr>
-        <w:t xml:space="preserve">      fn: running_sum</w:t>
-      </w:r>
-    </w:p>
-    <w:p>
-      <w:r>
-        <w:rPr>
-          <w:rFonts w:ascii="Consolas" w:hAnsi="Consolas"/>
-          <w:sz w:val="18"/>
-        </w:rPr>
-        <w:t xml:space="preserve">      of: final_amount</w:t>
-      </w:r>
-    </w:p>
-    <w:p>
-      <w:r>
-        <w:rPr>
-          <w:rFonts w:ascii="Consolas" w:hAnsi="Consolas"/>
-          <w:sz w:val="18"/>
-        </w:rPr>
-        <w:t xml:space="preserve">      partition_by: [customer_id]</w:t>
-      </w:r>
-    </w:p>
-    <w:p>
-      <w:r>
-        <w:rPr>
-          <w:rFonts w:ascii="Consolas" w:hAnsi="Consolas"/>
-          <w:sz w:val="18"/>
-        </w:rPr>
-        <w:t xml:space="preserve">      order_by: [order_date, order_id]</w:t>
-      </w:r>
-    </w:p>
-    <w:p>
-      <w:r>
-        <w:rPr>
-          <w:rFonts w:ascii="Consolas" w:hAnsi="Consolas"/>
-          <w:sz w:val="18"/>
-        </w:rPr>
-        <w:t xml:space="preserve">    agg: max</w:t>
-      </w:r>
-    </w:p>
-    <w:p>
-      <w:r>
-        <w:t>**Output (internal):** per customer_id partition, running sum ordered by order_date; folded with `agg: max` to monthly grain.</w:t>
-      </w:r>
-    </w:p>
-    <w:p>
-      <w:r>
-        <w:t>**Caps:** 500,000 detail rows; 50,000 distinct partition tuples.</w:t>
-      </w:r>
-    </w:p>
-    <w:p>
-      <w:r>
-        <w:t>**Available `over:` options:**</w:t>
-      </w:r>
-    </w:p>
-    <w:tbl>
-      <w:tblPr>
-        <w:tblStyle w:val="LightGrid-Accent1"/>
-        <w:tblW w:type="auto" w:w="0"/>
-        <w:tblLook w:firstColumn="1" w:firstRow="1" w:lastColumn="0" w:lastRow="0" w:noHBand="0" w:noVBand="1" w:val="04A0"/>
-      </w:tblPr>
-      <w:tblGrid>
-        <w:gridCol w:w="3120"/>
-        <w:gridCol w:w="3120"/>
-        <w:gridCol w:w="3120"/>
-      </w:tblGrid>
-      <w:tr>
-        <w:tc>
-          <w:tcPr>
-            <w:tcW w:type="dxa" w:w="3120"/>
-          </w:tcPr>
-          <w:p>
-            <w:r>
-              <w:rPr>
-                <w:b/>
-              </w:rPr>
-              <w:t>Key</w:t>
-            </w:r>
-          </w:p>
-        </w:tc>
-        <w:tc>
-          <w:tcPr>
-            <w:tcW w:type="dxa" w:w="3120"/>
-          </w:tcPr>
-          <w:p>
-            <w:r>
-              <w:rPr>
-                <w:b/>
-              </w:rPr>
-              <w:t>Required</w:t>
-            </w:r>
-          </w:p>
-        </w:tc>
-        <w:tc>
-          <w:tcPr>
-            <w:tcW w:type="dxa" w:w="3120"/>
-          </w:tcPr>
-          <w:p>
-            <w:r>
-              <w:rPr>
-                <w:b/>
-              </w:rPr>
-              <w:t>Values / notes</w:t>
+            <w:tcW w:type="dxa" w:w="4680"/>
+          </w:tcPr>
+          <w:p>
+            <w:r>
+              <w:rPr>
+                <w:b/>
+              </w:rPr>
+              <w:t>`percent_of`</w:t>
+            </w:r>
+          </w:p>
+        </w:tc>
+        <w:tc>
+          <w:tcPr>
+            <w:tcW w:type="dxa" w:w="4680"/>
+          </w:tcPr>
+          <w:p>
+            <w:r>
+              <w:rPr>
+                <w:b/>
+              </w:rPr>
+              <w:t>`{part, whole}`</w:t>
             </w:r>
           </w:p>
         </w:tc>
@@ -13106,47 +13858,33 @@
         <w:tblLook w:firstColumn="1" w:firstRow="1" w:lastColumn="0" w:lastRow="0" w:noHBand="0" w:noVBand="1" w:val="04A0"/>
       </w:tblPr>
       <w:tblGrid>
-        <w:gridCol w:w="3120"/>
-        <w:gridCol w:w="3120"/>
-        <w:gridCol w:w="3120"/>
+        <w:gridCol w:w="4680"/>
+        <w:gridCol w:w="4680"/>
       </w:tblGrid>
       <w:tr>
         <w:tc>
           <w:tcPr>
-            <w:tcW w:type="dxa" w:w="3120"/>
-          </w:tcPr>
-          <w:p>
-            <w:r>
-              <w:rPr>
-                <w:b/>
-              </w:rPr>
-              <w:t>`fn`</w:t>
-            </w:r>
-          </w:p>
-        </w:tc>
-        <w:tc>
-          <w:tcPr>
-            <w:tcW w:type="dxa" w:w="3120"/>
-          </w:tcPr>
-          <w:p>
-            <w:r>
-              <w:rPr>
-                <w:b/>
-              </w:rPr>
-              <w:t>yes</w:t>
-            </w:r>
-          </w:p>
-        </w:tc>
-        <w:tc>
-          <w:tcPr>
-            <w:tcW w:type="dxa" w:w="3120"/>
-          </w:tcPr>
-          <w:p>
-            <w:r>
-              <w:rPr>
-                <w:b/>
-              </w:rPr>
-              <w:t>`lag`, `lead`, `row_number`, `rank`, `dense_rank`, `running_sum`, `running_avg`, `last_n`</w:t>
+            <w:tcW w:type="dxa" w:w="4680"/>
+          </w:tcPr>
+          <w:p>
+            <w:r>
+              <w:rPr>
+                <w:b/>
+              </w:rPr>
+              <w:t>`coalesce`, `if_null`, `nullif`</w:t>
+            </w:r>
+          </w:p>
+        </w:tc>
+        <w:tc>
+          <w:tcPr>
+            <w:tcW w:type="dxa" w:w="4680"/>
+          </w:tcPr>
+          <w:p>
+            <w:r>
+              <w:rPr>
+                <w:b/>
+              </w:rPr>
+              <w:t>2 columns</w:t>
             </w:r>
           </w:p>
         </w:tc>
@@ -13160,47 +13898,33 @@
         <w:tblLook w:firstColumn="1" w:firstRow="1" w:lastColumn="0" w:lastRow="0" w:noHBand="0" w:noVBand="1" w:val="04A0"/>
       </w:tblPr>
       <w:tblGrid>
-        <w:gridCol w:w="3120"/>
-        <w:gridCol w:w="3120"/>
-        <w:gridCol w:w="3120"/>
+        <w:gridCol w:w="4680"/>
+        <w:gridCol w:w="4680"/>
       </w:tblGrid>
       <w:tr>
         <w:tc>
           <w:tcPr>
-            <w:tcW w:type="dxa" w:w="3120"/>
-          </w:tcPr>
-          <w:p>
-            <w:r>
-              <w:rPr>
-                <w:b/>
-              </w:rPr>
-              <w:t>`of`</w:t>
-            </w:r>
-          </w:p>
-        </w:tc>
-        <w:tc>
-          <w:tcPr>
-            <w:tcW w:type="dxa" w:w="3120"/>
-          </w:tcPr>
-          <w:p>
-            <w:r>
-              <w:rPr>
-                <w:b/>
-              </w:rPr>
-              <w:t>usually</w:t>
-            </w:r>
-          </w:p>
-        </w:tc>
-        <w:tc>
-          <w:tcPr>
-            <w:tcW w:type="dxa" w:w="3120"/>
-          </w:tcPr>
-          <w:p>
-            <w:r>
-              <w:rPr>
-                <w:b/>
-              </w:rPr>
-              <w:t>Column for window fns (not needed for `row_number`)</w:t>
+            <w:tcW w:type="dxa" w:w="4680"/>
+          </w:tcPr>
+          <w:p>
+            <w:r>
+              <w:rPr>
+                <w:b/>
+              </w:rPr>
+              <w:t>`if_else`</w:t>
+            </w:r>
+          </w:p>
+        </w:tc>
+        <w:tc>
+          <w:tcPr>
+            <w:tcW w:type="dxa" w:w="4680"/>
+          </w:tcPr>
+          <w:p>
+            <w:r>
+              <w:rPr>
+                <w:b/>
+              </w:rPr>
+              <w:t>`{cond, then, other}`</w:t>
             </w:r>
           </w:p>
         </w:tc>
@@ -13214,47 +13938,33 @@
         <w:tblLook w:firstColumn="1" w:firstRow="1" w:lastColumn="0" w:lastRow="0" w:noHBand="0" w:noVBand="1" w:val="04A0"/>
       </w:tblPr>
       <w:tblGrid>
-        <w:gridCol w:w="3120"/>
-        <w:gridCol w:w="3120"/>
-        <w:gridCol w:w="3120"/>
+        <w:gridCol w:w="4680"/>
+        <w:gridCol w:w="4680"/>
       </w:tblGrid>
       <w:tr>
         <w:tc>
           <w:tcPr>
-            <w:tcW w:type="dxa" w:w="3120"/>
-          </w:tcPr>
-          <w:p>
-            <w:r>
-              <w:rPr>
-                <w:b/>
-              </w:rPr>
-              <w:t>`partition_by`</w:t>
-            </w:r>
-          </w:p>
-        </w:tc>
-        <w:tc>
-          <w:tcPr>
-            <w:tcW w:type="dxa" w:w="3120"/>
-          </w:tcPr>
-          <w:p>
-            <w:r>
-              <w:rPr>
-                <w:b/>
-              </w:rPr>
-              <w:t>no</w:t>
-            </w:r>
-          </w:p>
-        </w:tc>
-        <w:tc>
-          <w:tcPr>
-            <w:tcW w:type="dxa" w:w="3120"/>
-          </w:tcPr>
-          <w:p>
-            <w:r>
-              <w:rPr>
-                <w:b/>
-              </w:rPr>
-              <w:t>Reset window per entity</w:t>
+            <w:tcW w:type="dxa" w:w="4680"/>
+          </w:tcPr>
+          <w:p>
+            <w:r>
+              <w:rPr>
+                <w:b/>
+              </w:rPr>
+              <w:t>`zero_if_null`, `null_if_zero`, `is_null`, `is_not_null`, `abs`, `round`, `floor`, `ceil`, `log`, `log10`, `sqrt`</w:t>
+            </w:r>
+          </w:p>
+        </w:tc>
+        <w:tc>
+          <w:tcPr>
+            <w:tcW w:type="dxa" w:w="4680"/>
+          </w:tcPr>
+          <w:p>
+            <w:r>
+              <w:rPr>
+                <w:b/>
+              </w:rPr>
+              <w:t>1 column</w:t>
             </w:r>
           </w:p>
         </w:tc>
@@ -13268,47 +13978,33 @@
         <w:tblLook w:firstColumn="1" w:firstRow="1" w:lastColumn="0" w:lastRow="0" w:noHBand="0" w:noVBand="1" w:val="04A0"/>
       </w:tblPr>
       <w:tblGrid>
-        <w:gridCol w:w="3120"/>
-        <w:gridCol w:w="3120"/>
-        <w:gridCol w:w="3120"/>
+        <w:gridCol w:w="4680"/>
+        <w:gridCol w:w="4680"/>
       </w:tblGrid>
       <w:tr>
         <w:tc>
           <w:tcPr>
-            <w:tcW w:type="dxa" w:w="3120"/>
-          </w:tcPr>
-          <w:p>
-            <w:r>
-              <w:rPr>
-                <w:b/>
-              </w:rPr>
-              <w:t>`order_by`</w:t>
-            </w:r>
-          </w:p>
-        </w:tc>
-        <w:tc>
-          <w:tcPr>
-            <w:tcW w:type="dxa" w:w="3120"/>
-          </w:tcPr>
-          <w:p>
-            <w:r>
-              <w:rPr>
-                <w:b/>
-              </w:rPr>
-              <w:t>yes</w:t>
-            </w:r>
-          </w:p>
-        </w:tc>
-        <w:tc>
-          <w:tcPr>
-            <w:tcW w:type="dxa" w:w="3120"/>
-          </w:tcPr>
-          <w:p>
-            <w:r>
-              <w:rPr>
-                <w:b/>
-              </w:rPr>
-              <w:t>Sort columns within partition</w:t>
+            <w:tcW w:type="dxa" w:w="4680"/>
+          </w:tcPr>
+          <w:p>
+            <w:r>
+              <w:rPr>
+                <w:b/>
+              </w:rPr>
+              <w:t>`power`</w:t>
+            </w:r>
+          </w:p>
+        </w:tc>
+        <w:tc>
+          <w:tcPr>
+            <w:tcW w:type="dxa" w:w="4680"/>
+          </w:tcPr>
+          <w:p>
+            <w:r>
+              <w:rPr>
+                <w:b/>
+              </w:rPr>
+              <w:t>2 columns (base, exp)</w:t>
             </w:r>
           </w:p>
         </w:tc>
@@ -13322,47 +14018,33 @@
         <w:tblLook w:firstColumn="1" w:firstRow="1" w:lastColumn="0" w:lastRow="0" w:noHBand="0" w:noVBand="1" w:val="04A0"/>
       </w:tblPr>
       <w:tblGrid>
-        <w:gridCol w:w="3120"/>
-        <w:gridCol w:w="3120"/>
-        <w:gridCol w:w="3120"/>
+        <w:gridCol w:w="4680"/>
+        <w:gridCol w:w="4680"/>
       </w:tblGrid>
       <w:tr>
         <w:tc>
           <w:tcPr>
-            <w:tcW w:type="dxa" w:w="3120"/>
-          </w:tcPr>
-          <w:p>
-            <w:r>
-              <w:rPr>
-                <w:b/>
-              </w:rPr>
-              <w:t>`n`</w:t>
-            </w:r>
-          </w:p>
-        </w:tc>
-        <w:tc>
-          <w:tcPr>
-            <w:tcW w:type="dxa" w:w="3120"/>
-          </w:tcPr>
-          <w:p>
-            <w:r>
-              <w:rPr>
-                <w:b/>
-              </w:rPr>
-              <w:t>with `last_n`</w:t>
-            </w:r>
-          </w:p>
-        </w:tc>
-        <w:tc>
-          <w:tcPr>
-            <w:tcW w:type="dxa" w:w="3120"/>
-          </w:tcPr>
-          <w:p>
-            <w:r>
-              <w:rPr>
-                <w:b/>
-              </w:rPr>
-              <w:t>Number of trailing rows to keep</w:t>
+            <w:tcW w:type="dxa" w:w="4680"/>
+          </w:tcPr>
+          <w:p>
+            <w:r>
+              <w:rPr>
+                <w:b/>
+              </w:rPr>
+              <w:t>`date_diff`, `date_add`, `epoch_day`</w:t>
+            </w:r>
+          </w:p>
+        </w:tc>
+        <w:tc>
+          <w:tcPr>
+            <w:tcW w:type="dxa" w:w="4680"/>
+          </w:tcPr>
+          <w:p>
+            <w:r>
+              <w:rPr>
+                <w:b/>
+              </w:rPr>
+              <w:t>date columns + fn params</w:t>
             </w:r>
           </w:p>
         </w:tc>
@@ -13371,7 +14053,5923 @@
     <w:p/>
     <w:p>
       <w:r>
-        <w:t>Fold with `agg:` (`max`, `sum`, `first`, `last`, …) to monthly grain.</w:t>
+        <w:t>Aliases still work: `add`, `sub`, `mul`, `mean`, `ratio`, `share`, `div`, `identity`. Custom ops register in `registries/functions/column.yaml`.</w:t>
+      </w:r>
+    </w:p>
+    <w:p>
+      <w:pPr>
+        <w:pStyle w:val="Heading2"/>
+      </w:pPr>
+      <w:r>
+        <w:t>8.4 `expr:` — row formula then optional fold</w:t>
+      </w:r>
+    </w:p>
+    <w:p>
+      <w:r>
+        <w:rPr>
+          <w:rFonts w:ascii="Consolas" w:hAnsi="Consolas"/>
+          <w:sz w:val="18"/>
+        </w:rPr>
+        <w:t>base_measures:</w:t>
+      </w:r>
+    </w:p>
+    <w:p>
+      <w:r>
+        <w:rPr>
+          <w:rFonts w:ascii="Consolas" w:hAnsi="Consolas"/>
+          <w:sz w:val="18"/>
+        </w:rPr>
+        <w:t xml:space="preserve">  harmonic:</w:t>
+      </w:r>
+    </w:p>
+    <w:p>
+      <w:r>
+        <w:rPr>
+          <w:rFonts w:ascii="Consolas" w:hAnsi="Consolas"/>
+          <w:sz w:val="18"/>
+        </w:rPr>
+        <w:t xml:space="preserve">    expr: (col_a * col_b) / (col_a + col_b)</w:t>
+      </w:r>
+    </w:p>
+    <w:p>
+      <w:r>
+        <w:rPr>
+          <w:rFonts w:ascii="Consolas" w:hAnsi="Consolas"/>
+          <w:sz w:val="18"/>
+        </w:rPr>
+        <w:t xml:space="preserve">    agg: sum</w:t>
+      </w:r>
+    </w:p>
+    <w:p>
+      <w:r>
+        <w:rPr>
+          <w:rFonts w:ascii="Consolas" w:hAnsi="Consolas"/>
+          <w:sz w:val="18"/>
+        </w:rPr>
+        <w:t xml:space="preserve">    where:</w:t>
+      </w:r>
+    </w:p>
+    <w:p>
+      <w:r>
+        <w:rPr>
+          <w:rFonts w:ascii="Consolas" w:hAnsi="Consolas"/>
+          <w:sz w:val="18"/>
+        </w:rPr>
+        <w:t xml:space="preserve">      and:</w:t>
+      </w:r>
+    </w:p>
+    <w:p>
+      <w:r>
+        <w:rPr>
+          <w:rFonts w:ascii="Consolas" w:hAnsi="Consolas"/>
+          <w:sz w:val="18"/>
+        </w:rPr>
+        <w:t xml:space="preserve">        - { column: col_a, op: gt, value: 0 }</w:t>
+      </w:r>
+    </w:p>
+    <w:p>
+      <w:r>
+        <w:rPr>
+          <w:rFonts w:ascii="Consolas" w:hAnsi="Consolas"/>
+          <w:sz w:val="18"/>
+        </w:rPr>
+        <w:t xml:space="preserve">        - { column: col_b, op: gt, value: 0 }</w:t>
+      </w:r>
+    </w:p>
+    <w:p>
+      <w:r>
+        <w:rPr>
+          <w:rFonts w:ascii="Consolas" w:hAnsi="Consolas"/>
+          <w:sz w:val="18"/>
+        </w:rPr>
+        <w:t xml:space="preserve">    model: sotif</w:t>
+      </w:r>
+    </w:p>
+    <w:p>
+      <w:r>
+        <w:rPr>
+          <w:rFonts w:ascii="Consolas" w:hAnsi="Consolas"/>
+          <w:sz w:val="18"/>
+        </w:rPr>
+        <w:t xml:space="preserve"> </w:t>
+      </w:r>
+    </w:p>
+    <w:p>
+      <w:r>
+        <w:rPr>
+          <w:rFonts w:ascii="Consolas" w:hAnsi="Consolas"/>
+          <w:sz w:val="18"/>
+        </w:rPr>
+        <w:t xml:space="preserve">  # Row helper (no agg) — needs identity_grain: at KPI level</w:t>
+      </w:r>
+    </w:p>
+    <w:p>
+      <w:r>
+        <w:rPr>
+          <w:rFonts w:ascii="Consolas" w:hAnsi="Consolas"/>
+          <w:sz w:val="18"/>
+        </w:rPr>
+        <w:t xml:space="preserve">  row_flag:</w:t>
+      </w:r>
+    </w:p>
+    <w:p>
+      <w:r>
+        <w:rPr>
+          <w:rFonts w:ascii="Consolas" w:hAnsi="Consolas"/>
+          <w:sz w:val="18"/>
+        </w:rPr>
+        <w:t xml:space="preserve">    expr: "is_null(amount) == 0"</w:t>
+      </w:r>
+    </w:p>
+    <w:p>
+      <w:r>
+        <w:rPr>
+          <w:rFonts w:ascii="Consolas" w:hAnsi="Consolas"/>
+          <w:sz w:val="18"/>
+        </w:rPr>
+        <w:t xml:space="preserve">    # no agg → helper only; measures.of must use identity_grain + point offset 0</w:t>
+      </w:r>
+    </w:p>
+    <w:p>
+      <w:r>
+        <w:t>**Cannot combine** `expr:` with `sql:`, `columns:`, `op:`, `lookup:`, or `over:`.</w:t>
+      </w:r>
+    </w:p>
+    <w:p>
+      <w:pPr>
+        <w:pStyle w:val="Heading2"/>
+      </w:pPr>
+      <w:r>
+        <w:t>8.5 `lookup:` — static map</w:t>
+      </w:r>
+    </w:p>
+    <w:p>
+      <w:r>
+        <w:t>**Simple map:**</w:t>
+      </w:r>
+    </w:p>
+    <w:p>
+      <w:r>
+        <w:rPr>
+          <w:rFonts w:ascii="Consolas" w:hAnsi="Consolas"/>
+          <w:sz w:val="18"/>
+        </w:rPr>
+        <w:t>base_measures:</w:t>
+      </w:r>
+    </w:p>
+    <w:p>
+      <w:r>
+        <w:rPr>
+          <w:rFonts w:ascii="Consolas" w:hAnsi="Consolas"/>
+          <w:sz w:val="18"/>
+        </w:rPr>
+        <w:t xml:space="preserve">  platform_fee:</w:t>
+      </w:r>
+    </w:p>
+    <w:p>
+      <w:r>
+        <w:rPr>
+          <w:rFonts w:ascii="Consolas" w:hAnsi="Consolas"/>
+          <w:sz w:val="18"/>
+        </w:rPr>
+        <w:t xml:space="preserve">    lookup:</w:t>
+      </w:r>
+    </w:p>
+    <w:p>
+      <w:r>
+        <w:rPr>
+          <w:rFonts w:ascii="Consolas" w:hAnsi="Consolas"/>
+          <w:sz w:val="18"/>
+        </w:rPr>
+        <w:t xml:space="preserve">      column: payment_method</w:t>
+      </w:r>
+    </w:p>
+    <w:p>
+      <w:r>
+        <w:rPr>
+          <w:rFonts w:ascii="Consolas" w:hAnsi="Consolas"/>
+          <w:sz w:val="18"/>
+        </w:rPr>
+        <w:t xml:space="preserve">      map: { COD: 25, CARD: 10, UPI: 5 }</w:t>
+      </w:r>
+    </w:p>
+    <w:p>
+      <w:r>
+        <w:rPr>
+          <w:rFonts w:ascii="Consolas" w:hAnsi="Consolas"/>
+          <w:sz w:val="18"/>
+        </w:rPr>
+        <w:t xml:space="preserve">      default: 15                   # optional fallback</w:t>
+      </w:r>
+    </w:p>
+    <w:p>
+      <w:r>
+        <w:rPr>
+          <w:rFonts w:ascii="Consolas" w:hAnsi="Consolas"/>
+          <w:sz w:val="18"/>
+        </w:rPr>
+        <w:t xml:space="preserve">      strict: false                 # strict: true → no default, unknown key = error</w:t>
+      </w:r>
+    </w:p>
+    <w:p>
+      <w:r>
+        <w:rPr>
+          <w:rFonts w:ascii="Consolas" w:hAnsi="Consolas"/>
+          <w:sz w:val="18"/>
+        </w:rPr>
+        <w:t xml:space="preserve">    agg: max                        # fold mapped value (first/max, not avg of map)</w:t>
+      </w:r>
+    </w:p>
+    <w:p>
+      <w:r>
+        <w:t>**Composite key:**</w:t>
+      </w:r>
+    </w:p>
+    <w:p>
+      <w:r>
+        <w:rPr>
+          <w:rFonts w:ascii="Consolas" w:hAnsi="Consolas"/>
+          <w:sz w:val="18"/>
+        </w:rPr>
+        <w:t>base_measures:</w:t>
+      </w:r>
+    </w:p>
+    <w:p>
+      <w:r>
+        <w:rPr>
+          <w:rFonts w:ascii="Consolas" w:hAnsi="Consolas"/>
+          <w:sz w:val="18"/>
+        </w:rPr>
+        <w:t xml:space="preserve">  tier_rebate:</w:t>
+      </w:r>
+    </w:p>
+    <w:p>
+      <w:r>
+        <w:rPr>
+          <w:rFonts w:ascii="Consolas" w:hAnsi="Consolas"/>
+          <w:sz w:val="18"/>
+        </w:rPr>
+        <w:t xml:space="preserve">    lookup:</w:t>
+      </w:r>
+    </w:p>
+    <w:p>
+      <w:r>
+        <w:rPr>
+          <w:rFonts w:ascii="Consolas" w:hAnsi="Consolas"/>
+          <w:sz w:val="18"/>
+        </w:rPr>
+        <w:t xml:space="preserve">      keys: [customer_tier, region]   # cannot also set column:</w:t>
+      </w:r>
+    </w:p>
+    <w:p>
+      <w:r>
+        <w:rPr>
+          <w:rFonts w:ascii="Consolas" w:hAnsi="Consolas"/>
+          <w:sz w:val="18"/>
+        </w:rPr>
+        <w:t xml:space="preserve">      map:</w:t>
+      </w:r>
+    </w:p>
+    <w:p>
+      <w:r>
+        <w:rPr>
+          <w:rFonts w:ascii="Consolas" w:hAnsi="Consolas"/>
+          <w:sz w:val="18"/>
+        </w:rPr>
+        <w:t xml:space="preserve">        "Gold|NA": 0.05</w:t>
+      </w:r>
+    </w:p>
+    <w:p>
+      <w:r>
+        <w:rPr>
+          <w:rFonts w:ascii="Consolas" w:hAnsi="Consolas"/>
+          <w:sz w:val="18"/>
+        </w:rPr>
+        <w:t xml:space="preserve">        "Gold|EU": 0.04</w:t>
+      </w:r>
+    </w:p>
+    <w:p>
+      <w:r>
+        <w:rPr>
+          <w:rFonts w:ascii="Consolas" w:hAnsi="Consolas"/>
+          <w:sz w:val="18"/>
+        </w:rPr>
+        <w:t xml:space="preserve">        "Silver|NA": 0.02</w:t>
+      </w:r>
+    </w:p>
+    <w:p>
+      <w:r>
+        <w:rPr>
+          <w:rFonts w:ascii="Consolas" w:hAnsi="Consolas"/>
+          <w:sz w:val="18"/>
+        </w:rPr>
+        <w:t xml:space="preserve">      default: 0</w:t>
+      </w:r>
+    </w:p>
+    <w:p>
+      <w:r>
+        <w:rPr>
+          <w:rFonts w:ascii="Consolas" w:hAnsi="Consolas"/>
+          <w:sz w:val="18"/>
+        </w:rPr>
+        <w:t xml:space="preserve">    agg: first</w:t>
+      </w:r>
+    </w:p>
+    <w:p>
+      <w:r>
+        <w:t>**Effective-dated lookup:**</w:t>
+      </w:r>
+    </w:p>
+    <w:p>
+      <w:r>
+        <w:rPr>
+          <w:rFonts w:ascii="Consolas" w:hAnsi="Consolas"/>
+          <w:sz w:val="18"/>
+        </w:rPr>
+        <w:t>base_measures:</w:t>
+      </w:r>
+    </w:p>
+    <w:p>
+      <w:r>
+        <w:rPr>
+          <w:rFonts w:ascii="Consolas" w:hAnsi="Consolas"/>
+          <w:sz w:val="18"/>
+        </w:rPr>
+        <w:t xml:space="preserve">  dated_rate:</w:t>
+      </w:r>
+    </w:p>
+    <w:p>
+      <w:r>
+        <w:rPr>
+          <w:rFonts w:ascii="Consolas" w:hAnsi="Consolas"/>
+          <w:sz w:val="18"/>
+        </w:rPr>
+        <w:t xml:space="preserve">    lookup:</w:t>
+      </w:r>
+    </w:p>
+    <w:p>
+      <w:r>
+        <w:rPr>
+          <w:rFonts w:ascii="Consolas" w:hAnsi="Consolas"/>
+          <w:sz w:val="18"/>
+        </w:rPr>
+        <w:t xml:space="preserve">      column: product_code</w:t>
+      </w:r>
+    </w:p>
+    <w:p>
+      <w:r>
+        <w:rPr>
+          <w:rFonts w:ascii="Consolas" w:hAnsi="Consolas"/>
+          <w:sz w:val="18"/>
+        </w:rPr>
+        <w:t xml:space="preserve">      map: { A100: 1.2, B200: 0.9 }</w:t>
+      </w:r>
+    </w:p>
+    <w:p>
+      <w:r>
+        <w:rPr>
+          <w:rFonts w:ascii="Consolas" w:hAnsi="Consolas"/>
+          <w:sz w:val="18"/>
+        </w:rPr>
+        <w:t xml:space="preserve">      default: 1.0</w:t>
+      </w:r>
+    </w:p>
+    <w:p>
+      <w:r>
+        <w:rPr>
+          <w:rFonts w:ascii="Consolas" w:hAnsi="Consolas"/>
+          <w:sz w:val="18"/>
+        </w:rPr>
+        <w:t xml:space="preserve">      valid_from: rate_start_date     # inclusive</w:t>
+      </w:r>
+    </w:p>
+    <w:p>
+      <w:r>
+        <w:rPr>
+          <w:rFonts w:ascii="Consolas" w:hAnsi="Consolas"/>
+          <w:sz w:val="18"/>
+        </w:rPr>
+        <w:t xml:space="preserve">      valid_to: rate_end_date         # inclusive</w:t>
+      </w:r>
+    </w:p>
+    <w:p>
+      <w:r>
+        <w:rPr>
+          <w:rFonts w:ascii="Consolas" w:hAnsi="Consolas"/>
+          <w:sz w:val="18"/>
+        </w:rPr>
+        <w:t xml:space="preserve">      as_of: order_date               # or as_of: anchor (request anchor)</w:t>
+      </w:r>
+    </w:p>
+    <w:p>
+      <w:r>
+        <w:rPr>
+          <w:rFonts w:ascii="Consolas" w:hAnsi="Consolas"/>
+          <w:sz w:val="18"/>
+        </w:rPr>
+        <w:t xml:space="preserve">    agg: max</w:t>
+      </w:r>
+    </w:p>
+    <w:p>
+      <w:r>
+        <w:t>**Cannot combine** `lookup:` with `sql:`, `columns:`, `op:`, `expr:`, or `over:`.</w:t>
+      </w:r>
+    </w:p>
+    <w:p>
+      <w:pPr>
+        <w:pStyle w:val="Heading2"/>
+      </w:pPr>
+      <w:r>
+        <w:t>8.6 `over:` — entity windows (pre-fold)</w:t>
+      </w:r>
+    </w:p>
+    <w:p>
+      <w:r>
+        <w:t>Calendar `op: lag` runs on the **densified monthly spine**. Entity sequence / running totals use `over:` on **detail rows before fold**.</w:t>
+      </w:r>
+    </w:p>
+    <w:p>
+      <w:r>
+        <w:t>**Input (raw detail rows):**</w:t>
+      </w:r>
+    </w:p>
+    <w:tbl>
+      <w:tblPr>
+        <w:tblStyle w:val="LightGrid-Accent1"/>
+        <w:tblW w:type="auto" w:w="0"/>
+        <w:tblLook w:firstColumn="1" w:firstRow="1" w:lastColumn="0" w:lastRow="0" w:noHBand="0" w:noVBand="1" w:val="04A0"/>
+      </w:tblPr>
+      <w:tblGrid>
+        <w:gridCol w:w="3120"/>
+        <w:gridCol w:w="3120"/>
+        <w:gridCol w:w="3120"/>
+      </w:tblGrid>
+      <w:tr>
+        <w:tc>
+          <w:tcPr>
+            <w:tcW w:type="dxa" w:w="3120"/>
+          </w:tcPr>
+          <w:p>
+            <w:r>
+              <w:rPr>
+                <w:b/>
+              </w:rPr>
+              <w:t>customer_id</w:t>
+            </w:r>
+          </w:p>
+        </w:tc>
+        <w:tc>
+          <w:tcPr>
+            <w:tcW w:type="dxa" w:w="3120"/>
+          </w:tcPr>
+          <w:p>
+            <w:r>
+              <w:rPr>
+                <w:b/>
+              </w:rPr>
+              <w:t>order_date</w:t>
+            </w:r>
+          </w:p>
+        </w:tc>
+        <w:tc>
+          <w:tcPr>
+            <w:tcW w:type="dxa" w:w="3120"/>
+          </w:tcPr>
+          <w:p>
+            <w:r>
+              <w:rPr>
+                <w:b/>
+              </w:rPr>
+              <w:t>final_amount</w:t>
+            </w:r>
+          </w:p>
+        </w:tc>
+      </w:tr>
+    </w:tbl>
+    <w:p/>
+    <w:tbl>
+      <w:tblPr>
+        <w:tblStyle w:val="LightGrid-Accent1"/>
+        <w:tblW w:type="auto" w:w="0"/>
+        <w:tblLook w:firstColumn="1" w:firstRow="1" w:lastColumn="0" w:lastRow="0" w:noHBand="0" w:noVBand="1" w:val="04A0"/>
+      </w:tblPr>
+      <w:tblGrid>
+        <w:gridCol w:w="3120"/>
+        <w:gridCol w:w="3120"/>
+        <w:gridCol w:w="3120"/>
+      </w:tblGrid>
+      <w:tr>
+        <w:tc>
+          <w:tcPr>
+            <w:tcW w:type="dxa" w:w="3120"/>
+          </w:tcPr>
+          <w:p>
+            <w:r>
+              <w:rPr>
+                <w:b/>
+              </w:rPr>
+              <w:t>C1</w:t>
+            </w:r>
+          </w:p>
+        </w:tc>
+        <w:tc>
+          <w:tcPr>
+            <w:tcW w:type="dxa" w:w="3120"/>
+          </w:tcPr>
+          <w:p>
+            <w:r>
+              <w:rPr>
+                <w:b/>
+              </w:rPr>
+              <w:t>2026-05-01</w:t>
+            </w:r>
+          </w:p>
+        </w:tc>
+        <w:tc>
+          <w:tcPr>
+            <w:tcW w:type="dxa" w:w="3120"/>
+          </w:tcPr>
+          <w:p>
+            <w:r>
+              <w:rPr>
+                <w:b/>
+              </w:rPr>
+              <w:t>100</w:t>
+            </w:r>
+          </w:p>
+        </w:tc>
+      </w:tr>
+    </w:tbl>
+    <w:p/>
+    <w:tbl>
+      <w:tblPr>
+        <w:tblStyle w:val="LightGrid-Accent1"/>
+        <w:tblW w:type="auto" w:w="0"/>
+        <w:tblLook w:firstColumn="1" w:firstRow="1" w:lastColumn="0" w:lastRow="0" w:noHBand="0" w:noVBand="1" w:val="04A0"/>
+      </w:tblPr>
+      <w:tblGrid>
+        <w:gridCol w:w="3120"/>
+        <w:gridCol w:w="3120"/>
+        <w:gridCol w:w="3120"/>
+      </w:tblGrid>
+      <w:tr>
+        <w:tc>
+          <w:tcPr>
+            <w:tcW w:type="dxa" w:w="3120"/>
+          </w:tcPr>
+          <w:p>
+            <w:r>
+              <w:rPr>
+                <w:b/>
+              </w:rPr>
+              <w:t>C1</w:t>
+            </w:r>
+          </w:p>
+        </w:tc>
+        <w:tc>
+          <w:tcPr>
+            <w:tcW w:type="dxa" w:w="3120"/>
+          </w:tcPr>
+          <w:p>
+            <w:r>
+              <w:rPr>
+                <w:b/>
+              </w:rPr>
+              <w:t>2026-05-15</w:t>
+            </w:r>
+          </w:p>
+        </w:tc>
+        <w:tc>
+          <w:tcPr>
+            <w:tcW w:type="dxa" w:w="3120"/>
+          </w:tcPr>
+          <w:p>
+            <w:r>
+              <w:rPr>
+                <w:b/>
+              </w:rPr>
+              <w:t>50</w:t>
+            </w:r>
+          </w:p>
+        </w:tc>
+      </w:tr>
+    </w:tbl>
+    <w:p/>
+    <w:tbl>
+      <w:tblPr>
+        <w:tblStyle w:val="LightGrid-Accent1"/>
+        <w:tblW w:type="auto" w:w="0"/>
+        <w:tblLook w:firstColumn="1" w:firstRow="1" w:lastColumn="0" w:lastRow="0" w:noHBand="0" w:noVBand="1" w:val="04A0"/>
+      </w:tblPr>
+      <w:tblGrid>
+        <w:gridCol w:w="3120"/>
+        <w:gridCol w:w="3120"/>
+        <w:gridCol w:w="3120"/>
+      </w:tblGrid>
+      <w:tr>
+        <w:tc>
+          <w:tcPr>
+            <w:tcW w:type="dxa" w:w="3120"/>
+          </w:tcPr>
+          <w:p>
+            <w:r>
+              <w:rPr>
+                <w:b/>
+              </w:rPr>
+              <w:t>C2</w:t>
+            </w:r>
+          </w:p>
+        </w:tc>
+        <w:tc>
+          <w:tcPr>
+            <w:tcW w:type="dxa" w:w="3120"/>
+          </w:tcPr>
+          <w:p>
+            <w:r>
+              <w:rPr>
+                <w:b/>
+              </w:rPr>
+              <w:t>2026-05-01</w:t>
+            </w:r>
+          </w:p>
+        </w:tc>
+        <w:tc>
+          <w:tcPr>
+            <w:tcW w:type="dxa" w:w="3120"/>
+          </w:tcPr>
+          <w:p>
+            <w:r>
+              <w:rPr>
+                <w:b/>
+              </w:rPr>
+              <w:t>200</w:t>
+            </w:r>
+          </w:p>
+        </w:tc>
+      </w:tr>
+    </w:tbl>
+    <w:p/>
+    <w:p>
+      <w:r>
+        <w:t>**`row_number`:**</w:t>
+      </w:r>
+    </w:p>
+    <w:p>
+      <w:r>
+        <w:rPr>
+          <w:rFonts w:ascii="Consolas" w:hAnsi="Consolas"/>
+          <w:sz w:val="18"/>
+        </w:rPr>
+        <w:t>base_measures:</w:t>
+      </w:r>
+    </w:p>
+    <w:p>
+      <w:r>
+        <w:rPr>
+          <w:rFonts w:ascii="Consolas" w:hAnsi="Consolas"/>
+          <w:sz w:val="18"/>
+        </w:rPr>
+        <w:t xml:space="preserve">  order_seq:</w:t>
+      </w:r>
+    </w:p>
+    <w:p>
+      <w:r>
+        <w:rPr>
+          <w:rFonts w:ascii="Consolas" w:hAnsi="Consolas"/>
+          <w:sz w:val="18"/>
+        </w:rPr>
+        <w:t xml:space="preserve">    over:</w:t>
+      </w:r>
+    </w:p>
+    <w:p>
+      <w:r>
+        <w:rPr>
+          <w:rFonts w:ascii="Consolas" w:hAnsi="Consolas"/>
+          <w:sz w:val="18"/>
+        </w:rPr>
+        <w:t xml:space="preserve">      fn: row_number</w:t>
+      </w:r>
+    </w:p>
+    <w:p>
+      <w:r>
+        <w:rPr>
+          <w:rFonts w:ascii="Consolas" w:hAnsi="Consolas"/>
+          <w:sz w:val="18"/>
+        </w:rPr>
+        <w:t xml:space="preserve">      partition_by: [customer_id]</w:t>
+      </w:r>
+    </w:p>
+    <w:p>
+      <w:r>
+        <w:rPr>
+          <w:rFonts w:ascii="Consolas" w:hAnsi="Consolas"/>
+          <w:sz w:val="18"/>
+        </w:rPr>
+        <w:t xml:space="preserve">      order_by: [order_date, order_id]</w:t>
+      </w:r>
+    </w:p>
+    <w:p>
+      <w:r>
+        <w:rPr>
+          <w:rFonts w:ascii="Consolas" w:hAnsi="Consolas"/>
+          <w:sz w:val="18"/>
+        </w:rPr>
+        <w:t xml:space="preserve">    agg: max</w:t>
+      </w:r>
+    </w:p>
+    <w:p>
+      <w:r>
+        <w:rPr>
+          <w:rFonts w:ascii="Consolas" w:hAnsi="Consolas"/>
+          <w:sz w:val="18"/>
+        </w:rPr>
+        <w:t xml:space="preserve">    agg_ok: false                   # only needed for sum|avg|count|count_distinct on over:</w:t>
+      </w:r>
+    </w:p>
+    <w:p>
+      <w:r>
+        <w:t>**`running_sum`:**</w:t>
+      </w:r>
+    </w:p>
+    <w:p>
+      <w:r>
+        <w:rPr>
+          <w:rFonts w:ascii="Consolas" w:hAnsi="Consolas"/>
+          <w:sz w:val="18"/>
+        </w:rPr>
+        <w:t>base_measures:</w:t>
+      </w:r>
+    </w:p>
+    <w:p>
+      <w:r>
+        <w:rPr>
+          <w:rFonts w:ascii="Consolas" w:hAnsi="Consolas"/>
+          <w:sz w:val="18"/>
+        </w:rPr>
+        <w:t xml:space="preserve">  running_final:</w:t>
+      </w:r>
+    </w:p>
+    <w:p>
+      <w:r>
+        <w:rPr>
+          <w:rFonts w:ascii="Consolas" w:hAnsi="Consolas"/>
+          <w:sz w:val="18"/>
+        </w:rPr>
+        <w:t xml:space="preserve">    over:</w:t>
+      </w:r>
+    </w:p>
+    <w:p>
+      <w:r>
+        <w:rPr>
+          <w:rFonts w:ascii="Consolas" w:hAnsi="Consolas"/>
+          <w:sz w:val="18"/>
+        </w:rPr>
+        <w:t xml:space="preserve">      fn: running_sum</w:t>
+      </w:r>
+    </w:p>
+    <w:p>
+      <w:r>
+        <w:rPr>
+          <w:rFonts w:ascii="Consolas" w:hAnsi="Consolas"/>
+          <w:sz w:val="18"/>
+        </w:rPr>
+        <w:t xml:space="preserve">      of: final_amount              # required for running_sum</w:t>
+      </w:r>
+    </w:p>
+    <w:p>
+      <w:r>
+        <w:rPr>
+          <w:rFonts w:ascii="Consolas" w:hAnsi="Consolas"/>
+          <w:sz w:val="18"/>
+        </w:rPr>
+        <w:t xml:space="preserve">      partition_by: [customer_id]</w:t>
+      </w:r>
+    </w:p>
+    <w:p>
+      <w:r>
+        <w:rPr>
+          <w:rFonts w:ascii="Consolas" w:hAnsi="Consolas"/>
+          <w:sz w:val="18"/>
+        </w:rPr>
+        <w:t xml:space="preserve">      order_by: [order_date, order_id]</w:t>
+      </w:r>
+    </w:p>
+    <w:p>
+      <w:r>
+        <w:rPr>
+          <w:rFonts w:ascii="Consolas" w:hAnsi="Consolas"/>
+          <w:sz w:val="18"/>
+        </w:rPr>
+        <w:t xml:space="preserve">    agg: max</w:t>
+      </w:r>
+    </w:p>
+    <w:p>
+      <w:r>
+        <w:t>**`running_avg`:**</w:t>
+      </w:r>
+    </w:p>
+    <w:p>
+      <w:r>
+        <w:rPr>
+          <w:rFonts w:ascii="Consolas" w:hAnsi="Consolas"/>
+          <w:sz w:val="18"/>
+        </w:rPr>
+        <w:t>base_measures:</w:t>
+      </w:r>
+    </w:p>
+    <w:p>
+      <w:r>
+        <w:rPr>
+          <w:rFonts w:ascii="Consolas" w:hAnsi="Consolas"/>
+          <w:sz w:val="18"/>
+        </w:rPr>
+        <w:t xml:space="preserve">  running_avg_spend:</w:t>
+      </w:r>
+    </w:p>
+    <w:p>
+      <w:r>
+        <w:rPr>
+          <w:rFonts w:ascii="Consolas" w:hAnsi="Consolas"/>
+          <w:sz w:val="18"/>
+        </w:rPr>
+        <w:t xml:space="preserve">    over:</w:t>
+      </w:r>
+    </w:p>
+    <w:p>
+      <w:r>
+        <w:rPr>
+          <w:rFonts w:ascii="Consolas" w:hAnsi="Consolas"/>
+          <w:sz w:val="18"/>
+        </w:rPr>
+        <w:t xml:space="preserve">      fn: running_avg</w:t>
+      </w:r>
+    </w:p>
+    <w:p>
+      <w:r>
+        <w:rPr>
+          <w:rFonts w:ascii="Consolas" w:hAnsi="Consolas"/>
+          <w:sz w:val="18"/>
+        </w:rPr>
+        <w:t xml:space="preserve">      of: amount</w:t>
+      </w:r>
+    </w:p>
+    <w:p>
+      <w:r>
+        <w:rPr>
+          <w:rFonts w:ascii="Consolas" w:hAnsi="Consolas"/>
+          <w:sz w:val="18"/>
+        </w:rPr>
+        <w:t xml:space="preserve">      partition_by: [customer_id]</w:t>
+      </w:r>
+    </w:p>
+    <w:p>
+      <w:r>
+        <w:rPr>
+          <w:rFonts w:ascii="Consolas" w:hAnsi="Consolas"/>
+          <w:sz w:val="18"/>
+        </w:rPr>
+        <w:t xml:space="preserve">      order_by: [order_date]</w:t>
+      </w:r>
+    </w:p>
+    <w:p>
+      <w:r>
+        <w:rPr>
+          <w:rFonts w:ascii="Consolas" w:hAnsi="Consolas"/>
+          <w:sz w:val="18"/>
+        </w:rPr>
+        <w:t xml:space="preserve">    agg: last</w:t>
+      </w:r>
+    </w:p>
+    <w:p>
+      <w:r>
+        <w:t>**`lag` / `lead`:**</w:t>
+      </w:r>
+    </w:p>
+    <w:p>
+      <w:r>
+        <w:rPr>
+          <w:rFonts w:ascii="Consolas" w:hAnsi="Consolas"/>
+          <w:sz w:val="18"/>
+        </w:rPr>
+        <w:t>base_measures:</w:t>
+      </w:r>
+    </w:p>
+    <w:p>
+      <w:r>
+        <w:rPr>
+          <w:rFonts w:ascii="Consolas" w:hAnsi="Consolas"/>
+          <w:sz w:val="18"/>
+        </w:rPr>
+        <w:t xml:space="preserve">  prior_order_amount:</w:t>
+      </w:r>
+    </w:p>
+    <w:p>
+      <w:r>
+        <w:rPr>
+          <w:rFonts w:ascii="Consolas" w:hAnsi="Consolas"/>
+          <w:sz w:val="18"/>
+        </w:rPr>
+        <w:t xml:space="preserve">    over:</w:t>
+      </w:r>
+    </w:p>
+    <w:p>
+      <w:r>
+        <w:rPr>
+          <w:rFonts w:ascii="Consolas" w:hAnsi="Consolas"/>
+          <w:sz w:val="18"/>
+        </w:rPr>
+        <w:t xml:space="preserve">      fn: lag</w:t>
+      </w:r>
+    </w:p>
+    <w:p>
+      <w:r>
+        <w:rPr>
+          <w:rFonts w:ascii="Consolas" w:hAnsi="Consolas"/>
+          <w:sz w:val="18"/>
+        </w:rPr>
+        <w:t xml:space="preserve">      of: amount</w:t>
+      </w:r>
+    </w:p>
+    <w:p>
+      <w:r>
+        <w:rPr>
+          <w:rFonts w:ascii="Consolas" w:hAnsi="Consolas"/>
+          <w:sz w:val="18"/>
+        </w:rPr>
+        <w:t xml:space="preserve">      n: 1                          # default 1 for lag/lead</w:t>
+      </w:r>
+    </w:p>
+    <w:p>
+      <w:r>
+        <w:rPr>
+          <w:rFonts w:ascii="Consolas" w:hAnsi="Consolas"/>
+          <w:sz w:val="18"/>
+        </w:rPr>
+        <w:t xml:space="preserve">      partition_by: [customer_id]</w:t>
+      </w:r>
+    </w:p>
+    <w:p>
+      <w:r>
+        <w:rPr>
+          <w:rFonts w:ascii="Consolas" w:hAnsi="Consolas"/>
+          <w:sz w:val="18"/>
+        </w:rPr>
+        <w:t xml:space="preserve">      order_by: [order_date, order_id]</w:t>
+      </w:r>
+    </w:p>
+    <w:p>
+      <w:r>
+        <w:rPr>
+          <w:rFonts w:ascii="Consolas" w:hAnsi="Consolas"/>
+          <w:sz w:val="18"/>
+        </w:rPr>
+        <w:t xml:space="preserve">    agg: first</w:t>
+      </w:r>
+    </w:p>
+    <w:p>
+      <w:r>
+        <w:rPr>
+          <w:rFonts w:ascii="Consolas" w:hAnsi="Consolas"/>
+          <w:sz w:val="18"/>
+        </w:rPr>
+        <w:t xml:space="preserve"> </w:t>
+      </w:r>
+    </w:p>
+    <w:p>
+      <w:r>
+        <w:rPr>
+          <w:rFonts w:ascii="Consolas" w:hAnsi="Consolas"/>
+          <w:sz w:val="18"/>
+        </w:rPr>
+        <w:t xml:space="preserve">  next_order_amount:</w:t>
+      </w:r>
+    </w:p>
+    <w:p>
+      <w:r>
+        <w:rPr>
+          <w:rFonts w:ascii="Consolas" w:hAnsi="Consolas"/>
+          <w:sz w:val="18"/>
+        </w:rPr>
+        <w:t xml:space="preserve">    over:</w:t>
+      </w:r>
+    </w:p>
+    <w:p>
+      <w:r>
+        <w:rPr>
+          <w:rFonts w:ascii="Consolas" w:hAnsi="Consolas"/>
+          <w:sz w:val="18"/>
+        </w:rPr>
+        <w:t xml:space="preserve">      fn: lead</w:t>
+      </w:r>
+    </w:p>
+    <w:p>
+      <w:r>
+        <w:rPr>
+          <w:rFonts w:ascii="Consolas" w:hAnsi="Consolas"/>
+          <w:sz w:val="18"/>
+        </w:rPr>
+        <w:t xml:space="preserve">      of: amount</w:t>
+      </w:r>
+    </w:p>
+    <w:p>
+      <w:r>
+        <w:rPr>
+          <w:rFonts w:ascii="Consolas" w:hAnsi="Consolas"/>
+          <w:sz w:val="18"/>
+        </w:rPr>
+        <w:t xml:space="preserve">      n: 2</w:t>
+      </w:r>
+    </w:p>
+    <w:p>
+      <w:r>
+        <w:rPr>
+          <w:rFonts w:ascii="Consolas" w:hAnsi="Consolas"/>
+          <w:sz w:val="18"/>
+        </w:rPr>
+        <w:t xml:space="preserve">      partition_by: [customer_id]</w:t>
+      </w:r>
+    </w:p>
+    <w:p>
+      <w:r>
+        <w:rPr>
+          <w:rFonts w:ascii="Consolas" w:hAnsi="Consolas"/>
+          <w:sz w:val="18"/>
+        </w:rPr>
+        <w:t xml:space="preserve">      order_by: [order_date]</w:t>
+      </w:r>
+    </w:p>
+    <w:p>
+      <w:r>
+        <w:rPr>
+          <w:rFonts w:ascii="Consolas" w:hAnsi="Consolas"/>
+          <w:sz w:val="18"/>
+        </w:rPr>
+        <w:t xml:space="preserve">    agg: first</w:t>
+      </w:r>
+    </w:p>
+    <w:p>
+      <w:r>
+        <w:t>**`rank` / `dense_rank`:**</w:t>
+      </w:r>
+    </w:p>
+    <w:p>
+      <w:r>
+        <w:rPr>
+          <w:rFonts w:ascii="Consolas" w:hAnsi="Consolas"/>
+          <w:sz w:val="18"/>
+        </w:rPr>
+        <w:t>base_measures:</w:t>
+      </w:r>
+    </w:p>
+    <w:p>
+      <w:r>
+        <w:rPr>
+          <w:rFonts w:ascii="Consolas" w:hAnsi="Consolas"/>
+          <w:sz w:val="18"/>
+        </w:rPr>
+        <w:t xml:space="preserve">  order_rank:</w:t>
+      </w:r>
+    </w:p>
+    <w:p>
+      <w:r>
+        <w:rPr>
+          <w:rFonts w:ascii="Consolas" w:hAnsi="Consolas"/>
+          <w:sz w:val="18"/>
+        </w:rPr>
+        <w:t xml:space="preserve">    over:</w:t>
+      </w:r>
+    </w:p>
+    <w:p>
+      <w:r>
+        <w:rPr>
+          <w:rFonts w:ascii="Consolas" w:hAnsi="Consolas"/>
+          <w:sz w:val="18"/>
+        </w:rPr>
+        <w:t xml:space="preserve">      fn: rank                      # of: optional for rank/dense_rank</w:t>
+      </w:r>
+    </w:p>
+    <w:p>
+      <w:r>
+        <w:rPr>
+          <w:rFonts w:ascii="Consolas" w:hAnsi="Consolas"/>
+          <w:sz w:val="18"/>
+        </w:rPr>
+        <w:t xml:space="preserve">      of: amount</w:t>
+      </w:r>
+    </w:p>
+    <w:p>
+      <w:r>
+        <w:rPr>
+          <w:rFonts w:ascii="Consolas" w:hAnsi="Consolas"/>
+          <w:sz w:val="18"/>
+        </w:rPr>
+        <w:t xml:space="preserve">      partition_by: [customer_id]</w:t>
+      </w:r>
+    </w:p>
+    <w:p>
+      <w:r>
+        <w:rPr>
+          <w:rFonts w:ascii="Consolas" w:hAnsi="Consolas"/>
+          <w:sz w:val="18"/>
+        </w:rPr>
+        <w:t xml:space="preserve">      order_by: [order_date]</w:t>
+      </w:r>
+    </w:p>
+    <w:p>
+      <w:r>
+        <w:rPr>
+          <w:rFonts w:ascii="Consolas" w:hAnsi="Consolas"/>
+          <w:sz w:val="18"/>
+        </w:rPr>
+        <w:t xml:space="preserve">    agg: max</w:t>
+      </w:r>
+    </w:p>
+    <w:p>
+      <w:r>
+        <w:t>**`last_n` (JSON list):**</w:t>
+      </w:r>
+    </w:p>
+    <w:p>
+      <w:r>
+        <w:rPr>
+          <w:rFonts w:ascii="Consolas" w:hAnsi="Consolas"/>
+          <w:sz w:val="18"/>
+        </w:rPr>
+        <w:t>base_measures:</w:t>
+      </w:r>
+    </w:p>
+    <w:p>
+      <w:r>
+        <w:rPr>
+          <w:rFonts w:ascii="Consolas" w:hAnsi="Consolas"/>
+          <w:sz w:val="18"/>
+        </w:rPr>
+        <w:t xml:space="preserve">  last_three_orders:</w:t>
+      </w:r>
+    </w:p>
+    <w:p>
+      <w:r>
+        <w:rPr>
+          <w:rFonts w:ascii="Consolas" w:hAnsi="Consolas"/>
+          <w:sz w:val="18"/>
+        </w:rPr>
+        <w:t xml:space="preserve">    over:</w:t>
+      </w:r>
+    </w:p>
+    <w:p>
+      <w:r>
+        <w:rPr>
+          <w:rFonts w:ascii="Consolas" w:hAnsi="Consolas"/>
+          <w:sz w:val="18"/>
+        </w:rPr>
+        <w:t xml:space="preserve">      fn: last_n</w:t>
+      </w:r>
+    </w:p>
+    <w:p>
+      <w:r>
+        <w:rPr>
+          <w:rFonts w:ascii="Consolas" w:hAnsi="Consolas"/>
+          <w:sz w:val="18"/>
+        </w:rPr>
+        <w:t xml:space="preserve">      of: amount</w:t>
+      </w:r>
+    </w:p>
+    <w:p>
+      <w:r>
+        <w:rPr>
+          <w:rFonts w:ascii="Consolas" w:hAnsi="Consolas"/>
+          <w:sz w:val="18"/>
+        </w:rPr>
+        <w:t xml:space="preserve">      n: 3                          # default 1</w:t>
+      </w:r>
+    </w:p>
+    <w:p>
+      <w:r>
+        <w:rPr>
+          <w:rFonts w:ascii="Consolas" w:hAnsi="Consolas"/>
+          <w:sz w:val="18"/>
+        </w:rPr>
+        <w:t xml:space="preserve">      partition_by: [customer_id]</w:t>
+      </w:r>
+    </w:p>
+    <w:p>
+      <w:r>
+        <w:rPr>
+          <w:rFonts w:ascii="Consolas" w:hAnsi="Consolas"/>
+          <w:sz w:val="18"/>
+        </w:rPr>
+        <w:t xml:space="preserve">      order_by: [order_date, order_id]</w:t>
+      </w:r>
+    </w:p>
+    <w:p>
+      <w:r>
+        <w:rPr>
+          <w:rFonts w:ascii="Consolas" w:hAnsi="Consolas"/>
+          <w:sz w:val="18"/>
+        </w:rPr>
+        <w:t xml:space="preserve">    agg: last                       # only first|last|min|max allowed</w:t>
+      </w:r>
+    </w:p>
+    <w:p>
+      <w:r>
+        <w:t>**`over.fn` allowed values:** `lag`, `lead`, `row_number`, `rank`, `dense_rank`, `running_sum`, `running_avg`, `last_n`</w:t>
+      </w:r>
+    </w:p>
+    <w:tbl>
+      <w:tblPr>
+        <w:tblStyle w:val="LightGrid-Accent1"/>
+        <w:tblW w:type="auto" w:w="0"/>
+        <w:tblLook w:firstColumn="1" w:firstRow="1" w:lastColumn="0" w:lastRow="0" w:noHBand="0" w:noVBand="1" w:val="04A0"/>
+      </w:tblPr>
+      <w:tblGrid>
+        <w:gridCol w:w="3120"/>
+        <w:gridCol w:w="3120"/>
+        <w:gridCol w:w="3120"/>
+      </w:tblGrid>
+      <w:tr>
+        <w:tc>
+          <w:tcPr>
+            <w:tcW w:type="dxa" w:w="3120"/>
+          </w:tcPr>
+          <w:p>
+            <w:r>
+              <w:rPr>
+                <w:b/>
+              </w:rPr>
+              <w:t>Key</w:t>
+            </w:r>
+          </w:p>
+        </w:tc>
+        <w:tc>
+          <w:tcPr>
+            <w:tcW w:type="dxa" w:w="3120"/>
+          </w:tcPr>
+          <w:p>
+            <w:r>
+              <w:rPr>
+                <w:b/>
+              </w:rPr>
+              <w:t>Required</w:t>
+            </w:r>
+          </w:p>
+        </w:tc>
+        <w:tc>
+          <w:tcPr>
+            <w:tcW w:type="dxa" w:w="3120"/>
+          </w:tcPr>
+          <w:p>
+            <w:r>
+              <w:rPr>
+                <w:b/>
+              </w:rPr>
+              <w:t>Values / notes</w:t>
+            </w:r>
+          </w:p>
+        </w:tc>
+      </w:tr>
+    </w:tbl>
+    <w:p/>
+    <w:tbl>
+      <w:tblPr>
+        <w:tblStyle w:val="LightGrid-Accent1"/>
+        <w:tblW w:type="auto" w:w="0"/>
+        <w:tblLook w:firstColumn="1" w:firstRow="1" w:lastColumn="0" w:lastRow="0" w:noHBand="0" w:noVBand="1" w:val="04A0"/>
+      </w:tblPr>
+      <w:tblGrid>
+        <w:gridCol w:w="3120"/>
+        <w:gridCol w:w="3120"/>
+        <w:gridCol w:w="3120"/>
+      </w:tblGrid>
+      <w:tr>
+        <w:tc>
+          <w:tcPr>
+            <w:tcW w:type="dxa" w:w="3120"/>
+          </w:tcPr>
+          <w:p>
+            <w:r>
+              <w:rPr>
+                <w:b/>
+              </w:rPr>
+              <w:t>`fn`</w:t>
+            </w:r>
+          </w:p>
+        </w:tc>
+        <w:tc>
+          <w:tcPr>
+            <w:tcW w:type="dxa" w:w="3120"/>
+          </w:tcPr>
+          <w:p>
+            <w:r>
+              <w:rPr>
+                <w:b/>
+              </w:rPr>
+              <w:t>yes</w:t>
+            </w:r>
+          </w:p>
+        </w:tc>
+        <w:tc>
+          <w:tcPr>
+            <w:tcW w:type="dxa" w:w="3120"/>
+          </w:tcPr>
+          <w:p>
+            <w:r>
+              <w:rPr>
+                <w:b/>
+              </w:rPr>
+              <w:t>See list above</w:t>
+            </w:r>
+          </w:p>
+        </w:tc>
+      </w:tr>
+    </w:tbl>
+    <w:p/>
+    <w:tbl>
+      <w:tblPr>
+        <w:tblStyle w:val="LightGrid-Accent1"/>
+        <w:tblW w:type="auto" w:w="0"/>
+        <w:tblLook w:firstColumn="1" w:firstRow="1" w:lastColumn="0" w:lastRow="0" w:noHBand="0" w:noVBand="1" w:val="04A0"/>
+      </w:tblPr>
+      <w:tblGrid>
+        <w:gridCol w:w="3120"/>
+        <w:gridCol w:w="3120"/>
+        <w:gridCol w:w="3120"/>
+      </w:tblGrid>
+      <w:tr>
+        <w:tc>
+          <w:tcPr>
+            <w:tcW w:type="dxa" w:w="3120"/>
+          </w:tcPr>
+          <w:p>
+            <w:r>
+              <w:rPr>
+                <w:b/>
+              </w:rPr>
+              <w:t>`of`</w:t>
+            </w:r>
+          </w:p>
+        </w:tc>
+        <w:tc>
+          <w:tcPr>
+            <w:tcW w:type="dxa" w:w="3120"/>
+          </w:tcPr>
+          <w:p>
+            <w:r>
+              <w:rPr>
+                <w:b/>
+              </w:rPr>
+              <w:t>usually</w:t>
+            </w:r>
+          </w:p>
+        </w:tc>
+        <w:tc>
+          <w:tcPr>
+            <w:tcW w:type="dxa" w:w="3120"/>
+          </w:tcPr>
+          <w:p>
+            <w:r>
+              <w:rPr>
+                <w:b/>
+              </w:rPr>
+              <w:t>Column for value fns; optional for `rank`/`dense_rank`</w:t>
+            </w:r>
+          </w:p>
+        </w:tc>
+      </w:tr>
+    </w:tbl>
+    <w:p/>
+    <w:tbl>
+      <w:tblPr>
+        <w:tblStyle w:val="LightGrid-Accent1"/>
+        <w:tblW w:type="auto" w:w="0"/>
+        <w:tblLook w:firstColumn="1" w:firstRow="1" w:lastColumn="0" w:lastRow="0" w:noHBand="0" w:noVBand="1" w:val="04A0"/>
+      </w:tblPr>
+      <w:tblGrid>
+        <w:gridCol w:w="3120"/>
+        <w:gridCol w:w="3120"/>
+        <w:gridCol w:w="3120"/>
+      </w:tblGrid>
+      <w:tr>
+        <w:tc>
+          <w:tcPr>
+            <w:tcW w:type="dxa" w:w="3120"/>
+          </w:tcPr>
+          <w:p>
+            <w:r>
+              <w:rPr>
+                <w:b/>
+              </w:rPr>
+              <w:t>`partition_by`</w:t>
+            </w:r>
+          </w:p>
+        </w:tc>
+        <w:tc>
+          <w:tcPr>
+            <w:tcW w:type="dxa" w:w="3120"/>
+          </w:tcPr>
+          <w:p>
+            <w:r>
+              <w:rPr>
+                <w:b/>
+              </w:rPr>
+              <w:t>no</w:t>
+            </w:r>
+          </w:p>
+        </w:tc>
+        <w:tc>
+          <w:tcPr>
+            <w:tcW w:type="dxa" w:w="3120"/>
+          </w:tcPr>
+          <w:p>
+            <w:r>
+              <w:rPr>
+                <w:b/>
+              </w:rPr>
+              <w:t>Reset window per entity</w:t>
+            </w:r>
+          </w:p>
+        </w:tc>
+      </w:tr>
+    </w:tbl>
+    <w:p/>
+    <w:tbl>
+      <w:tblPr>
+        <w:tblStyle w:val="LightGrid-Accent1"/>
+        <w:tblW w:type="auto" w:w="0"/>
+        <w:tblLook w:firstColumn="1" w:firstRow="1" w:lastColumn="0" w:lastRow="0" w:noHBand="0" w:noVBand="1" w:val="04A0"/>
+      </w:tblPr>
+      <w:tblGrid>
+        <w:gridCol w:w="3120"/>
+        <w:gridCol w:w="3120"/>
+        <w:gridCol w:w="3120"/>
+      </w:tblGrid>
+      <w:tr>
+        <w:tc>
+          <w:tcPr>
+            <w:tcW w:type="dxa" w:w="3120"/>
+          </w:tcPr>
+          <w:p>
+            <w:r>
+              <w:rPr>
+                <w:b/>
+              </w:rPr>
+              <w:t>`order_by`</w:t>
+            </w:r>
+          </w:p>
+        </w:tc>
+        <w:tc>
+          <w:tcPr>
+            <w:tcW w:type="dxa" w:w="3120"/>
+          </w:tcPr>
+          <w:p>
+            <w:r>
+              <w:rPr>
+                <w:b/>
+              </w:rPr>
+              <w:t>yes</w:t>
+            </w:r>
+          </w:p>
+        </w:tc>
+        <w:tc>
+          <w:tcPr>
+            <w:tcW w:type="dxa" w:w="3120"/>
+          </w:tcPr>
+          <w:p>
+            <w:r>
+              <w:rPr>
+                <w:b/>
+              </w:rPr>
+              <w:t>Sort columns within partition</w:t>
+            </w:r>
+          </w:p>
+        </w:tc>
+      </w:tr>
+    </w:tbl>
+    <w:p/>
+    <w:tbl>
+      <w:tblPr>
+        <w:tblStyle w:val="LightGrid-Accent1"/>
+        <w:tblW w:type="auto" w:w="0"/>
+        <w:tblLook w:firstColumn="1" w:firstRow="1" w:lastColumn="0" w:lastRow="0" w:noHBand="0" w:noVBand="1" w:val="04A0"/>
+      </w:tblPr>
+      <w:tblGrid>
+        <w:gridCol w:w="3120"/>
+        <w:gridCol w:w="3120"/>
+        <w:gridCol w:w="3120"/>
+      </w:tblGrid>
+      <w:tr>
+        <w:tc>
+          <w:tcPr>
+            <w:tcW w:type="dxa" w:w="3120"/>
+          </w:tcPr>
+          <w:p>
+            <w:r>
+              <w:rPr>
+                <w:b/>
+              </w:rPr>
+              <w:t>`n`</w:t>
+            </w:r>
+          </w:p>
+        </w:tc>
+        <w:tc>
+          <w:tcPr>
+            <w:tcW w:type="dxa" w:w="3120"/>
+          </w:tcPr>
+          <w:p>
+            <w:r>
+              <w:rPr>
+                <w:b/>
+              </w:rPr>
+              <w:t>with `lag`/`lead`/`last_n`</w:t>
+            </w:r>
+          </w:p>
+        </w:tc>
+        <w:tc>
+          <w:tcPr>
+            <w:tcW w:type="dxa" w:w="3120"/>
+          </w:tcPr>
+          <w:p>
+            <w:r>
+              <w:rPr>
+                <w:b/>
+              </w:rPr>
+              <w:t>Default 1</w:t>
+            </w:r>
+          </w:p>
+        </w:tc>
+      </w:tr>
+    </w:tbl>
+    <w:p/>
+    <w:p>
+      <w:r>
+        <w:t>**Cannot combine** `over:` with `sql:`, `columns:`, `op:`, or `expr:`.</w:t>
+      </w:r>
+    </w:p>
+    <w:p>
+      <w:r>
+        <w:t>**Caps:** 500,000 detail rows; 50,000 distinct partition tuples.</w:t>
+      </w:r>
+    </w:p>
+    <w:p>
+      <w:pPr>
+        <w:pStyle w:val="Heading2"/>
+      </w:pPr>
+      <w:r>
+        <w:t>8.7 `when:` overlay — parameter-driven base body</w:t>
+      </w:r>
+    </w:p>
+    <w:p>
+      <w:r>
+        <w:rPr>
+          <w:rFonts w:ascii="Consolas" w:hAnsi="Consolas"/>
+          <w:sz w:val="18"/>
+        </w:rPr>
+        <w:t>parameters:</w:t>
+      </w:r>
+    </w:p>
+    <w:p>
+      <w:r>
+        <w:rPr>
+          <w:rFonts w:ascii="Consolas" w:hAnsi="Consolas"/>
+          <w:sz w:val="18"/>
+        </w:rPr>
+        <w:t xml:space="preserve">  Level:</w:t>
+      </w:r>
+    </w:p>
+    <w:p>
+      <w:r>
+        <w:rPr>
+          <w:rFonts w:ascii="Consolas" w:hAnsi="Consolas"/>
+          <w:sz w:val="18"/>
+        </w:rPr>
+        <w:t xml:space="preserve">    type: string</w:t>
+      </w:r>
+    </w:p>
+    <w:p>
+      <w:r>
+        <w:rPr>
+          <w:rFonts w:ascii="Consolas" w:hAnsi="Consolas"/>
+          <w:sz w:val="18"/>
+        </w:rPr>
+        <w:t xml:space="preserve">    allowed: [G, Y, R]</w:t>
+      </w:r>
+    </w:p>
+    <w:p>
+      <w:r>
+        <w:rPr>
+          <w:rFonts w:ascii="Consolas" w:hAnsi="Consolas"/>
+          <w:sz w:val="18"/>
+        </w:rPr>
+        <w:t xml:space="preserve">    default: G</w:t>
+      </w:r>
+    </w:p>
+    <w:p>
+      <w:r>
+        <w:rPr>
+          <w:rFonts w:ascii="Consolas" w:hAnsi="Consolas"/>
+          <w:sz w:val="18"/>
+        </w:rPr>
+        <w:t xml:space="preserve"> </w:t>
+      </w:r>
+    </w:p>
+    <w:p>
+      <w:r>
+        <w:rPr>
+          <w:rFonts w:ascii="Consolas" w:hAnsi="Consolas"/>
+          <w:sz w:val="18"/>
+        </w:rPr>
+        <w:t>base_measures:</w:t>
+      </w:r>
+    </w:p>
+    <w:p>
+      <w:r>
+        <w:rPr>
+          <w:rFonts w:ascii="Consolas" w:hAnsi="Consolas"/>
+          <w:sz w:val="18"/>
+        </w:rPr>
+        <w:t xml:space="preserve">  sotif_value:</w:t>
+      </w:r>
+    </w:p>
+    <w:p>
+      <w:r>
+        <w:rPr>
+          <w:rFonts w:ascii="Consolas" w:hAnsi="Consolas"/>
+          <w:sz w:val="18"/>
+        </w:rPr>
+        <w:t xml:space="preserve">    when:</w:t>
+      </w:r>
+    </w:p>
+    <w:p>
+      <w:r>
+        <w:rPr>
+          <w:rFonts w:ascii="Consolas" w:hAnsi="Consolas"/>
+          <w:sz w:val="18"/>
+        </w:rPr>
+        <w:t xml:space="preserve">      param: Level</w:t>
+      </w:r>
+    </w:p>
+    <w:p>
+      <w:r>
+        <w:rPr>
+          <w:rFonts w:ascii="Consolas" w:hAnsi="Consolas"/>
+          <w:sz w:val="18"/>
+        </w:rPr>
+        <w:t xml:space="preserve">      cases:</w:t>
+      </w:r>
+    </w:p>
+    <w:p>
+      <w:r>
+        <w:rPr>
+          <w:rFonts w:ascii="Consolas" w:hAnsi="Consolas"/>
+          <w:sz w:val="18"/>
+        </w:rPr>
+        <w:t xml:space="preserve">        G: { sql: green_amount, agg: sum, where: { column: tier, op: eq, value: G } }</w:t>
+      </w:r>
+    </w:p>
+    <w:p>
+      <w:r>
+        <w:rPr>
+          <w:rFonts w:ascii="Consolas" w:hAnsi="Consolas"/>
+          <w:sz w:val="18"/>
+        </w:rPr>
+        <w:t xml:space="preserve">        Y: { sql: yellow_amount, agg: sum }</w:t>
+      </w:r>
+    </w:p>
+    <w:p>
+      <w:r>
+        <w:rPr>
+          <w:rFonts w:ascii="Consolas" w:hAnsi="Consolas"/>
+          <w:sz w:val="18"/>
+        </w:rPr>
+        <w:t xml:space="preserve">        R: { sql: red_amount, agg: sum, where: { column: tier, op: in, values: [R, X] } }</w:t>
+      </w:r>
+    </w:p>
+    <w:p>
+      <w:r>
+        <w:rPr>
+          <w:rFonts w:ascii="Consolas" w:hAnsi="Consolas"/>
+          <w:sz w:val="18"/>
+        </w:rPr>
+        <w:t xml:space="preserve">      else: { sql: amount, agg: sum }    # always required</w:t>
+      </w:r>
+    </w:p>
+    <w:p>
+      <w:r>
+        <w:t>Each case body supports the same keys as a normal base measure.</w:t>
+      </w:r>
+    </w:p>
+    <w:p>
+      <w:pPr>
+        <w:pStyle w:val="Heading2"/>
+      </w:pPr>
+      <w:r>
+        <w:t>8.8 Multi-model example</w:t>
+      </w:r>
+    </w:p>
+    <w:p>
+      <w:r>
+        <w:rPr>
+          <w:rFonts w:ascii="Consolas" w:hAnsi="Consolas"/>
+          <w:sz w:val="18"/>
+        </w:rPr>
+        <w:t>model: orders</w:t>
+      </w:r>
+    </w:p>
+    <w:p>
+      <w:r>
+        <w:rPr>
+          <w:rFonts w:ascii="Consolas" w:hAnsi="Consolas"/>
+          <w:sz w:val="18"/>
+        </w:rPr>
+        <w:t>model_relations:</w:t>
+      </w:r>
+    </w:p>
+    <w:p>
+      <w:r>
+        <w:rPr>
+          <w:rFonts w:ascii="Consolas" w:hAnsi="Consolas"/>
+          <w:sz w:val="18"/>
+        </w:rPr>
+        <w:t xml:space="preserve">  - left: defects</w:t>
+      </w:r>
+    </w:p>
+    <w:p>
+      <w:r>
+        <w:rPr>
+          <w:rFonts w:ascii="Consolas" w:hAnsi="Consolas"/>
+          <w:sz w:val="18"/>
+        </w:rPr>
+        <w:t xml:space="preserve">    right: shipments</w:t>
+      </w:r>
+    </w:p>
+    <w:p>
+      <w:r>
+        <w:rPr>
+          <w:rFonts w:ascii="Consolas" w:hAnsi="Consolas"/>
+          <w:sz w:val="18"/>
+        </w:rPr>
+        <w:t xml:space="preserve">    on: [order_id]</w:t>
+      </w:r>
+    </w:p>
+    <w:p>
+      <w:r>
+        <w:rPr>
+          <w:rFonts w:ascii="Consolas" w:hAnsi="Consolas"/>
+          <w:sz w:val="18"/>
+        </w:rPr>
+        <w:t xml:space="preserve"> </w:t>
+      </w:r>
+    </w:p>
+    <w:p>
+      <w:r>
+        <w:rPr>
+          <w:rFonts w:ascii="Consolas" w:hAnsi="Consolas"/>
+          <w:sz w:val="18"/>
+        </w:rPr>
+        <w:t>base_measures:</w:t>
+      </w:r>
+    </w:p>
+    <w:p>
+      <w:r>
+        <w:rPr>
+          <w:rFonts w:ascii="Consolas" w:hAnsi="Consolas"/>
+          <w:sz w:val="18"/>
+        </w:rPr>
+        <w:t xml:space="preserve">  defect_count:</w:t>
+      </w:r>
+    </w:p>
+    <w:p>
+      <w:r>
+        <w:rPr>
+          <w:rFonts w:ascii="Consolas" w:hAnsi="Consolas"/>
+          <w:sz w:val="18"/>
+        </w:rPr>
+        <w:t xml:space="preserve">    sql: defect_qty</w:t>
+      </w:r>
+    </w:p>
+    <w:p>
+      <w:r>
+        <w:rPr>
+          <w:rFonts w:ascii="Consolas" w:hAnsi="Consolas"/>
+          <w:sz w:val="18"/>
+        </w:rPr>
+        <w:t xml:space="preserve">    agg: sum</w:t>
+      </w:r>
+    </w:p>
+    <w:p>
+      <w:r>
+        <w:rPr>
+          <w:rFonts w:ascii="Consolas" w:hAnsi="Consolas"/>
+          <w:sz w:val="18"/>
+        </w:rPr>
+        <w:t xml:space="preserve">    model: defects                  # different extract</w:t>
+      </w:r>
+    </w:p>
+    <w:p>
+      <w:r>
+        <w:rPr>
+          <w:rFonts w:ascii="Consolas" w:hAnsi="Consolas"/>
+          <w:sz w:val="18"/>
+        </w:rPr>
+        <w:t xml:space="preserve">    where:</w:t>
+      </w:r>
+    </w:p>
+    <w:p>
+      <w:r>
+        <w:rPr>
+          <w:rFonts w:ascii="Consolas" w:hAnsi="Consolas"/>
+          <w:sz w:val="18"/>
+        </w:rPr>
+        <w:t xml:space="preserve">      column: severity</w:t>
+      </w:r>
+    </w:p>
+    <w:p>
+      <w:r>
+        <w:rPr>
+          <w:rFonts w:ascii="Consolas" w:hAnsi="Consolas"/>
+          <w:sz w:val="18"/>
+        </w:rPr>
+        <w:t xml:space="preserve">      op: gte</w:t>
+      </w:r>
+    </w:p>
+    <w:p>
+      <w:r>
+        <w:rPr>
+          <w:rFonts w:ascii="Consolas" w:hAnsi="Consolas"/>
+          <w:sz w:val="18"/>
+        </w:rPr>
+        <w:t xml:space="preserve">      value: 2</w:t>
+      </w:r>
+    </w:p>
+    <w:p>
+      <w:r>
+        <w:rPr>
+          <w:rFonts w:ascii="Consolas" w:hAnsi="Consolas"/>
+          <w:sz w:val="18"/>
+        </w:rPr>
+        <w:t xml:space="preserve"> </w:t>
+      </w:r>
+    </w:p>
+    <w:p>
+      <w:r>
+        <w:rPr>
+          <w:rFonts w:ascii="Consolas" w:hAnsi="Consolas"/>
+          <w:sz w:val="18"/>
+        </w:rPr>
+        <w:t xml:space="preserve">  shipped_qty:</w:t>
+      </w:r>
+    </w:p>
+    <w:p>
+      <w:r>
+        <w:rPr>
+          <w:rFonts w:ascii="Consolas" w:hAnsi="Consolas"/>
+          <w:sz w:val="18"/>
+        </w:rPr>
+        <w:t xml:space="preserve">    sql: shipped_qty</w:t>
+      </w:r>
+    </w:p>
+    <w:p>
+      <w:r>
+        <w:rPr>
+          <w:rFonts w:ascii="Consolas" w:hAnsi="Consolas"/>
+          <w:sz w:val="18"/>
+        </w:rPr>
+        <w:t xml:space="preserve">    agg: sum</w:t>
+      </w:r>
+    </w:p>
+    <w:p>
+      <w:r>
+        <w:rPr>
+          <w:rFonts w:ascii="Consolas" w:hAnsi="Consolas"/>
+          <w:sz w:val="18"/>
+        </w:rPr>
+        <w:t xml:space="preserve">    model: shipments</w:t>
+      </w:r>
+    </w:p>
+    <w:p>
+      <w:r>
+        <w:rPr>
+          <w:rFonts w:ascii="Consolas" w:hAnsi="Consolas"/>
+          <w:sz w:val="18"/>
+        </w:rPr>
+        <w:t xml:space="preserve">    also_where:</w:t>
+      </w:r>
+    </w:p>
+    <w:p>
+      <w:r>
+        <w:rPr>
+          <w:rFonts w:ascii="Consolas" w:hAnsi="Consolas"/>
+          <w:sz w:val="18"/>
+        </w:rPr>
+        <w:t xml:space="preserve">      - { column: status, op: eq, value: SHIPPED }</w:t>
+      </w:r>
+    </w:p>
+    <w:p>
+      <w:pPr>
+        <w:pStyle w:val="Heading2"/>
+      </w:pPr>
+      <w:r>
+        <w:t>8.9 Which keys go together</w:t>
+      </w:r>
+    </w:p>
+    <w:tbl>
+      <w:tblPr>
+        <w:tblStyle w:val="LightGrid-Accent1"/>
+        <w:tblW w:type="auto" w:w="0"/>
+        <w:tblLook w:firstColumn="1" w:firstRow="1" w:lastColumn="0" w:lastRow="0" w:noHBand="0" w:noVBand="1" w:val="04A0"/>
+      </w:tblPr>
+      <w:tblGrid>
+        <w:gridCol w:w="3120"/>
+        <w:gridCol w:w="3120"/>
+        <w:gridCol w:w="3120"/>
+      </w:tblGrid>
+      <w:tr>
+        <w:tc>
+          <w:tcPr>
+            <w:tcW w:type="dxa" w:w="3120"/>
+          </w:tcPr>
+          <w:p>
+            <w:r>
+              <w:rPr>
+                <w:b/>
+              </w:rPr>
+              <w:t>Pattern</w:t>
+            </w:r>
+          </w:p>
+        </w:tc>
+        <w:tc>
+          <w:tcPr>
+            <w:tcW w:type="dxa" w:w="3120"/>
+          </w:tcPr>
+          <w:p>
+            <w:r>
+              <w:rPr>
+                <w:b/>
+              </w:rPr>
+              <w:t>Required</w:t>
+            </w:r>
+          </w:p>
+        </w:tc>
+        <w:tc>
+          <w:tcPr>
+            <w:tcW w:type="dxa" w:w="3120"/>
+          </w:tcPr>
+          <w:p>
+            <w:r>
+              <w:rPr>
+                <w:b/>
+              </w:rPr>
+              <w:t>Optional</w:t>
+            </w:r>
+          </w:p>
+        </w:tc>
+      </w:tr>
+    </w:tbl>
+    <w:p/>
+    <w:tbl>
+      <w:tblPr>
+        <w:tblStyle w:val="LightGrid-Accent1"/>
+        <w:tblW w:type="auto" w:w="0"/>
+        <w:tblLook w:firstColumn="1" w:firstRow="1" w:lastColumn="0" w:lastRow="0" w:noHBand="0" w:noVBand="1" w:val="04A0"/>
+      </w:tblPr>
+      <w:tblGrid>
+        <w:gridCol w:w="3120"/>
+        <w:gridCol w:w="3120"/>
+        <w:gridCol w:w="3120"/>
+      </w:tblGrid>
+      <w:tr>
+        <w:tc>
+          <w:tcPr>
+            <w:tcW w:type="dxa" w:w="3120"/>
+          </w:tcPr>
+          <w:p>
+            <w:r>
+              <w:rPr>
+                <w:b/>
+              </w:rPr>
+              <w:t>**sql**</w:t>
+            </w:r>
+          </w:p>
+        </w:tc>
+        <w:tc>
+          <w:tcPr>
+            <w:tcW w:type="dxa" w:w="3120"/>
+          </w:tcPr>
+          <w:p>
+            <w:r>
+              <w:rPr>
+                <w:b/>
+              </w:rPr>
+              <w:t>`sql`</w:t>
+            </w:r>
+          </w:p>
+        </w:tc>
+        <w:tc>
+          <w:tcPr>
+            <w:tcW w:type="dxa" w:w="3120"/>
+          </w:tcPr>
+          <w:p>
+            <w:r>
+              <w:rPr>
+                <w:b/>
+              </w:rPr>
+              <w:t>`agg`, `where`, `also_where`, `percentile`, `weight_column`, `model`, `replace`, `when`</w:t>
+            </w:r>
+          </w:p>
+        </w:tc>
+      </w:tr>
+    </w:tbl>
+    <w:p/>
+    <w:tbl>
+      <w:tblPr>
+        <w:tblStyle w:val="LightGrid-Accent1"/>
+        <w:tblW w:type="auto" w:w="0"/>
+        <w:tblLook w:firstColumn="1" w:firstRow="1" w:lastColumn="0" w:lastRow="0" w:noHBand="0" w:noVBand="1" w:val="04A0"/>
+      </w:tblPr>
+      <w:tblGrid>
+        <w:gridCol w:w="3120"/>
+        <w:gridCol w:w="3120"/>
+        <w:gridCol w:w="3120"/>
+      </w:tblGrid>
+      <w:tr>
+        <w:tc>
+          <w:tcPr>
+            <w:tcW w:type="dxa" w:w="3120"/>
+          </w:tcPr>
+          <w:p>
+            <w:r>
+              <w:rPr>
+                <w:b/>
+              </w:rPr>
+              <w:t>**columns+op**</w:t>
+            </w:r>
+          </w:p>
+        </w:tc>
+        <w:tc>
+          <w:tcPr>
+            <w:tcW w:type="dxa" w:w="3120"/>
+          </w:tcPr>
+          <w:p>
+            <w:r>
+              <w:rPr>
+                <w:b/>
+              </w:rPr>
+              <w:t>`columns`, `op`</w:t>
+            </w:r>
+          </w:p>
+        </w:tc>
+        <w:tc>
+          <w:tcPr>
+            <w:tcW w:type="dxa" w:w="3120"/>
+          </w:tcPr>
+          <w:p>
+            <w:r>
+              <w:rPr>
+                <w:b/>
+              </w:rPr>
+              <w:t>`agg`, `where`, `also_where`, `percentile`, `weight_column`, `model`, `replace`, `when`</w:t>
+            </w:r>
+          </w:p>
+        </w:tc>
+      </w:tr>
+    </w:tbl>
+    <w:p/>
+    <w:tbl>
+      <w:tblPr>
+        <w:tblStyle w:val="LightGrid-Accent1"/>
+        <w:tblW w:type="auto" w:w="0"/>
+        <w:tblLook w:firstColumn="1" w:firstRow="1" w:lastColumn="0" w:lastRow="0" w:noHBand="0" w:noVBand="1" w:val="04A0"/>
+      </w:tblPr>
+      <w:tblGrid>
+        <w:gridCol w:w="3120"/>
+        <w:gridCol w:w="3120"/>
+        <w:gridCol w:w="3120"/>
+      </w:tblGrid>
+      <w:tr>
+        <w:tc>
+          <w:tcPr>
+            <w:tcW w:type="dxa" w:w="3120"/>
+          </w:tcPr>
+          <w:p>
+            <w:r>
+              <w:rPr>
+                <w:b/>
+              </w:rPr>
+              <w:t>**expr**</w:t>
+            </w:r>
+          </w:p>
+        </w:tc>
+        <w:tc>
+          <w:tcPr>
+            <w:tcW w:type="dxa" w:w="3120"/>
+          </w:tcPr>
+          <w:p>
+            <w:r>
+              <w:rPr>
+                <w:b/>
+              </w:rPr>
+              <w:t>`expr`</w:t>
+            </w:r>
+          </w:p>
+        </w:tc>
+        <w:tc>
+          <w:tcPr>
+            <w:tcW w:type="dxa" w:w="3120"/>
+          </w:tcPr>
+          <w:p>
+            <w:r>
+              <w:rPr>
+                <w:b/>
+              </w:rPr>
+              <w:t>`agg` (omit = helper), `where`, `also_where`, `model`, `when`</w:t>
+            </w:r>
+          </w:p>
+        </w:tc>
+      </w:tr>
+    </w:tbl>
+    <w:p/>
+    <w:tbl>
+      <w:tblPr>
+        <w:tblStyle w:val="LightGrid-Accent1"/>
+        <w:tblW w:type="auto" w:w="0"/>
+        <w:tblLook w:firstColumn="1" w:firstRow="1" w:lastColumn="0" w:lastRow="0" w:noHBand="0" w:noVBand="1" w:val="04A0"/>
+      </w:tblPr>
+      <w:tblGrid>
+        <w:gridCol w:w="3120"/>
+        <w:gridCol w:w="3120"/>
+        <w:gridCol w:w="3120"/>
+      </w:tblGrid>
+      <w:tr>
+        <w:tc>
+          <w:tcPr>
+            <w:tcW w:type="dxa" w:w="3120"/>
+          </w:tcPr>
+          <w:p>
+            <w:r>
+              <w:rPr>
+                <w:b/>
+              </w:rPr>
+              <w:t>**lookup**</w:t>
+            </w:r>
+          </w:p>
+        </w:tc>
+        <w:tc>
+          <w:tcPr>
+            <w:tcW w:type="dxa" w:w="3120"/>
+          </w:tcPr>
+          <w:p>
+            <w:r>
+              <w:rPr>
+                <w:b/>
+              </w:rPr>
+              <w:t>`lookup.column/keys`, `lookup.map`</w:t>
+            </w:r>
+          </w:p>
+        </w:tc>
+        <w:tc>
+          <w:tcPr>
+            <w:tcW w:type="dxa" w:w="3120"/>
+          </w:tcPr>
+          <w:p>
+            <w:r>
+              <w:rPr>
+                <w:b/>
+              </w:rPr>
+              <w:t>`lookup.default`, `strict`, `valid_from`, `valid_to`, `as_of`, `agg`, `when`</w:t>
+            </w:r>
+          </w:p>
+        </w:tc>
+      </w:tr>
+    </w:tbl>
+    <w:p/>
+    <w:tbl>
+      <w:tblPr>
+        <w:tblStyle w:val="LightGrid-Accent1"/>
+        <w:tblW w:type="auto" w:w="0"/>
+        <w:tblLook w:firstColumn="1" w:firstRow="1" w:lastColumn="0" w:lastRow="0" w:noHBand="0" w:noVBand="1" w:val="04A0"/>
+      </w:tblPr>
+      <w:tblGrid>
+        <w:gridCol w:w="3120"/>
+        <w:gridCol w:w="3120"/>
+        <w:gridCol w:w="3120"/>
+      </w:tblGrid>
+      <w:tr>
+        <w:tc>
+          <w:tcPr>
+            <w:tcW w:type="dxa" w:w="3120"/>
+          </w:tcPr>
+          <w:p>
+            <w:r>
+              <w:rPr>
+                <w:b/>
+              </w:rPr>
+              <w:t>**over**</w:t>
+            </w:r>
+          </w:p>
+        </w:tc>
+        <w:tc>
+          <w:tcPr>
+            <w:tcW w:type="dxa" w:w="3120"/>
+          </w:tcPr>
+          <w:p>
+            <w:r>
+              <w:rPr>
+                <w:b/>
+              </w:rPr>
+              <w:t>`over.fn`, `over.order_by`</w:t>
+            </w:r>
+          </w:p>
+        </w:tc>
+        <w:tc>
+          <w:tcPr>
+            <w:tcW w:type="dxa" w:w="3120"/>
+          </w:tcPr>
+          <w:p>
+            <w:r>
+              <w:rPr>
+                <w:b/>
+              </w:rPr>
+              <w:t>`over.of`, `partition_by`, `n`, `agg`, `agg_ok`, `when`</w:t>
+            </w:r>
+          </w:p>
+        </w:tc>
+      </w:tr>
+    </w:tbl>
+    <w:p/>
+    <w:p>
+      <w:pPr>
+        <w:pStyle w:val="Heading2"/>
+      </w:pPr>
+      <w:r>
+        <w:t>8.10 Wiring base measures to `measures`</w:t>
+      </w:r>
+    </w:p>
+    <w:p>
+      <w:r>
+        <w:rPr>
+          <w:rFonts w:ascii="Consolas" w:hAnsi="Consolas"/>
+          <w:sz w:val="18"/>
+        </w:rPr>
+        <w:t>base_measures:</w:t>
+      </w:r>
+    </w:p>
+    <w:p>
+      <w:r>
+        <w:rPr>
+          <w:rFonts w:ascii="Consolas" w:hAnsi="Consolas"/>
+          <w:sz w:val="18"/>
+        </w:rPr>
+        <w:t xml:space="preserve">  sotif_value:</w:t>
+      </w:r>
+    </w:p>
+    <w:p>
+      <w:r>
+        <w:rPr>
+          <w:rFonts w:ascii="Consolas" w:hAnsi="Consolas"/>
+          <w:sz w:val="18"/>
+        </w:rPr>
+        <w:t xml:space="preserve">    sql: amount</w:t>
+      </w:r>
+    </w:p>
+    <w:p>
+      <w:r>
+        <w:rPr>
+          <w:rFonts w:ascii="Consolas" w:hAnsi="Consolas"/>
+          <w:sz w:val="18"/>
+        </w:rPr>
+        <w:t xml:space="preserve">    agg: sum</w:t>
+      </w:r>
+    </w:p>
+    <w:p>
+      <w:r>
+        <w:rPr>
+          <w:rFonts w:ascii="Consolas" w:hAnsi="Consolas"/>
+          <w:sz w:val="18"/>
+        </w:rPr>
+        <w:t xml:space="preserve"> </w:t>
+      </w:r>
+    </w:p>
+    <w:p>
+      <w:r>
+        <w:rPr>
+          <w:rFonts w:ascii="Consolas" w:hAnsi="Consolas"/>
+          <w:sz w:val="18"/>
+        </w:rPr>
+        <w:t>measures:</w:t>
+      </w:r>
+    </w:p>
+    <w:p>
+      <w:r>
+        <w:rPr>
+          <w:rFonts w:ascii="Consolas" w:hAnsi="Consolas"/>
+          <w:sz w:val="18"/>
+        </w:rPr>
+        <w:t xml:space="preserve">  current_value:</w:t>
+      </w:r>
+    </w:p>
+    <w:p>
+      <w:r>
+        <w:rPr>
+          <w:rFonts w:ascii="Consolas" w:hAnsi="Consolas"/>
+          <w:sz w:val="18"/>
+        </w:rPr>
+        <w:t xml:space="preserve">    of: sotif_value                 # points at base measure name</w:t>
+      </w:r>
+    </w:p>
+    <w:p>
+      <w:r>
+        <w:rPr>
+          <w:rFonts w:ascii="Consolas" w:hAnsi="Consolas"/>
+          <w:sz w:val="18"/>
+        </w:rPr>
+        <w:t xml:space="preserve">    op: point</w:t>
+      </w:r>
+    </w:p>
+    <w:p>
+      <w:r>
+        <w:rPr>
+          <w:rFonts w:ascii="Consolas" w:hAnsi="Consolas"/>
+          <w:sz w:val="18"/>
+        </w:rPr>
+        <w:t xml:space="preserve">    offset: { months: 0 }</w:t>
+      </w:r>
+    </w:p>
+    <w:p>
+      <w:r>
+        <w:rPr>
+          <w:rFonts w:ascii="Consolas" w:hAnsi="Consolas"/>
+          <w:sz w:val="18"/>
+        </w:rPr>
+        <w:t xml:space="preserve"> </w:t>
+      </w:r>
+    </w:p>
+    <w:p>
+      <w:r>
+        <w:rPr>
+          <w:rFonts w:ascii="Consolas" w:hAnsi="Consolas"/>
+          <w:sz w:val="18"/>
+        </w:rPr>
+        <w:t xml:space="preserve">  value_3m:</w:t>
+      </w:r>
+    </w:p>
+    <w:p>
+      <w:r>
+        <w:rPr>
+          <w:rFonts w:ascii="Consolas" w:hAnsi="Consolas"/>
+          <w:sz w:val="18"/>
+        </w:rPr>
+        <w:t xml:space="preserve">    of: sotif_value</w:t>
+      </w:r>
+    </w:p>
+    <w:p>
+      <w:r>
+        <w:rPr>
+          <w:rFonts w:ascii="Consolas" w:hAnsi="Consolas"/>
+          <w:sz w:val="18"/>
+        </w:rPr>
+        <w:t xml:space="preserve">    op: window</w:t>
+      </w:r>
+    </w:p>
+    <w:p>
+      <w:r>
+        <w:rPr>
+          <w:rFonts w:ascii="Consolas" w:hAnsi="Consolas"/>
+          <w:sz w:val="18"/>
+        </w:rPr>
+        <w:t xml:space="preserve">    trailing: { months: 3 }</w:t>
+      </w:r>
+    </w:p>
+    <w:p>
+      <w:r>
+        <w:rPr>
+          <w:rFonts w:ascii="Consolas" w:hAnsi="Consolas"/>
+          <w:sz w:val="18"/>
+        </w:rPr>
+        <w:t xml:space="preserve">    inclusive: true</w:t>
+      </w:r>
+    </w:p>
+    <w:p>
+      <w:pPr>
+        <w:pStyle w:val="Heading2"/>
+      </w:pPr>
+      <w:r>
+        <w:t>8.11 `sql:` vs `columns`+`op:` vs `expr:` — when to use what</w:t>
+      </w:r>
+    </w:p>
+    <w:p>
+      <w:r>
+        <w:t>All three run **per row in Pandas** after DuckDB retrieves physical columns. Folding always happens via `agg:` — never put `SUM()` in KPI YAML.</w:t>
+      </w:r>
+    </w:p>
+    <w:p>
+      <w:r>
+        <w:rPr>
+          <w:rFonts w:ascii="Consolas" w:hAnsi="Consolas"/>
+          <w:sz w:val="18"/>
+        </w:rPr>
+        <w:t>DuckDB SELECT (physical columns only)</w:t>
+      </w:r>
+    </w:p>
+    <w:p>
+      <w:r>
+        <w:rPr>
+          <w:rFonts w:ascii="Consolas" w:hAnsi="Consolas"/>
+          <w:sz w:val="18"/>
+        </w:rPr>
+        <w:t xml:space="preserve">        ↓</w:t>
+      </w:r>
+    </w:p>
+    <w:p>
+      <w:r>
+        <w:rPr>
+          <w:rFonts w:ascii="Consolas" w:hAnsi="Consolas"/>
+          <w:sz w:val="18"/>
+        </w:rPr>
+        <w:t>Pandas row pipeline  ← sql / columns+op / expr run HERE</w:t>
+      </w:r>
+    </w:p>
+    <w:p>
+      <w:r>
+        <w:rPr>
+          <w:rFonts w:ascii="Consolas" w:hAnsi="Consolas"/>
+          <w:sz w:val="18"/>
+        </w:rPr>
+        <w:t xml:space="preserve">        ↓</w:t>
+      </w:r>
+    </w:p>
+    <w:p>
+      <w:r>
+        <w:rPr>
+          <w:rFonts w:ascii="Consolas" w:hAnsi="Consolas"/>
+          <w:sz w:val="18"/>
+        </w:rPr>
+        <w:t>agg: fold to monthly grain</w:t>
+      </w:r>
+    </w:p>
+    <w:p>
+      <w:r>
+        <w:rPr>
+          <w:rFonts w:ascii="Consolas" w:hAnsi="Consolas"/>
+          <w:sz w:val="18"/>
+        </w:rPr>
+        <w:t xml:space="preserve">        ↓</w:t>
+      </w:r>
+    </w:p>
+    <w:p>
+      <w:r>
+        <w:rPr>
+          <w:rFonts w:ascii="Consolas" w:hAnsi="Consolas"/>
+          <w:sz w:val="18"/>
+        </w:rPr>
+        <w:t>densified series → measures.of</w:t>
+      </w:r>
+    </w:p>
+    <w:p>
+      <w:r>
+        <w:t>Pick **exactly one** pattern per base measure name.</w:t>
+      </w:r>
+    </w:p>
+    <w:tbl>
+      <w:tblPr>
+        <w:tblStyle w:val="LightGrid-Accent1"/>
+        <w:tblW w:type="auto" w:w="0"/>
+        <w:tblLook w:firstColumn="1" w:firstRow="1" w:lastColumn="0" w:lastRow="0" w:noHBand="0" w:noVBand="1" w:val="04A0"/>
+      </w:tblPr>
+      <w:tblGrid>
+        <w:gridCol w:w="3120"/>
+        <w:gridCol w:w="3120"/>
+        <w:gridCol w:w="3120"/>
+      </w:tblGrid>
+      <w:tr>
+        <w:tc>
+          <w:tcPr>
+            <w:tcW w:type="dxa" w:w="3120"/>
+          </w:tcPr>
+          <w:p>
+            <w:r>
+              <w:rPr>
+                <w:b/>
+              </w:rPr>
+              <w:t>Pattern</w:t>
+            </w:r>
+          </w:p>
+        </w:tc>
+        <w:tc>
+          <w:tcPr>
+            <w:tcW w:type="dxa" w:w="3120"/>
+          </w:tcPr>
+          <w:p>
+            <w:r>
+              <w:rPr>
+                <w:b/>
+              </w:rPr>
+              <w:t>What it is</w:t>
+            </w:r>
+          </w:p>
+        </w:tc>
+        <w:tc>
+          <w:tcPr>
+            <w:tcW w:type="dxa" w:w="3120"/>
+          </w:tcPr>
+          <w:p>
+            <w:r>
+              <w:rPr>
+                <w:b/>
+              </w:rPr>
+              <w:t>Best for</w:t>
+            </w:r>
+          </w:p>
+        </w:tc>
+      </w:tr>
+    </w:tbl>
+    <w:p/>
+    <w:tbl>
+      <w:tblPr>
+        <w:tblStyle w:val="LightGrid-Accent1"/>
+        <w:tblW w:type="auto" w:w="0"/>
+        <w:tblLook w:firstColumn="1" w:firstRow="1" w:lastColumn="0" w:lastRow="0" w:noHBand="0" w:noVBand="1" w:val="04A0"/>
+      </w:tblPr>
+      <w:tblGrid>
+        <w:gridCol w:w="3120"/>
+        <w:gridCol w:w="3120"/>
+        <w:gridCol w:w="3120"/>
+      </w:tblGrid>
+      <w:tr>
+        <w:tc>
+          <w:tcPr>
+            <w:tcW w:type="dxa" w:w="3120"/>
+          </w:tcPr>
+          <w:p>
+            <w:r>
+              <w:rPr>
+                <w:b/>
+              </w:rPr>
+              <w:t>**`sql:`**</w:t>
+            </w:r>
+          </w:p>
+        </w:tc>
+        <w:tc>
+          <w:tcPr>
+            <w:tcW w:type="dxa" w:w="3120"/>
+          </w:tcPr>
+          <w:p>
+            <w:r>
+              <w:rPr>
+                <w:b/>
+              </w:rPr>
+              <w:t>Read one physical column (simple formulas in `sql:` are promoted to expr internally)</w:t>
+            </w:r>
+          </w:p>
+        </w:tc>
+        <w:tc>
+          <w:tcPr>
+            <w:tcW w:type="dxa" w:w="3120"/>
+          </w:tcPr>
+          <w:p>
+            <w:r>
+              <w:rPr>
+                <w:b/>
+              </w:rPr>
+              <w:t>“Just sum/count this column”</w:t>
+            </w:r>
+          </w:p>
+        </w:tc>
+      </w:tr>
+    </w:tbl>
+    <w:p/>
+    <w:tbl>
+      <w:tblPr>
+        <w:tblStyle w:val="LightGrid-Accent1"/>
+        <w:tblW w:type="auto" w:w="0"/>
+        <w:tblLook w:firstColumn="1" w:firstRow="1" w:lastColumn="0" w:lastRow="0" w:noHBand="0" w:noVBand="1" w:val="04A0"/>
+      </w:tblPr>
+      <w:tblGrid>
+        <w:gridCol w:w="3120"/>
+        <w:gridCol w:w="3120"/>
+        <w:gridCol w:w="3120"/>
+      </w:tblGrid>
+      <w:tr>
+        <w:tc>
+          <w:tcPr>
+            <w:tcW w:type="dxa" w:w="3120"/>
+          </w:tcPr>
+          <w:p>
+            <w:r>
+              <w:rPr>
+                <w:b/>
+              </w:rPr>
+              <w:t>**`columns:` + `op:`**</w:t>
+            </w:r>
+          </w:p>
+        </w:tc>
+        <w:tc>
+          <w:tcPr>
+            <w:tcW w:type="dxa" w:w="3120"/>
+          </w:tcPr>
+          <w:p>
+            <w:r>
+              <w:rPr>
+                <w:b/>
+              </w:rPr>
+              <w:t>Call a **registered row function** with fixed inputs</w:t>
+            </w:r>
+          </w:p>
+        </w:tc>
+        <w:tc>
+          <w:tcPr>
+            <w:tcW w:type="dxa" w:w="3120"/>
+          </w:tcPr>
+          <w:p>
+            <w:r>
+              <w:rPr>
+                <w:b/>
+              </w:rPr>
+              <w:t>Named ops with safe semantics (`divide`, `if_else`, custom fns)</w:t>
+            </w:r>
+          </w:p>
+        </w:tc>
+      </w:tr>
+    </w:tbl>
+    <w:p/>
+    <w:tbl>
+      <w:tblPr>
+        <w:tblStyle w:val="LightGrid-Accent1"/>
+        <w:tblW w:type="auto" w:w="0"/>
+        <w:tblLook w:firstColumn="1" w:firstRow="1" w:lastColumn="0" w:lastRow="0" w:noHBand="0" w:noVBand="1" w:val="04A0"/>
+      </w:tblPr>
+      <w:tblGrid>
+        <w:gridCol w:w="3120"/>
+        <w:gridCol w:w="3120"/>
+        <w:gridCol w:w="3120"/>
+      </w:tblGrid>
+      <w:tr>
+        <w:tc>
+          <w:tcPr>
+            <w:tcW w:type="dxa" w:w="3120"/>
+          </w:tcPr>
+          <w:p>
+            <w:r>
+              <w:rPr>
+                <w:b/>
+              </w:rPr>
+              <w:t>**`expr:`**</w:t>
+            </w:r>
+          </w:p>
+        </w:tc>
+        <w:tc>
+          <w:tcPr>
+            <w:tcW w:type="dxa" w:w="3120"/>
+          </w:tcPr>
+          <w:p>
+            <w:r>
+              <w:rPr>
+                <w:b/>
+              </w:rPr>
+              <w:t>Free-form row formula; can chain **other base measures**</w:t>
+            </w:r>
+          </w:p>
+        </w:tc>
+        <w:tc>
+          <w:tcPr>
+            <w:tcW w:type="dxa" w:w="3120"/>
+          </w:tcPr>
+          <w:p>
+            <w:r>
+              <w:rPr>
+                <w:b/>
+              </w:rPr>
+              <w:t>Nested math, reusing earlier bases, CASE, allowlisted calls</w:t>
+            </w:r>
+          </w:p>
+        </w:tc>
+      </w:tr>
+    </w:tbl>
+    <w:p/>
+    <w:p>
+      <w:pPr>
+        <w:pStyle w:val="Heading3"/>
+      </w:pPr>
+      <w:r>
+        <w:t>Decision guide</w:t>
+      </w:r>
+    </w:p>
+    <w:p>
+      <w:r>
+        <w:rPr>
+          <w:rFonts w:ascii="Consolas" w:hAnsi="Consolas"/>
+          <w:sz w:val="18"/>
+        </w:rPr>
+        <w:t>Single physical column, no row math?</w:t>
+      </w:r>
+    </w:p>
+    <w:p>
+      <w:r>
+        <w:rPr>
+          <w:rFonts w:ascii="Consolas" w:hAnsi="Consolas"/>
+          <w:sz w:val="18"/>
+        </w:rPr>
+        <w:t xml:space="preserve">  └─ sql: + agg:</w:t>
+      </w:r>
+    </w:p>
+    <w:p>
+      <w:r>
+        <w:rPr>
+          <w:rFonts w:ascii="Consolas" w:hAnsi="Consolas"/>
+          <w:sz w:val="18"/>
+        </w:rPr>
+        <w:t xml:space="preserve"> </w:t>
+      </w:r>
+    </w:p>
+    <w:p>
+      <w:r>
+        <w:rPr>
+          <w:rFonts w:ascii="Consolas" w:hAnsi="Consolas"/>
+          <w:sz w:val="18"/>
+        </w:rPr>
+        <w:t>Need a catalog function with named params / safe divide / if_else / custom op?</w:t>
+      </w:r>
+    </w:p>
+    <w:p>
+      <w:r>
+        <w:rPr>
+          <w:rFonts w:ascii="Consolas" w:hAnsi="Consolas"/>
+          <w:sz w:val="18"/>
+        </w:rPr>
+        <w:t xml:space="preserve">  └─ columns: + op: + agg:</w:t>
+      </w:r>
+    </w:p>
+    <w:p>
+      <w:r>
+        <w:rPr>
+          <w:rFonts w:ascii="Consolas" w:hAnsi="Consolas"/>
+          <w:sz w:val="18"/>
+        </w:rPr>
+        <w:t xml:space="preserve"> </w:t>
+      </w:r>
+    </w:p>
+    <w:p>
+      <w:r>
+        <w:rPr>
+          <w:rFonts w:ascii="Consolas" w:hAnsi="Consolas"/>
+          <w:sz w:val="18"/>
+        </w:rPr>
+        <w:t>Need nested math, CASE, or reference another base measure?</w:t>
+      </w:r>
+    </w:p>
+    <w:p>
+      <w:r>
+        <w:rPr>
+          <w:rFonts w:ascii="Consolas" w:hAnsi="Consolas"/>
+          <w:sz w:val="18"/>
+        </w:rPr>
+        <w:t xml:space="preserve">  └─ expr: + agg:</w:t>
+      </w:r>
+    </w:p>
+    <w:p>
+      <w:r>
+        <w:rPr>
+          <w:rFonts w:ascii="Consolas" w:hAnsi="Consolas"/>
+          <w:sz w:val="18"/>
+        </w:rPr>
+        <w:t xml:space="preserve"> </w:t>
+      </w:r>
+    </w:p>
+    <w:p>
+      <w:r>
+        <w:rPr>
+          <w:rFonts w:ascii="Consolas" w:hAnsi="Consolas"/>
+          <w:sz w:val="18"/>
+        </w:rPr>
+        <w:t>Need ratio of two totals (fill rate, margin %)?</w:t>
+      </w:r>
+    </w:p>
+    <w:p>
+      <w:r>
+        <w:rPr>
+          <w:rFonts w:ascii="Consolas" w:hAnsi="Consolas"/>
+          <w:sz w:val="18"/>
+        </w:rPr>
+        <w:t xml:space="preserve">  └─ TWO sql: bases (sum each) → measure expr/arithmetic</w:t>
+      </w:r>
+    </w:p>
+    <w:p>
+      <w:r>
+        <w:rPr>
+          <w:rFonts w:ascii="Consolas" w:hAnsi="Consolas"/>
+          <w:sz w:val="18"/>
+        </w:rPr>
+        <w:t xml:space="preserve">     NOT columns+op divide with agg: avg</w:t>
+      </w:r>
+    </w:p>
+    <w:p>
+      <w:pPr>
+        <w:pStyle w:val="Heading3"/>
+      </w:pPr>
+      <w:r>
+        <w:t>Same problem, three approaches</w:t>
+      </w:r>
+    </w:p>
+    <w:p>
+      <w:r>
+        <w:t>**Goal:** monthly total of `unit_price × quantity` for open lines.</w:t>
+      </w:r>
+    </w:p>
+    <w:p>
+      <w:r>
+        <w:t>**Option A — `sql:`** (when model already exposes the product):</w:t>
+      </w:r>
+    </w:p>
+    <w:p>
+      <w:r>
+        <w:rPr>
+          <w:rFonts w:ascii="Consolas" w:hAnsi="Consolas"/>
+          <w:sz w:val="18"/>
+        </w:rPr>
+        <w:t>base_measures:</w:t>
+      </w:r>
+    </w:p>
+    <w:p>
+      <w:r>
+        <w:rPr>
+          <w:rFonts w:ascii="Consolas" w:hAnsi="Consolas"/>
+          <w:sz w:val="18"/>
+        </w:rPr>
+        <w:t xml:space="preserve">  open_line_total:</w:t>
+      </w:r>
+    </w:p>
+    <w:p>
+      <w:r>
+        <w:rPr>
+          <w:rFonts w:ascii="Consolas" w:hAnsi="Consolas"/>
+          <w:sz w:val="18"/>
+        </w:rPr>
+        <w:t xml:space="preserve">    sql: line_total               # precomputed in model</w:t>
+      </w:r>
+    </w:p>
+    <w:p>
+      <w:r>
+        <w:rPr>
+          <w:rFonts w:ascii="Consolas" w:hAnsi="Consolas"/>
+          <w:sz w:val="18"/>
+        </w:rPr>
+        <w:t xml:space="preserve">    agg: sum</w:t>
+      </w:r>
+    </w:p>
+    <w:p>
+      <w:r>
+        <w:rPr>
+          <w:rFonts w:ascii="Consolas" w:hAnsi="Consolas"/>
+          <w:sz w:val="18"/>
+        </w:rPr>
+        <w:t xml:space="preserve">    where: { column: status, op: eq, value: open }</w:t>
+      </w:r>
+    </w:p>
+    <w:p>
+      <w:r>
+        <w:t>**Option B — `columns` + `op:`** (catalog multiply):</w:t>
+      </w:r>
+    </w:p>
+    <w:p>
+      <w:r>
+        <w:rPr>
+          <w:rFonts w:ascii="Consolas" w:hAnsi="Consolas"/>
+          <w:sz w:val="18"/>
+        </w:rPr>
+        <w:t>base_measures:</w:t>
+      </w:r>
+    </w:p>
+    <w:p>
+      <w:r>
+        <w:rPr>
+          <w:rFonts w:ascii="Consolas" w:hAnsi="Consolas"/>
+          <w:sz w:val="18"/>
+        </w:rPr>
+        <w:t xml:space="preserve">  open_line_total:</w:t>
+      </w:r>
+    </w:p>
+    <w:p>
+      <w:r>
+        <w:rPr>
+          <w:rFonts w:ascii="Consolas" w:hAnsi="Consolas"/>
+          <w:sz w:val="18"/>
+        </w:rPr>
+        <w:t xml:space="preserve">    columns: [unit_price, quantity]</w:t>
+      </w:r>
+    </w:p>
+    <w:p>
+      <w:r>
+        <w:rPr>
+          <w:rFonts w:ascii="Consolas" w:hAnsi="Consolas"/>
+          <w:sz w:val="18"/>
+        </w:rPr>
+        <w:t xml:space="preserve">    op: multiply</w:t>
+      </w:r>
+    </w:p>
+    <w:p>
+      <w:r>
+        <w:rPr>
+          <w:rFonts w:ascii="Consolas" w:hAnsi="Consolas"/>
+          <w:sz w:val="18"/>
+        </w:rPr>
+        <w:t xml:space="preserve">    agg: sum</w:t>
+      </w:r>
+    </w:p>
+    <w:p>
+      <w:r>
+        <w:rPr>
+          <w:rFonts w:ascii="Consolas" w:hAnsi="Consolas"/>
+          <w:sz w:val="18"/>
+        </w:rPr>
+        <w:t xml:space="preserve">    where: { column: status, op: eq, value: open }</w:t>
+      </w:r>
+    </w:p>
+    <w:p>
+      <w:r>
+        <w:t>**Option C — `expr:`** (formula style):</w:t>
+      </w:r>
+    </w:p>
+    <w:p>
+      <w:r>
+        <w:rPr>
+          <w:rFonts w:ascii="Consolas" w:hAnsi="Consolas"/>
+          <w:sz w:val="18"/>
+        </w:rPr>
+        <w:t>base_measures:</w:t>
+      </w:r>
+    </w:p>
+    <w:p>
+      <w:r>
+        <w:rPr>
+          <w:rFonts w:ascii="Consolas" w:hAnsi="Consolas"/>
+          <w:sz w:val="18"/>
+        </w:rPr>
+        <w:t xml:space="preserve">  open_line_total:</w:t>
+      </w:r>
+    </w:p>
+    <w:p>
+      <w:r>
+        <w:rPr>
+          <w:rFonts w:ascii="Consolas" w:hAnsi="Consolas"/>
+          <w:sz w:val="18"/>
+        </w:rPr>
+        <w:t xml:space="preserve">    expr: unit_price * quantity</w:t>
+      </w:r>
+    </w:p>
+    <w:p>
+      <w:r>
+        <w:rPr>
+          <w:rFonts w:ascii="Consolas" w:hAnsi="Consolas"/>
+          <w:sz w:val="18"/>
+        </w:rPr>
+        <w:t xml:space="preserve">    agg: sum</w:t>
+      </w:r>
+    </w:p>
+    <w:p>
+      <w:r>
+        <w:rPr>
+          <w:rFonts w:ascii="Consolas" w:hAnsi="Consolas"/>
+          <w:sz w:val="18"/>
+        </w:rPr>
+        <w:t xml:space="preserve">    where: { column: status, op: eq, value: open }</w:t>
+      </w:r>
+    </w:p>
+    <w:p>
+      <w:r>
+        <w:t>All three can produce the same result. Prefer `sql:` for a bare column, `columns`+`op:` for catalog semantics, `expr:` when the logic may grow or must reference other bases.</w:t>
+      </w:r>
+    </w:p>
+    <w:p>
+      <w:pPr>
+        <w:pStyle w:val="Heading3"/>
+      </w:pPr>
+      <w:r>
+        <w:t>Comparison table</w:t>
+      </w:r>
+    </w:p>
+    <w:tbl>
+      <w:tblPr>
+        <w:tblStyle w:val="LightGrid-Accent1"/>
+        <w:tblW w:type="auto" w:w="0"/>
+        <w:tblLook w:firstColumn="1" w:firstRow="1" w:lastColumn="0" w:lastRow="0" w:noHBand="0" w:noVBand="1" w:val="04A0"/>
+      </w:tblPr>
+      <w:tblGrid>
+        <w:gridCol w:w="2340"/>
+        <w:gridCol w:w="2340"/>
+        <w:gridCol w:w="2340"/>
+        <w:gridCol w:w="2340"/>
+      </w:tblGrid>
+      <w:tr>
+        <w:tc>
+          <w:tcPr>
+            <w:tcW w:type="dxa" w:w="2340"/>
+          </w:tcPr>
+          <w:p>
+            <w:r>
+              <w:rPr>
+                <w:b/>
+              </w:rPr>
+            </w:r>
+          </w:p>
+        </w:tc>
+        <w:tc>
+          <w:tcPr>
+            <w:tcW w:type="dxa" w:w="2340"/>
+          </w:tcPr>
+          <w:p>
+            <w:r>
+              <w:rPr>
+                <w:b/>
+              </w:rPr>
+              <w:t>**`sql:`**</w:t>
+            </w:r>
+          </w:p>
+        </w:tc>
+        <w:tc>
+          <w:tcPr>
+            <w:tcW w:type="dxa" w:w="2340"/>
+          </w:tcPr>
+          <w:p>
+            <w:r>
+              <w:rPr>
+                <w:b/>
+              </w:rPr>
+              <w:t>**`columns:` + `op:`**</w:t>
+            </w:r>
+          </w:p>
+        </w:tc>
+        <w:tc>
+          <w:tcPr>
+            <w:tcW w:type="dxa" w:w="2340"/>
+          </w:tcPr>
+          <w:p>
+            <w:r>
+              <w:rPr>
+                <w:b/>
+              </w:rPr>
+              <w:t>**`expr:`**</w:t>
+            </w:r>
+          </w:p>
+        </w:tc>
+      </w:tr>
+    </w:tbl>
+    <w:p/>
+    <w:tbl>
+      <w:tblPr>
+        <w:tblStyle w:val="LightGrid-Accent1"/>
+        <w:tblW w:type="auto" w:w="0"/>
+        <w:tblLook w:firstColumn="1" w:firstRow="1" w:lastColumn="0" w:lastRow="0" w:noHBand="0" w:noVBand="1" w:val="04A0"/>
+      </w:tblPr>
+      <w:tblGrid>
+        <w:gridCol w:w="2340"/>
+        <w:gridCol w:w="2340"/>
+        <w:gridCol w:w="2340"/>
+        <w:gridCol w:w="2340"/>
+      </w:tblGrid>
+      <w:tr>
+        <w:tc>
+          <w:tcPr>
+            <w:tcW w:type="dxa" w:w="2340"/>
+          </w:tcPr>
+          <w:p>
+            <w:r>
+              <w:rPr>
+                <w:b/>
+              </w:rPr>
+              <w:t>Reads physical column</w:t>
+            </w:r>
+          </w:p>
+        </w:tc>
+        <w:tc>
+          <w:tcPr>
+            <w:tcW w:type="dxa" w:w="2340"/>
+          </w:tcPr>
+          <w:p>
+            <w:r>
+              <w:rPr>
+                <w:b/>
+              </w:rPr>
+              <w:t>Yes (primary)</w:t>
+            </w:r>
+          </w:p>
+        </w:tc>
+        <w:tc>
+          <w:tcPr>
+            <w:tcW w:type="dxa" w:w="2340"/>
+          </w:tcPr>
+          <w:p>
+            <w:r>
+              <w:rPr>
+                <w:b/>
+              </w:rPr>
+              <w:t>Via `columns:`</w:t>
+            </w:r>
+          </w:p>
+        </w:tc>
+        <w:tc>
+          <w:tcPr>
+            <w:tcW w:type="dxa" w:w="2340"/>
+          </w:tcPr>
+          <w:p>
+            <w:r>
+              <w:rPr>
+                <w:b/>
+              </w:rPr>
+              <w:t>Via identifiers</w:t>
+            </w:r>
+          </w:p>
+        </w:tc>
+      </w:tr>
+    </w:tbl>
+    <w:p/>
+    <w:tbl>
+      <w:tblPr>
+        <w:tblStyle w:val="LightGrid-Accent1"/>
+        <w:tblW w:type="auto" w:w="0"/>
+        <w:tblLook w:firstColumn="1" w:firstRow="1" w:lastColumn="0" w:lastRow="0" w:noHBand="0" w:noVBand="1" w:val="04A0"/>
+      </w:tblPr>
+      <w:tblGrid>
+        <w:gridCol w:w="2340"/>
+        <w:gridCol w:w="2340"/>
+        <w:gridCol w:w="2340"/>
+        <w:gridCol w:w="2340"/>
+      </w:tblGrid>
+      <w:tr>
+        <w:tc>
+          <w:tcPr>
+            <w:tcW w:type="dxa" w:w="2340"/>
+          </w:tcPr>
+          <w:p>
+            <w:r>
+              <w:rPr>
+                <w:b/>
+              </w:rPr>
+              <w:t>Row math</w:t>
+            </w:r>
+          </w:p>
+        </w:tc>
+        <w:tc>
+          <w:tcPr>
+            <w:tcW w:type="dxa" w:w="2340"/>
+          </w:tcPr>
+          <w:p>
+            <w:r>
+              <w:rPr>
+                <w:b/>
+              </w:rPr>
+              <w:t>Simple only (prefer expr)</w:t>
+            </w:r>
+          </w:p>
+        </w:tc>
+        <w:tc>
+          <w:tcPr>
+            <w:tcW w:type="dxa" w:w="2340"/>
+          </w:tcPr>
+          <w:p>
+            <w:r>
+              <w:rPr>
+                <w:b/>
+              </w:rPr>
+              <w:t>Via registered `op`</w:t>
+            </w:r>
+          </w:p>
+        </w:tc>
+        <w:tc>
+          <w:tcPr>
+            <w:tcW w:type="dxa" w:w="2340"/>
+          </w:tcPr>
+          <w:p>
+            <w:r>
+              <w:rPr>
+                <w:b/>
+              </w:rPr>
+              <w:t>Full `+ - * /`, CASE, calls</w:t>
+            </w:r>
+          </w:p>
+        </w:tc>
+      </w:tr>
+    </w:tbl>
+    <w:p/>
+    <w:tbl>
+      <w:tblPr>
+        <w:tblStyle w:val="LightGrid-Accent1"/>
+        <w:tblW w:type="auto" w:w="0"/>
+        <w:tblLook w:firstColumn="1" w:firstRow="1" w:lastColumn="0" w:lastRow="0" w:noHBand="0" w:noVBand="1" w:val="04A0"/>
+      </w:tblPr>
+      <w:tblGrid>
+        <w:gridCol w:w="2340"/>
+        <w:gridCol w:w="2340"/>
+        <w:gridCol w:w="2340"/>
+        <w:gridCol w:w="2340"/>
+      </w:tblGrid>
+      <w:tr>
+        <w:tc>
+          <w:tcPr>
+            <w:tcW w:type="dxa" w:w="2340"/>
+          </w:tcPr>
+          <w:p>
+            <w:r>
+              <w:rPr>
+                <w:b/>
+              </w:rPr>
+              <w:t>References other bases</w:t>
+            </w:r>
+          </w:p>
+        </w:tc>
+        <w:tc>
+          <w:tcPr>
+            <w:tcW w:type="dxa" w:w="2340"/>
+          </w:tcPr>
+          <w:p>
+            <w:r>
+              <w:rPr>
+                <w:b/>
+              </w:rPr>
+              <w:t>No</w:t>
+            </w:r>
+          </w:p>
+        </w:tc>
+        <w:tc>
+          <w:tcPr>
+            <w:tcW w:type="dxa" w:w="2340"/>
+          </w:tcPr>
+          <w:p>
+            <w:r>
+              <w:rPr>
+                <w:b/>
+              </w:rPr>
+              <w:t>No</w:t>
+            </w:r>
+          </w:p>
+        </w:tc>
+        <w:tc>
+          <w:tcPr>
+            <w:tcW w:type="dxa" w:w="2340"/>
+          </w:tcPr>
+          <w:p>
+            <w:r>
+              <w:rPr>
+                <w:b/>
+              </w:rPr>
+              <w:t>**Yes**</w:t>
+            </w:r>
+          </w:p>
+        </w:tc>
+      </w:tr>
+    </w:tbl>
+    <w:p/>
+    <w:tbl>
+      <w:tblPr>
+        <w:tblStyle w:val="LightGrid-Accent1"/>
+        <w:tblW w:type="auto" w:w="0"/>
+        <w:tblLook w:firstColumn="1" w:firstRow="1" w:lastColumn="0" w:lastRow="0" w:noHBand="0" w:noVBand="1" w:val="04A0"/>
+      </w:tblPr>
+      <w:tblGrid>
+        <w:gridCol w:w="2340"/>
+        <w:gridCol w:w="2340"/>
+        <w:gridCol w:w="2340"/>
+        <w:gridCol w:w="2340"/>
+      </w:tblGrid>
+      <w:tr>
+        <w:tc>
+          <w:tcPr>
+            <w:tcW w:type="dxa" w:w="2340"/>
+          </w:tcPr>
+          <w:p>
+            <w:r>
+              <w:rPr>
+                <w:b/>
+              </w:rPr>
+              <w:t>Bind-time arity check</w:t>
+            </w:r>
+          </w:p>
+        </w:tc>
+        <w:tc>
+          <w:tcPr>
+            <w:tcW w:type="dxa" w:w="2340"/>
+          </w:tcPr>
+          <w:p>
+            <w:r>
+              <w:rPr>
+                <w:b/>
+              </w:rPr>
+              <w:t>N/A</w:t>
+            </w:r>
+          </w:p>
+        </w:tc>
+        <w:tc>
+          <w:tcPr>
+            <w:tcW w:type="dxa" w:w="2340"/>
+          </w:tcPr>
+          <w:p>
+            <w:r>
+              <w:rPr>
+                <w:b/>
+              </w:rPr>
+              <w:t>Yes (per op signature)</w:t>
+            </w:r>
+          </w:p>
+        </w:tc>
+        <w:tc>
+          <w:tcPr>
+            <w:tcW w:type="dxa" w:w="2340"/>
+          </w:tcPr>
+          <w:p>
+            <w:r>
+              <w:rPr>
+                <w:b/>
+              </w:rPr>
+              <w:t>Expression parser</w:t>
+            </w:r>
+          </w:p>
+        </w:tc>
+      </w:tr>
+    </w:tbl>
+    <w:p/>
+    <w:tbl>
+      <w:tblPr>
+        <w:tblStyle w:val="LightGrid-Accent1"/>
+        <w:tblW w:type="auto" w:w="0"/>
+        <w:tblLook w:firstColumn="1" w:firstRow="1" w:lastColumn="0" w:lastRow="0" w:noHBand="0" w:noVBand="1" w:val="04A0"/>
+      </w:tblPr>
+      <w:tblGrid>
+        <w:gridCol w:w="2340"/>
+        <w:gridCol w:w="2340"/>
+        <w:gridCol w:w="2340"/>
+        <w:gridCol w:w="2340"/>
+      </w:tblGrid>
+      <w:tr>
+        <w:tc>
+          <w:tcPr>
+            <w:tcW w:type="dxa" w:w="2340"/>
+          </w:tcPr>
+          <w:p>
+            <w:r>
+              <w:rPr>
+                <w:b/>
+              </w:rPr>
+              <w:t>Zero-safe divide</w:t>
+            </w:r>
+          </w:p>
+        </w:tc>
+        <w:tc>
+          <w:tcPr>
+            <w:tcW w:type="dxa" w:w="2340"/>
+          </w:tcPr>
+          <w:p>
+            <w:r>
+              <w:rPr>
+                <w:b/>
+              </w:rPr>
+              <w:t>Manual</w:t>
+            </w:r>
+          </w:p>
+        </w:tc>
+        <w:tc>
+          <w:tcPr>
+            <w:tcW w:type="dxa" w:w="2340"/>
+          </w:tcPr>
+          <w:p>
+            <w:r>
+              <w:rPr>
+                <w:b/>
+              </w:rPr>
+              <w:t>Built into `op: divide`</w:t>
+            </w:r>
+          </w:p>
+        </w:tc>
+        <w:tc>
+          <w:tcPr>
+            <w:tcW w:type="dxa" w:w="2340"/>
+          </w:tcPr>
+          <w:p>
+            <w:r>
+              <w:rPr>
+                <w:b/>
+              </w:rPr>
+              <w:t>Manual</w:t>
+            </w:r>
+          </w:p>
+        </w:tc>
+      </w:tr>
+    </w:tbl>
+    <w:p/>
+    <w:tbl>
+      <w:tblPr>
+        <w:tblStyle w:val="LightGrid-Accent1"/>
+        <w:tblW w:type="auto" w:w="0"/>
+        <w:tblLook w:firstColumn="1" w:firstRow="1" w:lastColumn="0" w:lastRow="0" w:noHBand="0" w:noVBand="1" w:val="04A0"/>
+      </w:tblPr>
+      <w:tblGrid>
+        <w:gridCol w:w="2340"/>
+        <w:gridCol w:w="2340"/>
+        <w:gridCol w:w="2340"/>
+        <w:gridCol w:w="2340"/>
+      </w:tblGrid>
+      <w:tr>
+        <w:tc>
+          <w:tcPr>
+            <w:tcW w:type="dxa" w:w="2340"/>
+          </w:tcPr>
+          <w:p>
+            <w:r>
+              <w:rPr>
+                <w:b/>
+              </w:rPr>
+              <w:t>Custom logic</w:t>
+            </w:r>
+          </w:p>
+        </w:tc>
+        <w:tc>
+          <w:tcPr>
+            <w:tcW w:type="dxa" w:w="2340"/>
+          </w:tcPr>
+          <w:p>
+            <w:r>
+              <w:rPr>
+                <w:b/>
+              </w:rPr>
+              <w:t>No</w:t>
+            </w:r>
+          </w:p>
+        </w:tc>
+        <w:tc>
+          <w:tcPr>
+            <w:tcW w:type="dxa" w:w="2340"/>
+          </w:tcPr>
+          <w:p>
+            <w:r>
+              <w:rPr>
+                <w:b/>
+              </w:rPr>
+              <w:t>Register column fn</w:t>
+            </w:r>
+          </w:p>
+        </w:tc>
+        <w:tc>
+          <w:tcPr>
+            <w:tcW w:type="dxa" w:w="2340"/>
+          </w:tcPr>
+          <w:p>
+            <w:r>
+              <w:rPr>
+                <w:b/>
+              </w:rPr>
+              <w:t>Write expr</w:t>
+            </w:r>
+          </w:p>
+        </w:tc>
+      </w:tr>
+    </w:tbl>
+    <w:p/>
+    <w:tbl>
+      <w:tblPr>
+        <w:tblStyle w:val="LightGrid-Accent1"/>
+        <w:tblW w:type="auto" w:w="0"/>
+        <w:tblLook w:firstColumn="1" w:firstRow="1" w:lastColumn="0" w:lastRow="0" w:noHBand="0" w:noVBand="1" w:val="04A0"/>
+      </w:tblPr>
+      <w:tblGrid>
+        <w:gridCol w:w="2340"/>
+        <w:gridCol w:w="2340"/>
+        <w:gridCol w:w="2340"/>
+        <w:gridCol w:w="2340"/>
+      </w:tblGrid>
+      <w:tr>
+        <w:tc>
+          <w:tcPr>
+            <w:tcW w:type="dxa" w:w="2340"/>
+          </w:tcPr>
+          <w:p>
+            <w:r>
+              <w:rPr>
+                <w:b/>
+              </w:rPr>
+              <w:t>Default `agg:`</w:t>
+            </w:r>
+          </w:p>
+        </w:tc>
+        <w:tc>
+          <w:tcPr>
+            <w:tcW w:type="dxa" w:w="2340"/>
+          </w:tcPr>
+          <w:p>
+            <w:r>
+              <w:rPr>
+                <w:b/>
+              </w:rPr>
+              <w:t>`sum`</w:t>
+            </w:r>
+          </w:p>
+        </w:tc>
+        <w:tc>
+          <w:tcPr>
+            <w:tcW w:type="dxa" w:w="2340"/>
+          </w:tcPr>
+          <w:p>
+            <w:r>
+              <w:rPr>
+                <w:b/>
+              </w:rPr>
+              <w:t>`sum`</w:t>
+            </w:r>
+          </w:p>
+        </w:tc>
+        <w:tc>
+          <w:tcPr>
+            <w:tcW w:type="dxa" w:w="2340"/>
+          </w:tcPr>
+          <w:p>
+            <w:r>
+              <w:rPr>
+                <w:b/>
+              </w:rPr>
+              <w:t>none if helper-shaped</w:t>
+            </w:r>
+          </w:p>
+        </w:tc>
+      </w:tr>
+    </w:tbl>
+    <w:p/>
+    <w:p>
+      <w:pPr>
+        <w:pStyle w:val="Heading3"/>
+      </w:pPr>
+      <w:r>
+        <w:t>Gold rule: average of ratios ≠ ratio of totals</w:t>
+      </w:r>
+    </w:p>
+    <w:p>
+      <w:r>
+        <w:rPr>
+          <w:rFonts w:ascii="Consolas" w:hAnsi="Consolas"/>
+          <w:sz w:val="18"/>
+        </w:rPr>
+        <w:t># WRONG if you want fill rate = total shipped / total ordered</w:t>
+      </w:r>
+    </w:p>
+    <w:p>
+      <w:r>
+        <w:rPr>
+          <w:rFonts w:ascii="Consolas" w:hAnsi="Consolas"/>
+          <w:sz w:val="18"/>
+        </w:rPr>
+        <w:t>fill_rate_wrong:</w:t>
+      </w:r>
+    </w:p>
+    <w:p>
+      <w:r>
+        <w:rPr>
+          <w:rFonts w:ascii="Consolas" w:hAnsi="Consolas"/>
+          <w:sz w:val="18"/>
+        </w:rPr>
+        <w:t xml:space="preserve">  columns: { numerator: shipped_qty, denominator: ordered_qty }</w:t>
+      </w:r>
+    </w:p>
+    <w:p>
+      <w:r>
+        <w:rPr>
+          <w:rFonts w:ascii="Consolas" w:hAnsi="Consolas"/>
+          <w:sz w:val="18"/>
+        </w:rPr>
+        <w:t xml:space="preserve">  op: divide</w:t>
+      </w:r>
+    </w:p>
+    <w:p>
+      <w:r>
+        <w:rPr>
+          <w:rFonts w:ascii="Consolas" w:hAnsi="Consolas"/>
+          <w:sz w:val="18"/>
+        </w:rPr>
+        <w:t xml:space="preserve">  agg: avg                        # averages row-level ratios!</w:t>
+      </w:r>
+    </w:p>
+    <w:tbl>
+      <w:tblPr>
+        <w:tblStyle w:val="LightGrid-Accent1"/>
+        <w:tblW w:type="auto" w:w="0"/>
+        <w:tblLook w:firstColumn="1" w:firstRow="1" w:lastColumn="0" w:lastRow="0" w:noHBand="0" w:noVBand="1" w:val="04A0"/>
+      </w:tblPr>
+      <w:tblGrid>
+        <w:gridCol w:w="2340"/>
+        <w:gridCol w:w="2340"/>
+        <w:gridCol w:w="2340"/>
+        <w:gridCol w:w="2340"/>
+      </w:tblGrid>
+      <w:tr>
+        <w:tc>
+          <w:tcPr>
+            <w:tcW w:type="dxa" w:w="2340"/>
+          </w:tcPr>
+          <w:p>
+            <w:r>
+              <w:rPr>
+                <w:b/>
+              </w:rPr>
+              <w:t>Row</w:t>
+            </w:r>
+          </w:p>
+        </w:tc>
+        <w:tc>
+          <w:tcPr>
+            <w:tcW w:type="dxa" w:w="2340"/>
+          </w:tcPr>
+          <w:p>
+            <w:r>
+              <w:rPr>
+                <w:b/>
+              </w:rPr>
+              <w:t>shipped</w:t>
+            </w:r>
+          </w:p>
+        </w:tc>
+        <w:tc>
+          <w:tcPr>
+            <w:tcW w:type="dxa" w:w="2340"/>
+          </w:tcPr>
+          <w:p>
+            <w:r>
+              <w:rPr>
+                <w:b/>
+              </w:rPr>
+              <w:t>ordered</w:t>
+            </w:r>
+          </w:p>
+        </w:tc>
+        <w:tc>
+          <w:tcPr>
+            <w:tcW w:type="dxa" w:w="2340"/>
+          </w:tcPr>
+          <w:p>
+            <w:r>
+              <w:rPr>
+                <w:b/>
+              </w:rPr>
+              <w:t>row ratio</w:t>
+            </w:r>
+          </w:p>
+        </w:tc>
+      </w:tr>
+    </w:tbl>
+    <w:p/>
+    <w:tbl>
+      <w:tblPr>
+        <w:tblStyle w:val="LightGrid-Accent1"/>
+        <w:tblW w:type="auto" w:w="0"/>
+        <w:tblLook w:firstColumn="1" w:firstRow="1" w:lastColumn="0" w:lastRow="0" w:noHBand="0" w:noVBand="1" w:val="04A0"/>
+      </w:tblPr>
+      <w:tblGrid>
+        <w:gridCol w:w="2340"/>
+        <w:gridCol w:w="2340"/>
+        <w:gridCol w:w="2340"/>
+        <w:gridCol w:w="2340"/>
+      </w:tblGrid>
+      <w:tr>
+        <w:tc>
+          <w:tcPr>
+            <w:tcW w:type="dxa" w:w="2340"/>
+          </w:tcPr>
+          <w:p>
+            <w:r>
+              <w:rPr>
+                <w:b/>
+              </w:rPr>
+              <w:t>A</w:t>
+            </w:r>
+          </w:p>
+        </w:tc>
+        <w:tc>
+          <w:tcPr>
+            <w:tcW w:type="dxa" w:w="2340"/>
+          </w:tcPr>
+          <w:p>
+            <w:r>
+              <w:rPr>
+                <w:b/>
+              </w:rPr>
+              <w:t>80</w:t>
+            </w:r>
+          </w:p>
+        </w:tc>
+        <w:tc>
+          <w:tcPr>
+            <w:tcW w:type="dxa" w:w="2340"/>
+          </w:tcPr>
+          <w:p>
+            <w:r>
+              <w:rPr>
+                <w:b/>
+              </w:rPr>
+              <w:t>100</w:t>
+            </w:r>
+          </w:p>
+        </w:tc>
+        <w:tc>
+          <w:tcPr>
+            <w:tcW w:type="dxa" w:w="2340"/>
+          </w:tcPr>
+          <w:p>
+            <w:r>
+              <w:rPr>
+                <w:b/>
+              </w:rPr>
+              <w:t>0.80</w:t>
+            </w:r>
+          </w:p>
+        </w:tc>
+      </w:tr>
+    </w:tbl>
+    <w:p/>
+    <w:tbl>
+      <w:tblPr>
+        <w:tblStyle w:val="LightGrid-Accent1"/>
+        <w:tblW w:type="auto" w:w="0"/>
+        <w:tblLook w:firstColumn="1" w:firstRow="1" w:lastColumn="0" w:lastRow="0" w:noHBand="0" w:noVBand="1" w:val="04A0"/>
+      </w:tblPr>
+      <w:tblGrid>
+        <w:gridCol w:w="2340"/>
+        <w:gridCol w:w="2340"/>
+        <w:gridCol w:w="2340"/>
+        <w:gridCol w:w="2340"/>
+      </w:tblGrid>
+      <w:tr>
+        <w:tc>
+          <w:tcPr>
+            <w:tcW w:type="dxa" w:w="2340"/>
+          </w:tcPr>
+          <w:p>
+            <w:r>
+              <w:rPr>
+                <w:b/>
+              </w:rPr>
+              <w:t>B</w:t>
+            </w:r>
+          </w:p>
+        </w:tc>
+        <w:tc>
+          <w:tcPr>
+            <w:tcW w:type="dxa" w:w="2340"/>
+          </w:tcPr>
+          <w:p>
+            <w:r>
+              <w:rPr>
+                <w:b/>
+              </w:rPr>
+              <w:t>10</w:t>
+            </w:r>
+          </w:p>
+        </w:tc>
+        <w:tc>
+          <w:tcPr>
+            <w:tcW w:type="dxa" w:w="2340"/>
+          </w:tcPr>
+          <w:p>
+            <w:r>
+              <w:rPr>
+                <w:b/>
+              </w:rPr>
+              <w:t>50</w:t>
+            </w:r>
+          </w:p>
+        </w:tc>
+        <w:tc>
+          <w:tcPr>
+            <w:tcW w:type="dxa" w:w="2340"/>
+          </w:tcPr>
+          <w:p>
+            <w:r>
+              <w:rPr>
+                <w:b/>
+              </w:rPr>
+              <w:t>0.20</w:t>
+            </w:r>
+          </w:p>
+        </w:tc>
+      </w:tr>
+    </w:tbl>
+    <w:p/>
+    <w:p>
+      <w:pPr>
+        <w:pStyle w:val="ListBullet"/>
+      </w:pPr>
+      <w:r>
+        <w:t>`agg: avg` on row ratios → **0.50**</w:t>
+      </w:r>
+    </w:p>
+    <w:p>
+      <w:pPr>
+        <w:pStyle w:val="ListBullet"/>
+      </w:pPr>
+      <w:r>
+        <w:t>True fill rate → (80+10)/(100+50) = **0.60**</w:t>
+      </w:r>
+    </w:p>
+    <w:p>
+      <w:r>
+        <w:t>**Fix:**</w:t>
+      </w:r>
+    </w:p>
+    <w:p>
+      <w:r>
+        <w:rPr>
+          <w:rFonts w:ascii="Consolas" w:hAnsi="Consolas"/>
+          <w:sz w:val="18"/>
+        </w:rPr>
+        <w:t>base_measures:</w:t>
+      </w:r>
+    </w:p>
+    <w:p>
+      <w:r>
+        <w:rPr>
+          <w:rFonts w:ascii="Consolas" w:hAnsi="Consolas"/>
+          <w:sz w:val="18"/>
+        </w:rPr>
+        <w:t xml:space="preserve">  shipped_total:</w:t>
+      </w:r>
+    </w:p>
+    <w:p>
+      <w:r>
+        <w:rPr>
+          <w:rFonts w:ascii="Consolas" w:hAnsi="Consolas"/>
+          <w:sz w:val="18"/>
+        </w:rPr>
+        <w:t xml:space="preserve">    sql: shipped_qty</w:t>
+      </w:r>
+    </w:p>
+    <w:p>
+      <w:r>
+        <w:rPr>
+          <w:rFonts w:ascii="Consolas" w:hAnsi="Consolas"/>
+          <w:sz w:val="18"/>
+        </w:rPr>
+        <w:t xml:space="preserve">    agg: sum</w:t>
+      </w:r>
+    </w:p>
+    <w:p>
+      <w:r>
+        <w:rPr>
+          <w:rFonts w:ascii="Consolas" w:hAnsi="Consolas"/>
+          <w:sz w:val="18"/>
+        </w:rPr>
+        <w:t xml:space="preserve">  ordered_total:</w:t>
+      </w:r>
+    </w:p>
+    <w:p>
+      <w:r>
+        <w:rPr>
+          <w:rFonts w:ascii="Consolas" w:hAnsi="Consolas"/>
+          <w:sz w:val="18"/>
+        </w:rPr>
+        <w:t xml:space="preserve">    sql: ordered_qty</w:t>
+      </w:r>
+    </w:p>
+    <w:p>
+      <w:r>
+        <w:rPr>
+          <w:rFonts w:ascii="Consolas" w:hAnsi="Consolas"/>
+          <w:sz w:val="18"/>
+        </w:rPr>
+        <w:t xml:space="preserve">    agg: sum</w:t>
+      </w:r>
+    </w:p>
+    <w:p>
+      <w:r>
+        <w:rPr>
+          <w:rFonts w:ascii="Consolas" w:hAnsi="Consolas"/>
+          <w:sz w:val="18"/>
+        </w:rPr>
+        <w:t xml:space="preserve"> </w:t>
+      </w:r>
+    </w:p>
+    <w:p>
+      <w:r>
+        <w:rPr>
+          <w:rFonts w:ascii="Consolas" w:hAnsi="Consolas"/>
+          <w:sz w:val="18"/>
+        </w:rPr>
+        <w:t>measures:</w:t>
+      </w:r>
+    </w:p>
+    <w:p>
+      <w:r>
+        <w:rPr>
+          <w:rFonts w:ascii="Consolas" w:hAnsi="Consolas"/>
+          <w:sz w:val="18"/>
+        </w:rPr>
+        <w:t xml:space="preserve">  fill_rate:</w:t>
+      </w:r>
+    </w:p>
+    <w:p>
+      <w:r>
+        <w:rPr>
+          <w:rFonts w:ascii="Consolas" w:hAnsi="Consolas"/>
+          <w:sz w:val="18"/>
+        </w:rPr>
+        <w:t xml:space="preserve">    op: expr</w:t>
+      </w:r>
+    </w:p>
+    <w:p>
+      <w:r>
+        <w:rPr>
+          <w:rFonts w:ascii="Consolas" w:hAnsi="Consolas"/>
+          <w:sz w:val="18"/>
+        </w:rPr>
+        <w:t xml:space="preserve">    expr: shipped_total / ordered_total    # ratio of totals</w:t>
+      </w:r>
+    </w:p>
+    <w:p>
+      <w:r>
+        <w:t>Use `columns`+`op`+`agg: avg` only when **average of row ratios** is the intended metric.</w:t>
+      </w:r>
+    </w:p>
+    <w:p>
+      <w:pPr>
+        <w:pStyle w:val="Heading3"/>
+      </w:pPr>
+      <w:r>
+        <w:t>Chaining with `expr:` (expr-only)</w:t>
+      </w:r>
+    </w:p>
+    <w:p>
+      <w:r>
+        <w:rPr>
+          <w:rFonts w:ascii="Consolas" w:hAnsi="Consolas"/>
+          <w:sz w:val="18"/>
+        </w:rPr>
+        <w:t>base_measures:</w:t>
+      </w:r>
+    </w:p>
+    <w:p>
+      <w:r>
+        <w:rPr>
+          <w:rFonts w:ascii="Consolas" w:hAnsi="Consolas"/>
+          <w:sz w:val="18"/>
+        </w:rPr>
+        <w:t xml:space="preserve">  adjusted_row:</w:t>
+      </w:r>
+    </w:p>
+    <w:p>
+      <w:r>
+        <w:rPr>
+          <w:rFonts w:ascii="Consolas" w:hAnsi="Consolas"/>
+          <w:sz w:val="18"/>
+        </w:rPr>
+        <w:t xml:space="preserve">    expr: amount - discount_amount</w:t>
+      </w:r>
+    </w:p>
+    <w:p>
+      <w:r>
+        <w:rPr>
+          <w:rFonts w:ascii="Consolas" w:hAnsi="Consolas"/>
+          <w:sz w:val="18"/>
+        </w:rPr>
+        <w:t xml:space="preserve">    agg: sum</w:t>
+      </w:r>
+    </w:p>
+    <w:p>
+      <w:r>
+        <w:rPr>
+          <w:rFonts w:ascii="Consolas" w:hAnsi="Consolas"/>
+          <w:sz w:val="18"/>
+        </w:rPr>
+        <w:t xml:space="preserve"> </w:t>
+      </w:r>
+    </w:p>
+    <w:p>
+      <w:r>
+        <w:rPr>
+          <w:rFonts w:ascii="Consolas" w:hAnsi="Consolas"/>
+          <w:sz w:val="18"/>
+        </w:rPr>
+        <w:t xml:space="preserve">  flagged_row:</w:t>
+      </w:r>
+    </w:p>
+    <w:p>
+      <w:r>
+        <w:rPr>
+          <w:rFonts w:ascii="Consolas" w:hAnsi="Consolas"/>
+          <w:sz w:val="18"/>
+        </w:rPr>
+        <w:t xml:space="preserve">    expr: adjusted_row * tier_multiplier   # references earlier base by name</w:t>
+      </w:r>
+    </w:p>
+    <w:p>
+      <w:r>
+        <w:rPr>
+          <w:rFonts w:ascii="Consolas" w:hAnsi="Consolas"/>
+          <w:sz w:val="18"/>
+        </w:rPr>
+        <w:t xml:space="preserve">    agg: sum</w:t>
+      </w:r>
+    </w:p>
+    <w:p>
+      <w:r>
+        <w:t>`columns`+`op` and plain `sql:` cannot reference other base measure names.</w:t>
+      </w:r>
+    </w:p>
+    <w:p>
+      <w:pPr>
+        <w:pStyle w:val="Heading2"/>
+      </w:pPr>
+      <w:r>
+        <w:t>8.12 All column-level operation surfaces</w:t>
+      </w:r>
+    </w:p>
+    <w:p>
+      <w:r>
+        <w:t>Beyond `sql` / `columns`+`op` / `expr`, the engine applies column logic at several layers:</w:t>
+      </w:r>
+    </w:p>
+    <w:p>
+      <w:r>
+        <w:rPr>
+          <w:rFonts w:ascii="Consolas" w:hAnsi="Consolas"/>
+          <w:sz w:val="18"/>
+        </w:rPr>
+        <w:t>Layer 0: Model YAML (kind: sql)     — SQL joins, CTEs, derived columns at extract</w:t>
+      </w:r>
+    </w:p>
+    <w:p>
+      <w:r>
+        <w:rPr>
+          <w:rFonts w:ascii="Consolas" w:hAnsi="Consolas"/>
+          <w:sz w:val="18"/>
+        </w:rPr>
+        <w:t>Layer 1: KPI filters (apply: extract) — DuckDB WHERE on physical columns</w:t>
+      </w:r>
+    </w:p>
+    <w:p>
+      <w:r>
+        <w:rPr>
+          <w:rFonts w:ascii="Consolas" w:hAnsi="Consolas"/>
+          <w:sz w:val="18"/>
+        </w:rPr>
+        <w:t>Layer 2: base_measures where:       — Pandas row mask before fold</w:t>
+      </w:r>
+    </w:p>
+    <w:p>
+      <w:r>
+        <w:rPr>
+          <w:rFonts w:ascii="Consolas" w:hAnsi="Consolas"/>
+          <w:sz w:val="18"/>
+        </w:rPr>
+        <w:t>Layer 3: base_measures body         — sql | columns+op | expr | lookup | over</w:t>
+      </w:r>
+    </w:p>
+    <w:p>
+      <w:r>
+        <w:rPr>
+          <w:rFonts w:ascii="Consolas" w:hAnsi="Consolas"/>
+          <w:sz w:val="18"/>
+        </w:rPr>
+        <w:t>Layer 4: filtered_* measures        — bind sugar → masked base clone</w:t>
+      </w:r>
+    </w:p>
+    <w:p>
+      <w:r>
+        <w:rPr>
+          <w:rFonts w:ascii="Consolas" w:hAnsi="Consolas"/>
+          <w:sz w:val="18"/>
+        </w:rPr>
+        <w:t>Layer 5: dimensions map/from        — rewrite grouping column codes after retrieve</w:t>
+      </w:r>
+    </w:p>
+    <w:p>
+      <w:r>
+        <w:rPr>
+          <w:rFonts w:ascii="Consolas" w:hAnsi="Consolas"/>
+          <w:sz w:val="18"/>
+        </w:rPr>
+        <w:t>Layer 6: measures (not row-level)   — point/window/trend on folded series</w:t>
+      </w:r>
+    </w:p>
+    <w:tbl>
+      <w:tblPr>
+        <w:tblStyle w:val="LightGrid-Accent1"/>
+        <w:tblW w:type="auto" w:w="0"/>
+        <w:tblLook w:firstColumn="1" w:firstRow="1" w:lastColumn="0" w:lastRow="0" w:noHBand="0" w:noVBand="1" w:val="04A0"/>
+      </w:tblPr>
+      <w:tblGrid>
+        <w:gridCol w:w="2340"/>
+        <w:gridCol w:w="2340"/>
+        <w:gridCol w:w="2340"/>
+        <w:gridCol w:w="2340"/>
+      </w:tblGrid>
+      <w:tr>
+        <w:tc>
+          <w:tcPr>
+            <w:tcW w:type="dxa" w:w="2340"/>
+          </w:tcPr>
+          <w:p>
+            <w:r>
+              <w:rPr>
+                <w:b/>
+              </w:rPr>
+              <w:t>Surface</w:t>
+            </w:r>
+          </w:p>
+        </w:tc>
+        <w:tc>
+          <w:tcPr>
+            <w:tcW w:type="dxa" w:w="2340"/>
+          </w:tcPr>
+          <w:p>
+            <w:r>
+              <w:rPr>
+                <w:b/>
+              </w:rPr>
+              <w:t>YAML location</w:t>
+            </w:r>
+          </w:p>
+        </w:tc>
+        <w:tc>
+          <w:tcPr>
+            <w:tcW w:type="dxa" w:w="2340"/>
+          </w:tcPr>
+          <w:p>
+            <w:r>
+              <w:rPr>
+                <w:b/>
+              </w:rPr>
+              <w:t>Runs when</w:t>
+            </w:r>
+          </w:p>
+        </w:tc>
+        <w:tc>
+          <w:tcPr>
+            <w:tcW w:type="dxa" w:w="2340"/>
+          </w:tcPr>
+          <w:p>
+            <w:r>
+              <w:rPr>
+                <w:b/>
+              </w:rPr>
+              <w:t>Example</w:t>
+            </w:r>
+          </w:p>
+        </w:tc>
+      </w:tr>
+    </w:tbl>
+    <w:p/>
+    <w:tbl>
+      <w:tblPr>
+        <w:tblStyle w:val="LightGrid-Accent1"/>
+        <w:tblW w:type="auto" w:w="0"/>
+        <w:tblLook w:firstColumn="1" w:firstRow="1" w:lastColumn="0" w:lastRow="0" w:noHBand="0" w:noVBand="1" w:val="04A0"/>
+      </w:tblPr>
+      <w:tblGrid>
+        <w:gridCol w:w="2340"/>
+        <w:gridCol w:w="2340"/>
+        <w:gridCol w:w="2340"/>
+        <w:gridCol w:w="2340"/>
+      </w:tblGrid>
+      <w:tr>
+        <w:tc>
+          <w:tcPr>
+            <w:tcW w:type="dxa" w:w="2340"/>
+          </w:tcPr>
+          <w:p>
+            <w:r>
+              <w:rPr>
+                <w:b/>
+              </w:rPr>
+              <w:t>**Model SQL**</w:t>
+            </w:r>
+          </w:p>
+        </w:tc>
+        <w:tc>
+          <w:tcPr>
+            <w:tcW w:type="dxa" w:w="2340"/>
+          </w:tcPr>
+          <w:p>
+            <w:r>
+              <w:rPr>
+                <w:b/>
+              </w:rPr>
+              <w:t>`kpi_config/models/*.yaml` `kind: sql`</w:t>
+            </w:r>
+          </w:p>
+        </w:tc>
+        <w:tc>
+          <w:tcPr>
+            <w:tcW w:type="dxa" w:w="2340"/>
+          </w:tcPr>
+          <w:p>
+            <w:r>
+              <w:rPr>
+                <w:b/>
+              </w:rPr>
+              <w:t>DuckDB extract</w:t>
+            </w:r>
+          </w:p>
+        </w:tc>
+        <w:tc>
+          <w:tcPr>
+            <w:tcW w:type="dxa" w:w="2340"/>
+          </w:tcPr>
+          <w:p>
+            <w:r>
+              <w:rPr>
+                <w:b/>
+              </w:rPr>
+              <w:t>`SUM(amount) AS total` in CTE</w:t>
+            </w:r>
+          </w:p>
+        </w:tc>
+      </w:tr>
+    </w:tbl>
+    <w:p/>
+    <w:tbl>
+      <w:tblPr>
+        <w:tblStyle w:val="LightGrid-Accent1"/>
+        <w:tblW w:type="auto" w:w="0"/>
+        <w:tblLook w:firstColumn="1" w:firstRow="1" w:lastColumn="0" w:lastRow="0" w:noHBand="0" w:noVBand="1" w:val="04A0"/>
+      </w:tblPr>
+      <w:tblGrid>
+        <w:gridCol w:w="2340"/>
+        <w:gridCol w:w="2340"/>
+        <w:gridCol w:w="2340"/>
+        <w:gridCol w:w="2340"/>
+      </w:tblGrid>
+      <w:tr>
+        <w:tc>
+          <w:tcPr>
+            <w:tcW w:type="dxa" w:w="2340"/>
+          </w:tcPr>
+          <w:p>
+            <w:r>
+              <w:rPr>
+                <w:b/>
+              </w:rPr>
+              <w:t>**Extract filters**</w:t>
+            </w:r>
+          </w:p>
+        </w:tc>
+        <w:tc>
+          <w:tcPr>
+            <w:tcW w:type="dxa" w:w="2340"/>
+          </w:tcPr>
+          <w:p>
+            <w:r>
+              <w:rPr>
+                <w:b/>
+              </w:rPr>
+              <w:t>KPI `filters:` + context filters</w:t>
+            </w:r>
+          </w:p>
+        </w:tc>
+        <w:tc>
+          <w:tcPr>
+            <w:tcW w:type="dxa" w:w="2340"/>
+          </w:tcPr>
+          <w:p>
+            <w:r>
+              <w:rPr>
+                <w:b/>
+              </w:rPr>
+              <w:t>DuckDB WHERE</w:t>
+            </w:r>
+          </w:p>
+        </w:tc>
+        <w:tc>
+          <w:tcPr>
+            <w:tcW w:type="dxa" w:w="2340"/>
+          </w:tcPr>
+          <w:p>
+            <w:r>
+              <w:rPr>
+                <w:b/>
+              </w:rPr>
+              <w:t>`region IN ('NA')`</w:t>
+            </w:r>
+          </w:p>
+        </w:tc>
+      </w:tr>
+    </w:tbl>
+    <w:p/>
+    <w:tbl>
+      <w:tblPr>
+        <w:tblStyle w:val="LightGrid-Accent1"/>
+        <w:tblW w:type="auto" w:w="0"/>
+        <w:tblLook w:firstColumn="1" w:firstRow="1" w:lastColumn="0" w:lastRow="0" w:noHBand="0" w:noVBand="1" w:val="04A0"/>
+      </w:tblPr>
+      <w:tblGrid>
+        <w:gridCol w:w="2340"/>
+        <w:gridCol w:w="2340"/>
+        <w:gridCol w:w="2340"/>
+        <w:gridCol w:w="2340"/>
+      </w:tblGrid>
+      <w:tr>
+        <w:tc>
+          <w:tcPr>
+            <w:tcW w:type="dxa" w:w="2340"/>
+          </w:tcPr>
+          <w:p>
+            <w:r>
+              <w:rPr>
+                <w:b/>
+              </w:rPr>
+              <w:t>**Base `where:`**</w:t>
+            </w:r>
+          </w:p>
+        </w:tc>
+        <w:tc>
+          <w:tcPr>
+            <w:tcW w:type="dxa" w:w="2340"/>
+          </w:tcPr>
+          <w:p>
+            <w:r>
+              <w:rPr>
+                <w:b/>
+              </w:rPr>
+              <w:t>`base_measures.*.where`</w:t>
+            </w:r>
+          </w:p>
+        </w:tc>
+        <w:tc>
+          <w:tcPr>
+            <w:tcW w:type="dxa" w:w="2340"/>
+          </w:tcPr>
+          <w:p>
+            <w:r>
+              <w:rPr>
+                <w:b/>
+              </w:rPr>
+              <w:t>Pandas, pre-fold</w:t>
+            </w:r>
+          </w:p>
+        </w:tc>
+        <w:tc>
+          <w:tcPr>
+            <w:tcW w:type="dxa" w:w="2340"/>
+          </w:tcPr>
+          <w:p>
+            <w:r>
+              <w:rPr>
+                <w:b/>
+              </w:rPr>
+              <w:t>`{column: status, op: eq, value: closed}`</w:t>
+            </w:r>
+          </w:p>
+        </w:tc>
+      </w:tr>
+    </w:tbl>
+    <w:p/>
+    <w:tbl>
+      <w:tblPr>
+        <w:tblStyle w:val="LightGrid-Accent1"/>
+        <w:tblW w:type="auto" w:w="0"/>
+        <w:tblLook w:firstColumn="1" w:firstRow="1" w:lastColumn="0" w:lastRow="0" w:noHBand="0" w:noVBand="1" w:val="04A0"/>
+      </w:tblPr>
+      <w:tblGrid>
+        <w:gridCol w:w="2340"/>
+        <w:gridCol w:w="2340"/>
+        <w:gridCol w:w="2340"/>
+        <w:gridCol w:w="2340"/>
+      </w:tblGrid>
+      <w:tr>
+        <w:tc>
+          <w:tcPr>
+            <w:tcW w:type="dxa" w:w="2340"/>
+          </w:tcPr>
+          <w:p>
+            <w:r>
+              <w:rPr>
+                <w:b/>
+              </w:rPr>
+              <w:t>**`columns` + `op:`**</w:t>
+            </w:r>
+          </w:p>
+        </w:tc>
+        <w:tc>
+          <w:tcPr>
+            <w:tcW w:type="dxa" w:w="2340"/>
+          </w:tcPr>
+          <w:p>
+            <w:r>
+              <w:rPr>
+                <w:b/>
+              </w:rPr>
+              <w:t>`base_measures.*`</w:t>
+            </w:r>
+          </w:p>
+        </w:tc>
+        <w:tc>
+          <w:tcPr>
+            <w:tcW w:type="dxa" w:w="2340"/>
+          </w:tcPr>
+          <w:p>
+            <w:r>
+              <w:rPr>
+                <w:b/>
+              </w:rPr>
+              <w:t>Pandas, per row</w:t>
+            </w:r>
+          </w:p>
+        </w:tc>
+        <w:tc>
+          <w:tcPr>
+            <w:tcW w:type="dxa" w:w="2340"/>
+          </w:tcPr>
+          <w:p>
+            <w:r>
+              <w:rPr>
+                <w:b/>
+              </w:rPr>
+              <w:t>`op: multiply` on `[price, qty]`</w:t>
+            </w:r>
+          </w:p>
+        </w:tc>
+      </w:tr>
+    </w:tbl>
+    <w:p/>
+    <w:tbl>
+      <w:tblPr>
+        <w:tblStyle w:val="LightGrid-Accent1"/>
+        <w:tblW w:type="auto" w:w="0"/>
+        <w:tblLook w:firstColumn="1" w:firstRow="1" w:lastColumn="0" w:lastRow="0" w:noHBand="0" w:noVBand="1" w:val="04A0"/>
+      </w:tblPr>
+      <w:tblGrid>
+        <w:gridCol w:w="2340"/>
+        <w:gridCol w:w="2340"/>
+        <w:gridCol w:w="2340"/>
+        <w:gridCol w:w="2340"/>
+      </w:tblGrid>
+      <w:tr>
+        <w:tc>
+          <w:tcPr>
+            <w:tcW w:type="dxa" w:w="2340"/>
+          </w:tcPr>
+          <w:p>
+            <w:r>
+              <w:rPr>
+                <w:b/>
+              </w:rPr>
+              <w:t>**`expr:`**</w:t>
+            </w:r>
+          </w:p>
+        </w:tc>
+        <w:tc>
+          <w:tcPr>
+            <w:tcW w:type="dxa" w:w="2340"/>
+          </w:tcPr>
+          <w:p>
+            <w:r>
+              <w:rPr>
+                <w:b/>
+              </w:rPr>
+              <w:t>`base_measures.*`</w:t>
+            </w:r>
+          </w:p>
+        </w:tc>
+        <w:tc>
+          <w:tcPr>
+            <w:tcW w:type="dxa" w:w="2340"/>
+          </w:tcPr>
+          <w:p>
+            <w:r>
+              <w:rPr>
+                <w:b/>
+              </w:rPr>
+              <w:t>Pandas, per row</w:t>
+            </w:r>
+          </w:p>
+        </w:tc>
+        <w:tc>
+          <w:tcPr>
+            <w:tcW w:type="dxa" w:w="2340"/>
+          </w:tcPr>
+          <w:p>
+            <w:r>
+              <w:rPr>
+                <w:b/>
+              </w:rPr>
+              <w:t>`amount - discount`</w:t>
+            </w:r>
+          </w:p>
+        </w:tc>
+      </w:tr>
+    </w:tbl>
+    <w:p/>
+    <w:tbl>
+      <w:tblPr>
+        <w:tblStyle w:val="LightGrid-Accent1"/>
+        <w:tblW w:type="auto" w:w="0"/>
+        <w:tblLook w:firstColumn="1" w:firstRow="1" w:lastColumn="0" w:lastRow="0" w:noHBand="0" w:noVBand="1" w:val="04A0"/>
+      </w:tblPr>
+      <w:tblGrid>
+        <w:gridCol w:w="2340"/>
+        <w:gridCol w:w="2340"/>
+        <w:gridCol w:w="2340"/>
+        <w:gridCol w:w="2340"/>
+      </w:tblGrid>
+      <w:tr>
+        <w:tc>
+          <w:tcPr>
+            <w:tcW w:type="dxa" w:w="2340"/>
+          </w:tcPr>
+          <w:p>
+            <w:r>
+              <w:rPr>
+                <w:b/>
+              </w:rPr>
+              <w:t>**`sql:`**</w:t>
+            </w:r>
+          </w:p>
+        </w:tc>
+        <w:tc>
+          <w:tcPr>
+            <w:tcW w:type="dxa" w:w="2340"/>
+          </w:tcPr>
+          <w:p>
+            <w:r>
+              <w:rPr>
+                <w:b/>
+              </w:rPr>
+              <w:t>`base_measures.*`</w:t>
+            </w:r>
+          </w:p>
+        </w:tc>
+        <w:tc>
+          <w:tcPr>
+            <w:tcW w:type="dxa" w:w="2340"/>
+          </w:tcPr>
+          <w:p>
+            <w:r>
+              <w:rPr>
+                <w:b/>
+              </w:rPr>
+              <w:t>Retrieve + Pandas</w:t>
+            </w:r>
+          </w:p>
+        </w:tc>
+        <w:tc>
+          <w:tcPr>
+            <w:tcW w:type="dxa" w:w="2340"/>
+          </w:tcPr>
+          <w:p>
+            <w:r>
+              <w:rPr>
+                <w:b/>
+              </w:rPr>
+              <w:t>`sql: amount`</w:t>
+            </w:r>
+          </w:p>
+        </w:tc>
+      </w:tr>
+    </w:tbl>
+    <w:p/>
+    <w:tbl>
+      <w:tblPr>
+        <w:tblStyle w:val="LightGrid-Accent1"/>
+        <w:tblW w:type="auto" w:w="0"/>
+        <w:tblLook w:firstColumn="1" w:firstRow="1" w:lastColumn="0" w:lastRow="0" w:noHBand="0" w:noVBand="1" w:val="04A0"/>
+      </w:tblPr>
+      <w:tblGrid>
+        <w:gridCol w:w="2340"/>
+        <w:gridCol w:w="2340"/>
+        <w:gridCol w:w="2340"/>
+        <w:gridCol w:w="2340"/>
+      </w:tblGrid>
+      <w:tr>
+        <w:tc>
+          <w:tcPr>
+            <w:tcW w:type="dxa" w:w="2340"/>
+          </w:tcPr>
+          <w:p>
+            <w:r>
+              <w:rPr>
+                <w:b/>
+              </w:rPr>
+              <w:t>**`lookup:`**</w:t>
+            </w:r>
+          </w:p>
+        </w:tc>
+        <w:tc>
+          <w:tcPr>
+            <w:tcW w:type="dxa" w:w="2340"/>
+          </w:tcPr>
+          <w:p>
+            <w:r>
+              <w:rPr>
+                <w:b/>
+              </w:rPr>
+              <w:t>`base_measures.*`</w:t>
+            </w:r>
+          </w:p>
+        </w:tc>
+        <w:tc>
+          <w:tcPr>
+            <w:tcW w:type="dxa" w:w="2340"/>
+          </w:tcPr>
+          <w:p>
+            <w:r>
+              <w:rPr>
+                <w:b/>
+              </w:rPr>
+              <w:t>Pandas, per row</w:t>
+            </w:r>
+          </w:p>
+        </w:tc>
+        <w:tc>
+          <w:tcPr>
+            <w:tcW w:type="dxa" w:w="2340"/>
+          </w:tcPr>
+          <w:p>
+            <w:r>
+              <w:rPr>
+                <w:b/>
+              </w:rPr>
+              <w:t>map `payment_method` → fee</w:t>
+            </w:r>
+          </w:p>
+        </w:tc>
+      </w:tr>
+    </w:tbl>
+    <w:p/>
+    <w:tbl>
+      <w:tblPr>
+        <w:tblStyle w:val="LightGrid-Accent1"/>
+        <w:tblW w:type="auto" w:w="0"/>
+        <w:tblLook w:firstColumn="1" w:firstRow="1" w:lastColumn="0" w:lastRow="0" w:noHBand="0" w:noVBand="1" w:val="04A0"/>
+      </w:tblPr>
+      <w:tblGrid>
+        <w:gridCol w:w="2340"/>
+        <w:gridCol w:w="2340"/>
+        <w:gridCol w:w="2340"/>
+        <w:gridCol w:w="2340"/>
+      </w:tblGrid>
+      <w:tr>
+        <w:tc>
+          <w:tcPr>
+            <w:tcW w:type="dxa" w:w="2340"/>
+          </w:tcPr>
+          <w:p>
+            <w:r>
+              <w:rPr>
+                <w:b/>
+              </w:rPr>
+              <w:t>**`over:`**</w:t>
+            </w:r>
+          </w:p>
+        </w:tc>
+        <w:tc>
+          <w:tcPr>
+            <w:tcW w:type="dxa" w:w="2340"/>
+          </w:tcPr>
+          <w:p>
+            <w:r>
+              <w:rPr>
+                <w:b/>
+              </w:rPr>
+              <w:t>`base_measures.*`</w:t>
+            </w:r>
+          </w:p>
+        </w:tc>
+        <w:tc>
+          <w:tcPr>
+            <w:tcW w:type="dxa" w:w="2340"/>
+          </w:tcPr>
+          <w:p>
+            <w:r>
+              <w:rPr>
+                <w:b/>
+              </w:rPr>
+              <w:t>Pandas, per row partition</w:t>
+            </w:r>
+          </w:p>
+        </w:tc>
+        <w:tc>
+          <w:tcPr>
+            <w:tcW w:type="dxa" w:w="2340"/>
+          </w:tcPr>
+          <w:p>
+            <w:r>
+              <w:rPr>
+                <w:b/>
+              </w:rPr>
+              <w:t>`running_sum` per customer</w:t>
+            </w:r>
+          </w:p>
+        </w:tc>
+      </w:tr>
+    </w:tbl>
+    <w:p/>
+    <w:tbl>
+      <w:tblPr>
+        <w:tblStyle w:val="LightGrid-Accent1"/>
+        <w:tblW w:type="auto" w:w="0"/>
+        <w:tblLook w:firstColumn="1" w:firstRow="1" w:lastColumn="0" w:lastRow="0" w:noHBand="0" w:noVBand="1" w:val="04A0"/>
+      </w:tblPr>
+      <w:tblGrid>
+        <w:gridCol w:w="2340"/>
+        <w:gridCol w:w="2340"/>
+        <w:gridCol w:w="2340"/>
+        <w:gridCol w:w="2340"/>
+      </w:tblGrid>
+      <w:tr>
+        <w:tc>
+          <w:tcPr>
+            <w:tcW w:type="dxa" w:w="2340"/>
+          </w:tcPr>
+          <w:p>
+            <w:r>
+              <w:rPr>
+                <w:b/>
+              </w:rPr>
+              <w:t>**`filtered_*`**</w:t>
+            </w:r>
+          </w:p>
+        </w:tc>
+        <w:tc>
+          <w:tcPr>
+            <w:tcW w:type="dxa" w:w="2340"/>
+          </w:tcPr>
+          <w:p>
+            <w:r>
+              <w:rPr>
+                <w:b/>
+              </w:rPr>
+              <w:t>`measures.*` (bind sugar)</w:t>
+            </w:r>
+          </w:p>
+        </w:tc>
+        <w:tc>
+          <w:tcPr>
+            <w:tcW w:type="dxa" w:w="2340"/>
+          </w:tcPr>
+          <w:p>
+            <w:r>
+              <w:rPr>
+                <w:b/>
+              </w:rPr>
+              <w:t>Expands to masked base</w:t>
+            </w:r>
+          </w:p>
+        </w:tc>
+        <w:tc>
+          <w:tcPr>
+            <w:tcW w:type="dxa" w:w="2340"/>
+          </w:tcPr>
+          <w:p>
+            <w:r>
+              <w:rPr>
+                <w:b/>
+              </w:rPr>
+              <w:t>`filtered_point` + `column:` + `where:`</w:t>
+            </w:r>
+          </w:p>
+        </w:tc>
+      </w:tr>
+    </w:tbl>
+    <w:p/>
+    <w:tbl>
+      <w:tblPr>
+        <w:tblStyle w:val="LightGrid-Accent1"/>
+        <w:tblW w:type="auto" w:w="0"/>
+        <w:tblLook w:firstColumn="1" w:firstRow="1" w:lastColumn="0" w:lastRow="0" w:noHBand="0" w:noVBand="1" w:val="04A0"/>
+      </w:tblPr>
+      <w:tblGrid>
+        <w:gridCol w:w="2340"/>
+        <w:gridCol w:w="2340"/>
+        <w:gridCol w:w="2340"/>
+        <w:gridCol w:w="2340"/>
+      </w:tblGrid>
+      <w:tr>
+        <w:tc>
+          <w:tcPr>
+            <w:tcW w:type="dxa" w:w="2340"/>
+          </w:tcPr>
+          <w:p>
+            <w:r>
+              <w:rPr>
+                <w:b/>
+              </w:rPr>
+              <w:t>**Dimension `map:`**</w:t>
+            </w:r>
+          </w:p>
+        </w:tc>
+        <w:tc>
+          <w:tcPr>
+            <w:tcW w:type="dxa" w:w="2340"/>
+          </w:tcPr>
+          <w:p>
+            <w:r>
+              <w:rPr>
+                <w:b/>
+              </w:rPr>
+              <w:t>`dimensions[].map`</w:t>
+            </w:r>
+          </w:p>
+        </w:tc>
+        <w:tc>
+          <w:tcPr>
+            <w:tcW w:type="dxa" w:w="2340"/>
+          </w:tcPr>
+          <w:p>
+            <w:r>
+              <w:rPr>
+                <w:b/>
+              </w:rPr>
+              <w:t>Pandas, on group keys</w:t>
+            </w:r>
+          </w:p>
+        </w:tc>
+        <w:tc>
+          <w:tcPr>
+            <w:tcW w:type="dxa" w:w="2340"/>
+          </w:tcPr>
+          <w:p>
+            <w:r>
+              <w:rPr>
+                <w:b/>
+              </w:rPr>
+              <w:t>`{APAC: ASIA}` rewrite</w:t>
+            </w:r>
+          </w:p>
+        </w:tc>
+      </w:tr>
+    </w:tbl>
+    <w:p/>
+    <w:p>
+      <w:pPr>
+        <w:pStyle w:val="Heading3"/>
+      </w:pPr>
+      <w:r>
+        <w:t>`lookup:` and `over:` are also column-level</w:t>
+      </w:r>
+    </w:p>
+    <w:p>
+      <w:r>
+        <w:t>They transform **one row at a time** (or within a row partition) before fold:</w:t>
+      </w:r>
+    </w:p>
+    <w:p>
+      <w:r>
+        <w:rPr>
+          <w:rFonts w:ascii="Consolas" w:hAnsi="Consolas"/>
+          <w:sz w:val="18"/>
+        </w:rPr>
+        <w:t>base_measures:</w:t>
+      </w:r>
+    </w:p>
+    <w:p>
+      <w:r>
+        <w:rPr>
+          <w:rFonts w:ascii="Consolas" w:hAnsi="Consolas"/>
+          <w:sz w:val="18"/>
+        </w:rPr>
+        <w:t xml:space="preserve">  platform_fee:</w:t>
+      </w:r>
+    </w:p>
+    <w:p>
+      <w:r>
+        <w:rPr>
+          <w:rFonts w:ascii="Consolas" w:hAnsi="Consolas"/>
+          <w:sz w:val="18"/>
+        </w:rPr>
+        <w:t xml:space="preserve">    lookup:</w:t>
+      </w:r>
+    </w:p>
+    <w:p>
+      <w:r>
+        <w:rPr>
+          <w:rFonts w:ascii="Consolas" w:hAnsi="Consolas"/>
+          <w:sz w:val="18"/>
+        </w:rPr>
+        <w:t xml:space="preserve">      column: payment_method</w:t>
+      </w:r>
+    </w:p>
+    <w:p>
+      <w:r>
+        <w:rPr>
+          <w:rFonts w:ascii="Consolas" w:hAnsi="Consolas"/>
+          <w:sz w:val="18"/>
+        </w:rPr>
+        <w:t xml:space="preserve">      map: { COD: 25, CARD: 10 }</w:t>
+      </w:r>
+    </w:p>
+    <w:p>
+      <w:r>
+        <w:rPr>
+          <w:rFonts w:ascii="Consolas" w:hAnsi="Consolas"/>
+          <w:sz w:val="18"/>
+        </w:rPr>
+        <w:t xml:space="preserve">      default: 15</w:t>
+      </w:r>
+    </w:p>
+    <w:p>
+      <w:r>
+        <w:rPr>
+          <w:rFonts w:ascii="Consolas" w:hAnsi="Consolas"/>
+          <w:sz w:val="18"/>
+        </w:rPr>
+        <w:t xml:space="preserve">    agg: max</w:t>
+      </w:r>
+    </w:p>
+    <w:p>
+      <w:r>
+        <w:rPr>
+          <w:rFonts w:ascii="Consolas" w:hAnsi="Consolas"/>
+          <w:sz w:val="18"/>
+        </w:rPr>
+        <w:t xml:space="preserve"> </w:t>
+      </w:r>
+    </w:p>
+    <w:p>
+      <w:r>
+        <w:rPr>
+          <w:rFonts w:ascii="Consolas" w:hAnsi="Consolas"/>
+          <w:sz w:val="18"/>
+        </w:rPr>
+        <w:t xml:space="preserve">  running_spend:</w:t>
+      </w:r>
+    </w:p>
+    <w:p>
+      <w:r>
+        <w:rPr>
+          <w:rFonts w:ascii="Consolas" w:hAnsi="Consolas"/>
+          <w:sz w:val="18"/>
+        </w:rPr>
+        <w:t xml:space="preserve">    over:</w:t>
+      </w:r>
+    </w:p>
+    <w:p>
+      <w:r>
+        <w:rPr>
+          <w:rFonts w:ascii="Consolas" w:hAnsi="Consolas"/>
+          <w:sz w:val="18"/>
+        </w:rPr>
+        <w:t xml:space="preserve">      fn: running_sum</w:t>
+      </w:r>
+    </w:p>
+    <w:p>
+      <w:r>
+        <w:rPr>
+          <w:rFonts w:ascii="Consolas" w:hAnsi="Consolas"/>
+          <w:sz w:val="18"/>
+        </w:rPr>
+        <w:t xml:space="preserve">      of: amount</w:t>
+      </w:r>
+    </w:p>
+    <w:p>
+      <w:r>
+        <w:rPr>
+          <w:rFonts w:ascii="Consolas" w:hAnsi="Consolas"/>
+          <w:sz w:val="18"/>
+        </w:rPr>
+        <w:t xml:space="preserve">      partition_by: [customer_id]</w:t>
+      </w:r>
+    </w:p>
+    <w:p>
+      <w:r>
+        <w:rPr>
+          <w:rFonts w:ascii="Consolas" w:hAnsi="Consolas"/>
+          <w:sz w:val="18"/>
+        </w:rPr>
+        <w:t xml:space="preserve">      order_by: [order_date]</w:t>
+      </w:r>
+    </w:p>
+    <w:p>
+      <w:r>
+        <w:rPr>
+          <w:rFonts w:ascii="Consolas" w:hAnsi="Consolas"/>
+          <w:sz w:val="18"/>
+        </w:rPr>
+        <w:t xml:space="preserve">    agg: max</w:t>
+      </w:r>
+    </w:p>
+    <w:p>
+      <w:pPr>
+        <w:pStyle w:val="Heading3"/>
+      </w:pPr>
+      <w:r>
+        <w:t>`filtered_*` — conditional column ops without a separate base key</w:t>
+      </w:r>
+    </w:p>
+    <w:p>
+      <w:r>
+        <w:t>Bind-time sugar that clones a masked base from a physical column:</w:t>
+      </w:r>
+    </w:p>
+    <w:p>
+      <w:r>
+        <w:rPr>
+          <w:rFonts w:ascii="Consolas" w:hAnsi="Consolas"/>
+          <w:sz w:val="18"/>
+        </w:rPr>
+        <w:t>measures:</w:t>
+      </w:r>
+    </w:p>
+    <w:p>
+      <w:r>
+        <w:rPr>
+          <w:rFonts w:ascii="Consolas" w:hAnsi="Consolas"/>
+          <w:sz w:val="18"/>
+        </w:rPr>
+        <w:t xml:space="preserve">  closed_amount:</w:t>
+      </w:r>
+    </w:p>
+    <w:p>
+      <w:r>
+        <w:rPr>
+          <w:rFonts w:ascii="Consolas" w:hAnsi="Consolas"/>
+          <w:sz w:val="18"/>
+        </w:rPr>
+        <w:t xml:space="preserve">    op: filtered_point</w:t>
+      </w:r>
+    </w:p>
+    <w:p>
+      <w:r>
+        <w:rPr>
+          <w:rFonts w:ascii="Consolas" w:hAnsi="Consolas"/>
+          <w:sz w:val="18"/>
+        </w:rPr>
+        <w:t xml:space="preserve">    column: amount</w:t>
+      </w:r>
+    </w:p>
+    <w:p>
+      <w:r>
+        <w:rPr>
+          <w:rFonts w:ascii="Consolas" w:hAnsi="Consolas"/>
+          <w:sz w:val="18"/>
+        </w:rPr>
+        <w:t xml:space="preserve">    agg: sum</w:t>
+      </w:r>
+    </w:p>
+    <w:p>
+      <w:r>
+        <w:rPr>
+          <w:rFonts w:ascii="Consolas" w:hAnsi="Consolas"/>
+          <w:sz w:val="18"/>
+        </w:rPr>
+        <w:t xml:space="preserve">    where: { column: status, op: eq, value: closed }</w:t>
+      </w:r>
+    </w:p>
+    <w:p>
+      <w:r>
+        <w:rPr>
+          <w:rFonts w:ascii="Consolas" w:hAnsi="Consolas"/>
+          <w:sz w:val="18"/>
+        </w:rPr>
+        <w:t xml:space="preserve"> </w:t>
+      </w:r>
+    </w:p>
+    <w:p>
+      <w:r>
+        <w:rPr>
+          <w:rFonts w:ascii="Consolas" w:hAnsi="Consolas"/>
+          <w:sz w:val="18"/>
+        </w:rPr>
+        <w:t xml:space="preserve">  closed_3m:</w:t>
+      </w:r>
+    </w:p>
+    <w:p>
+      <w:r>
+        <w:rPr>
+          <w:rFonts w:ascii="Consolas" w:hAnsi="Consolas"/>
+          <w:sz w:val="18"/>
+        </w:rPr>
+        <w:t xml:space="preserve">    op: filtered_window</w:t>
+      </w:r>
+    </w:p>
+    <w:p>
+      <w:r>
+        <w:rPr>
+          <w:rFonts w:ascii="Consolas" w:hAnsi="Consolas"/>
+          <w:sz w:val="18"/>
+        </w:rPr>
+        <w:t xml:space="preserve">    column: amount</w:t>
+      </w:r>
+    </w:p>
+    <w:p>
+      <w:r>
+        <w:rPr>
+          <w:rFonts w:ascii="Consolas" w:hAnsi="Consolas"/>
+          <w:sz w:val="18"/>
+        </w:rPr>
+        <w:t xml:space="preserve">    agg: sum</w:t>
+      </w:r>
+    </w:p>
+    <w:p>
+      <w:r>
+        <w:rPr>
+          <w:rFonts w:ascii="Consolas" w:hAnsi="Consolas"/>
+          <w:sz w:val="18"/>
+        </w:rPr>
+        <w:t xml:space="preserve">    where: { column: status, op: eq, value: closed }</w:t>
+      </w:r>
+    </w:p>
+    <w:p>
+      <w:r>
+        <w:rPr>
+          <w:rFonts w:ascii="Consolas" w:hAnsi="Consolas"/>
+          <w:sz w:val="18"/>
+        </w:rPr>
+        <w:t xml:space="preserve">    trailing: { months: 3 }</w:t>
+      </w:r>
+    </w:p>
+    <w:p>
+      <w:r>
+        <w:rPr>
+          <w:rFonts w:ascii="Consolas" w:hAnsi="Consolas"/>
+          <w:sz w:val="18"/>
+        </w:rPr>
+        <w:t xml:space="preserve">    inclusive: true</w:t>
+      </w:r>
+    </w:p>
+    <w:p>
+      <w:r>
+        <w:t>Equivalent explicit base + measure:</w:t>
+      </w:r>
+    </w:p>
+    <w:p>
+      <w:r>
+        <w:rPr>
+          <w:rFonts w:ascii="Consolas" w:hAnsi="Consolas"/>
+          <w:sz w:val="18"/>
+        </w:rPr>
+        <w:t>base_measures:</w:t>
+      </w:r>
+    </w:p>
+    <w:p>
+      <w:r>
+        <w:rPr>
+          <w:rFonts w:ascii="Consolas" w:hAnsi="Consolas"/>
+          <w:sz w:val="18"/>
+        </w:rPr>
+        <w:t xml:space="preserve">  closed_amount_base:</w:t>
+      </w:r>
+    </w:p>
+    <w:p>
+      <w:r>
+        <w:rPr>
+          <w:rFonts w:ascii="Consolas" w:hAnsi="Consolas"/>
+          <w:sz w:val="18"/>
+        </w:rPr>
+        <w:t xml:space="preserve">    sql: amount</w:t>
+      </w:r>
+    </w:p>
+    <w:p>
+      <w:r>
+        <w:rPr>
+          <w:rFonts w:ascii="Consolas" w:hAnsi="Consolas"/>
+          <w:sz w:val="18"/>
+        </w:rPr>
+        <w:t xml:space="preserve">    agg: sum</w:t>
+      </w:r>
+    </w:p>
+    <w:p>
+      <w:r>
+        <w:rPr>
+          <w:rFonts w:ascii="Consolas" w:hAnsi="Consolas"/>
+          <w:sz w:val="18"/>
+        </w:rPr>
+        <w:t xml:space="preserve">    where: { column: status, op: eq, value: closed }</w:t>
+      </w:r>
+    </w:p>
+    <w:p>
+      <w:r>
+        <w:rPr>
+          <w:rFonts w:ascii="Consolas" w:hAnsi="Consolas"/>
+          <w:sz w:val="18"/>
+        </w:rPr>
+        <w:t xml:space="preserve"> </w:t>
+      </w:r>
+    </w:p>
+    <w:p>
+      <w:r>
+        <w:rPr>
+          <w:rFonts w:ascii="Consolas" w:hAnsi="Consolas"/>
+          <w:sz w:val="18"/>
+        </w:rPr>
+        <w:t>measures:</w:t>
+      </w:r>
+    </w:p>
+    <w:p>
+      <w:r>
+        <w:rPr>
+          <w:rFonts w:ascii="Consolas" w:hAnsi="Consolas"/>
+          <w:sz w:val="18"/>
+        </w:rPr>
+        <w:t xml:space="preserve">  closed_amount:</w:t>
+      </w:r>
+    </w:p>
+    <w:p>
+      <w:r>
+        <w:rPr>
+          <w:rFonts w:ascii="Consolas" w:hAnsi="Consolas"/>
+          <w:sz w:val="18"/>
+        </w:rPr>
+        <w:t xml:space="preserve">    of: closed_amount_base</w:t>
+      </w:r>
+    </w:p>
+    <w:p>
+      <w:r>
+        <w:rPr>
+          <w:rFonts w:ascii="Consolas" w:hAnsi="Consolas"/>
+          <w:sz w:val="18"/>
+        </w:rPr>
+        <w:t xml:space="preserve">    op: point</w:t>
+      </w:r>
+    </w:p>
+    <w:p>
+      <w:r>
+        <w:t>Use `filtered_*` for one-off conditional facts; use `base_measures.where` when multiple measures share the same mask.</w:t>
+      </w:r>
+    </w:p>
+    <w:p>
+      <w:pPr>
+        <w:pStyle w:val="Heading3"/>
+      </w:pPr>
+      <w:r>
+        <w:t>Model YAML — SQL column shaping (extract time)</w:t>
+      </w:r>
+    </w:p>
+    <w:p>
+      <w:r>
+        <w:t>When logic belongs in the extract (joins, eligibility, SQL `LAG`, pre-aggregation):</w:t>
+      </w:r>
+    </w:p>
+    <w:p>
+      <w:r>
+        <w:rPr>
+          <w:rFonts w:ascii="Consolas" w:hAnsi="Consolas"/>
+          <w:sz w:val="18"/>
+        </w:rPr>
+        <w:t># kpi_config/models/sotif/sotif.yaml (kind: sql)</w:t>
+      </w:r>
+    </w:p>
+    <w:p>
+      <w:r>
+        <w:rPr>
+          <w:rFonts w:ascii="Consolas" w:hAnsi="Consolas"/>
+          <w:sz w:val="18"/>
+        </w:rPr>
+        <w:t># DuckDB runs SUM(), joins, CASE — NOT in KPI base_measures.sql</w:t>
+      </w:r>
+    </w:p>
+    <w:p>
+      <w:r>
+        <w:rPr>
+          <w:rFonts w:ascii="Consolas" w:hAnsi="Consolas"/>
+          <w:sz w:val="18"/>
+        </w:rPr>
+        <w:t xml:space="preserve"> </w:t>
+      </w:r>
+    </w:p>
+    <w:p>
+      <w:r>
+        <w:rPr>
+          <w:rFonts w:ascii="Consolas" w:hAnsi="Consolas"/>
+          <w:sz w:val="18"/>
+        </w:rPr>
+        <w:t>base_measures:</w:t>
+      </w:r>
+    </w:p>
+    <w:p>
+      <w:r>
+        <w:rPr>
+          <w:rFonts w:ascii="Consolas" w:hAnsi="Consolas"/>
+          <w:sz w:val="18"/>
+        </w:rPr>
+        <w:t xml:space="preserve">  sotif_value:</w:t>
+      </w:r>
+    </w:p>
+    <w:p>
+      <w:r>
+        <w:rPr>
+          <w:rFonts w:ascii="Consolas" w:hAnsi="Consolas"/>
+          <w:sz w:val="18"/>
+        </w:rPr>
+        <w:t xml:space="preserve">    sql: amount                     # reads the model's output column</w:t>
+      </w:r>
+    </w:p>
+    <w:p>
+      <w:r>
+        <w:rPr>
+          <w:rFonts w:ascii="Consolas" w:hAnsi="Consolas"/>
+          <w:sz w:val="18"/>
+        </w:rPr>
+        <w:t xml:space="preserve">    agg: sum</w:t>
+      </w:r>
+    </w:p>
+    <w:p>
+      <w:r>
+        <w:t>KPI `base_measures.sql` must **not** contain `SUM()` / subqueries — put that in the model.</w:t>
+      </w:r>
+    </w:p>
+    <w:p>
+      <w:pPr>
+        <w:pStyle w:val="Heading3"/>
+      </w:pPr>
+      <w:r>
+        <w:t>Dimension column rewrite (grouping keys, not facts)</w:t>
+      </w:r>
+    </w:p>
+    <w:p>
+      <w:r>
+        <w:rPr>
+          <w:rFonts w:ascii="Consolas" w:hAnsi="Consolas"/>
+          <w:sz w:val="18"/>
+        </w:rPr>
+        <w:t>dimensions:</w:t>
+      </w:r>
+    </w:p>
+    <w:p>
+      <w:r>
+        <w:rPr>
+          <w:rFonts w:ascii="Consolas" w:hAnsi="Consolas"/>
+          <w:sz w:val="18"/>
+        </w:rPr>
+        <w:t xml:space="preserve">  - name: region</w:t>
+      </w:r>
+    </w:p>
+    <w:p>
+      <w:r>
+        <w:rPr>
+          <w:rFonts w:ascii="Consolas" w:hAnsi="Consolas"/>
+          <w:sz w:val="18"/>
+        </w:rPr>
+        <w:t xml:space="preserve">    from: region_code</w:t>
+      </w:r>
+    </w:p>
+    <w:p>
+      <w:r>
+        <w:rPr>
+          <w:rFonts w:ascii="Consolas" w:hAnsi="Consolas"/>
+          <w:sz w:val="18"/>
+        </w:rPr>
+        <w:t xml:space="preserve">    map: { APAC: ASIA, EMEA: EU }</w:t>
+      </w:r>
+    </w:p>
+    <w:p>
+      <w:r>
+        <w:rPr>
+          <w:rFonts w:ascii="Consolas" w:hAnsi="Consolas"/>
+          <w:sz w:val="18"/>
+        </w:rPr>
+        <w:t xml:space="preserve">    default: OTHER</w:t>
+      </w:r>
+    </w:p>
+    <w:p>
+      <w:r>
+        <w:t>Rewrites the **grouping column** after retrieve; does not create a requestable measure.</w:t>
+      </w:r>
+    </w:p>
+    <w:p>
+      <w:pPr>
+        <w:pStyle w:val="Heading3"/>
+      </w:pPr>
+      <w:r>
+        <w:t>Registered column functions (`columns` + `op:`)</w:t>
+      </w:r>
+    </w:p>
+    <w:p>
+      <w:r>
+        <w:t>Full platform catalog in `kpi_engine/registries/functions/column.yaml`:</w:t>
+      </w:r>
+    </w:p>
+    <w:tbl>
+      <w:tblPr>
+        <w:tblStyle w:val="LightGrid-Accent1"/>
+        <w:tblW w:type="auto" w:w="0"/>
+        <w:tblLook w:firstColumn="1" w:firstRow="1" w:lastColumn="0" w:lastRow="0" w:noHBand="0" w:noVBand="1" w:val="04A0"/>
+      </w:tblPr>
+      <w:tblGrid>
+        <w:gridCol w:w="4680"/>
+        <w:gridCol w:w="4680"/>
+      </w:tblGrid>
+      <w:tr>
+        <w:tc>
+          <w:tcPr>
+            <w:tcW w:type="dxa" w:w="4680"/>
+          </w:tcPr>
+          <w:p>
+            <w:r>
+              <w:rPr>
+                <w:b/>
+              </w:rPr>
+              <w:t>Category</w:t>
+            </w:r>
+          </w:p>
+        </w:tc>
+        <w:tc>
+          <w:tcPr>
+            <w:tcW w:type="dxa" w:w="4680"/>
+          </w:tcPr>
+          <w:p>
+            <w:r>
+              <w:rPr>
+                <w:b/>
+              </w:rPr>
+              <w:t>Functions</w:t>
+            </w:r>
+          </w:p>
+        </w:tc>
+      </w:tr>
+    </w:tbl>
+    <w:p/>
+    <w:tbl>
+      <w:tblPr>
+        <w:tblStyle w:val="LightGrid-Accent1"/>
+        <w:tblW w:type="auto" w:w="0"/>
+        <w:tblLook w:firstColumn="1" w:firstRow="1" w:lastColumn="0" w:lastRow="0" w:noHBand="0" w:noVBand="1" w:val="04A0"/>
+      </w:tblPr>
+      <w:tblGrid>
+        <w:gridCol w:w="4680"/>
+        <w:gridCol w:w="4680"/>
+      </w:tblGrid>
+      <w:tr>
+        <w:tc>
+          <w:tcPr>
+            <w:tcW w:type="dxa" w:w="4680"/>
+          </w:tcPr>
+          <w:p>
+            <w:r>
+              <w:rPr>
+                <w:b/>
+              </w:rPr>
+              <w:t>Pass-through</w:t>
+            </w:r>
+          </w:p>
+        </w:tc>
+        <w:tc>
+          <w:tcPr>
+            <w:tcW w:type="dxa" w:w="4680"/>
+          </w:tcPr>
+          <w:p>
+            <w:r>
+              <w:rPr>
+                <w:b/>
+              </w:rPr>
+              <w:t>`value` (alias `identity`)</w:t>
+            </w:r>
+          </w:p>
+        </w:tc>
+      </w:tr>
+    </w:tbl>
+    <w:p/>
+    <w:tbl>
+      <w:tblPr>
+        <w:tblStyle w:val="LightGrid-Accent1"/>
+        <w:tblW w:type="auto" w:w="0"/>
+        <w:tblLook w:firstColumn="1" w:firstRow="1" w:lastColumn="0" w:lastRow="0" w:noHBand="0" w:noVBand="1" w:val="04A0"/>
+      </w:tblPr>
+      <w:tblGrid>
+        <w:gridCol w:w="4680"/>
+        <w:gridCol w:w="4680"/>
+      </w:tblGrid>
+      <w:tr>
+        <w:tc>
+          <w:tcPr>
+            <w:tcW w:type="dxa" w:w="4680"/>
+          </w:tcPr>
+          <w:p>
+            <w:r>
+              <w:rPr>
+                <w:b/>
+              </w:rPr>
+              <w:t>Math across columns</w:t>
+            </w:r>
+          </w:p>
+        </w:tc>
+        <w:tc>
+          <w:tcPr>
+            <w:tcW w:type="dxa" w:w="4680"/>
+          </w:tcPr>
+          <w:p>
+            <w:r>
+              <w:rPr>
+                <w:b/>
+              </w:rPr>
+              <w:t>`sum`, `subtract`, `multiply`, `divide`, `min`, `max`, `avg`, `percent_of`, `safe_divide`, `weighted_product`</w:t>
+            </w:r>
+          </w:p>
+        </w:tc>
+      </w:tr>
+    </w:tbl>
+    <w:p/>
+    <w:tbl>
+      <w:tblPr>
+        <w:tblStyle w:val="LightGrid-Accent1"/>
+        <w:tblW w:type="auto" w:w="0"/>
+        <w:tblLook w:firstColumn="1" w:firstRow="1" w:lastColumn="0" w:lastRow="0" w:noHBand="0" w:noVBand="1" w:val="04A0"/>
+      </w:tblPr>
+      <w:tblGrid>
+        <w:gridCol w:w="4680"/>
+        <w:gridCol w:w="4680"/>
+      </w:tblGrid>
+      <w:tr>
+        <w:tc>
+          <w:tcPr>
+            <w:tcW w:type="dxa" w:w="4680"/>
+          </w:tcPr>
+          <w:p>
+            <w:r>
+              <w:rPr>
+                <w:b/>
+              </w:rPr>
+              <w:t>Null logic</w:t>
+            </w:r>
+          </w:p>
+        </w:tc>
+        <w:tc>
+          <w:tcPr>
+            <w:tcW w:type="dxa" w:w="4680"/>
+          </w:tcPr>
+          <w:p>
+            <w:r>
+              <w:rPr>
+                <w:b/>
+              </w:rPr>
+              <w:t>`coalesce`, `if_null`, `nullif`, `null_if_zero`, `zero_if_null`, `is_null`, `is_not_null`, `if_else`</w:t>
+            </w:r>
+          </w:p>
+        </w:tc>
+      </w:tr>
+    </w:tbl>
+    <w:p/>
+    <w:tbl>
+      <w:tblPr>
+        <w:tblStyle w:val="LightGrid-Accent1"/>
+        <w:tblW w:type="auto" w:w="0"/>
+        <w:tblLook w:firstColumn="1" w:firstRow="1" w:lastColumn="0" w:lastRow="0" w:noHBand="0" w:noVBand="1" w:val="04A0"/>
+      </w:tblPr>
+      <w:tblGrid>
+        <w:gridCol w:w="4680"/>
+        <w:gridCol w:w="4680"/>
+      </w:tblGrid>
+      <w:tr>
+        <w:tc>
+          <w:tcPr>
+            <w:tcW w:type="dxa" w:w="4680"/>
+          </w:tcPr>
+          <w:p>
+            <w:r>
+              <w:rPr>
+                <w:b/>
+              </w:rPr>
+              <w:t>Unary math</w:t>
+            </w:r>
+          </w:p>
+        </w:tc>
+        <w:tc>
+          <w:tcPr>
+            <w:tcW w:type="dxa" w:w="4680"/>
+          </w:tcPr>
+          <w:p>
+            <w:r>
+              <w:rPr>
+                <w:b/>
+              </w:rPr>
+              <w:t>`abs`, `round`, `floor`, `ceil`, `power`, `log`, `log10`, `sqrt`, `clip`</w:t>
+            </w:r>
+          </w:p>
+        </w:tc>
+      </w:tr>
+    </w:tbl>
+    <w:p/>
+    <w:tbl>
+      <w:tblPr>
+        <w:tblStyle w:val="LightGrid-Accent1"/>
+        <w:tblW w:type="auto" w:w="0"/>
+        <w:tblLook w:firstColumn="1" w:firstRow="1" w:lastColumn="0" w:lastRow="0" w:noHBand="0" w:noVBand="1" w:val="04A0"/>
+      </w:tblPr>
+      <w:tblGrid>
+        <w:gridCol w:w="4680"/>
+        <w:gridCol w:w="4680"/>
+      </w:tblGrid>
+      <w:tr>
+        <w:tc>
+          <w:tcPr>
+            <w:tcW w:type="dxa" w:w="4680"/>
+          </w:tcPr>
+          <w:p>
+            <w:r>
+              <w:rPr>
+                <w:b/>
+              </w:rPr>
+              <w:t>Dates</w:t>
+            </w:r>
+          </w:p>
+        </w:tc>
+        <w:tc>
+          <w:tcPr>
+            <w:tcW w:type="dxa" w:w="4680"/>
+          </w:tcPr>
+          <w:p>
+            <w:r>
+              <w:rPr>
+                <w:b/>
+              </w:rPr>
+              <w:t>`date_diff`, `date_add`, `epoch_day`, `coalesce_date`, `is_between_dates`, `parse_date`</w:t>
+            </w:r>
+          </w:p>
+        </w:tc>
+      </w:tr>
+    </w:tbl>
+    <w:p/>
+    <w:tbl>
+      <w:tblPr>
+        <w:tblStyle w:val="LightGrid-Accent1"/>
+        <w:tblW w:type="auto" w:w="0"/>
+        <w:tblLook w:firstColumn="1" w:firstRow="1" w:lastColumn="0" w:lastRow="0" w:noHBand="0" w:noVBand="1" w:val="04A0"/>
+      </w:tblPr>
+      <w:tblGrid>
+        <w:gridCol w:w="4680"/>
+        <w:gridCol w:w="4680"/>
+      </w:tblGrid>
+      <w:tr>
+        <w:tc>
+          <w:tcPr>
+            <w:tcW w:type="dxa" w:w="4680"/>
+          </w:tcPr>
+          <w:p>
+            <w:r>
+              <w:rPr>
+                <w:b/>
+              </w:rPr>
+              <w:t>Text</w:t>
+            </w:r>
+          </w:p>
+        </w:tc>
+        <w:tc>
+          <w:tcPr>
+            <w:tcW w:type="dxa" w:w="4680"/>
+          </w:tcPr>
+          <w:p>
+            <w:r>
+              <w:rPr>
+                <w:b/>
+              </w:rPr>
+              <w:t>`trim`, `upper`, `lower`, `substring`, `left`, `right`, `replace`, `concat`</w:t>
+            </w:r>
+          </w:p>
+        </w:tc>
+      </w:tr>
+    </w:tbl>
+    <w:p/>
+    <w:tbl>
+      <w:tblPr>
+        <w:tblStyle w:val="LightGrid-Accent1"/>
+        <w:tblW w:type="auto" w:w="0"/>
+        <w:tblLook w:firstColumn="1" w:firstRow="1" w:lastColumn="0" w:lastRow="0" w:noHBand="0" w:noVBand="1" w:val="04A0"/>
+      </w:tblPr>
+      <w:tblGrid>
+        <w:gridCol w:w="4680"/>
+        <w:gridCol w:w="4680"/>
+      </w:tblGrid>
+      <w:tr>
+        <w:tc>
+          <w:tcPr>
+            <w:tcW w:type="dxa" w:w="4680"/>
+          </w:tcPr>
+          <w:p>
+            <w:r>
+              <w:rPr>
+                <w:b/>
+              </w:rPr>
+              <w:t>Other</w:t>
+            </w:r>
+          </w:p>
+        </w:tc>
+        <w:tc>
+          <w:tcPr>
+            <w:tcW w:type="dxa" w:w="4680"/>
+          </w:tcPr>
+          <w:p>
+            <w:r>
+              <w:rPr>
+                <w:b/>
+              </w:rPr>
+              <w:t>`parse_number`, `hash_bucket`, `json_extract`, `flag_in_set`</w:t>
+            </w:r>
+          </w:p>
+        </w:tc>
+      </w:tr>
+    </w:tbl>
+    <w:p/>
+    <w:p>
+      <w:r>
+        <w:t>Some functions are invoked via **`expr:`** calls rather than `columns`+`op:` (e.g. `date_diff(a, b, 'day')`, `substring(col, 0, 4)`, `concat(a, b)`). Both paths use the same column function registry.</w:t>
+      </w:r>
+    </w:p>
+    <w:p>
+      <w:r>
+        <w:t>Custom functions: register under `capabilities/functions/column/` + `registries/functions/column.yaml`.</w:t>
+      </w:r>
+    </w:p>
+    <w:p>
+      <w:pPr>
+        <w:pStyle w:val="Heading3"/>
+      </w:pPr>
+      <w:r>
+        <w:t>Two levels of “sum” (common confusion)</w:t>
+      </w:r>
+    </w:p>
+    <w:tbl>
+      <w:tblPr>
+        <w:tblStyle w:val="LightGrid-Accent1"/>
+        <w:tblW w:type="auto" w:w="0"/>
+        <w:tblLook w:firstColumn="1" w:firstRow="1" w:lastColumn="0" w:lastRow="0" w:noHBand="0" w:noVBand="1" w:val="04A0"/>
+      </w:tblPr>
+      <w:tblGrid>
+        <w:gridCol w:w="3120"/>
+        <w:gridCol w:w="3120"/>
+        <w:gridCol w:w="3120"/>
+      </w:tblGrid>
+      <w:tr>
+        <w:tc>
+          <w:tcPr>
+            <w:tcW w:type="dxa" w:w="3120"/>
+          </w:tcPr>
+          <w:p>
+            <w:r>
+              <w:rPr>
+                <w:b/>
+              </w:rPr>
+              <w:t>Key</w:t>
+            </w:r>
+          </w:p>
+        </w:tc>
+        <w:tc>
+          <w:tcPr>
+            <w:tcW w:type="dxa" w:w="3120"/>
+          </w:tcPr>
+          <w:p>
+            <w:r>
+              <w:rPr>
+                <w:b/>
+              </w:rPr>
+              <w:t>Scope</w:t>
+            </w:r>
+          </w:p>
+        </w:tc>
+        <w:tc>
+          <w:tcPr>
+            <w:tcW w:type="dxa" w:w="3120"/>
+          </w:tcPr>
+          <w:p>
+            <w:r>
+              <w:rPr>
+                <w:b/>
+              </w:rPr>
+              <w:t>Example</w:t>
+            </w:r>
+          </w:p>
+        </w:tc>
+      </w:tr>
+    </w:tbl>
+    <w:p/>
+    <w:tbl>
+      <w:tblPr>
+        <w:tblStyle w:val="LightGrid-Accent1"/>
+        <w:tblW w:type="auto" w:w="0"/>
+        <w:tblLook w:firstColumn="1" w:firstRow="1" w:lastColumn="0" w:lastRow="0" w:noHBand="0" w:noVBand="1" w:val="04A0"/>
+      </w:tblPr>
+      <w:tblGrid>
+        <w:gridCol w:w="3120"/>
+        <w:gridCol w:w="3120"/>
+        <w:gridCol w:w="3120"/>
+      </w:tblGrid>
+      <w:tr>
+        <w:tc>
+          <w:tcPr>
+            <w:tcW w:type="dxa" w:w="3120"/>
+          </w:tcPr>
+          <w:p>
+            <w:r>
+              <w:rPr>
+                <w:b/>
+              </w:rPr>
+              <w:t>**`op: sum`** on columns</w:t>
+            </w:r>
+          </w:p>
+        </w:tc>
+        <w:tc>
+          <w:tcPr>
+            <w:tcW w:type="dxa" w:w="3120"/>
+          </w:tcPr>
+          <w:p>
+            <w:r>
+              <w:rPr>
+                <w:b/>
+              </w:rPr>
+              <w:t>Adds **across columns in one row**</w:t>
+            </w:r>
+          </w:p>
+        </w:tc>
+        <w:tc>
+          <w:tcPr>
+            <w:tcW w:type="dxa" w:w="3120"/>
+          </w:tcPr>
+          <w:p>
+            <w:r>
+              <w:rPr>
+                <w:b/>
+              </w:rPr>
+              <w:t>`ontime + fullqty` per row</w:t>
+            </w:r>
+          </w:p>
+        </w:tc>
+      </w:tr>
+    </w:tbl>
+    <w:p/>
+    <w:tbl>
+      <w:tblPr>
+        <w:tblStyle w:val="LightGrid-Accent1"/>
+        <w:tblW w:type="auto" w:w="0"/>
+        <w:tblLook w:firstColumn="1" w:firstRow="1" w:lastColumn="0" w:lastRow="0" w:noHBand="0" w:noVBand="1" w:val="04A0"/>
+      </w:tblPr>
+      <w:tblGrid>
+        <w:gridCol w:w="3120"/>
+        <w:gridCol w:w="3120"/>
+        <w:gridCol w:w="3120"/>
+      </w:tblGrid>
+      <w:tr>
+        <w:tc>
+          <w:tcPr>
+            <w:tcW w:type="dxa" w:w="3120"/>
+          </w:tcPr>
+          <w:p>
+            <w:r>
+              <w:rPr>
+                <w:b/>
+              </w:rPr>
+              <w:t>**`agg: sum`**</w:t>
+            </w:r>
+          </w:p>
+        </w:tc>
+        <w:tc>
+          <w:tcPr>
+            <w:tcW w:type="dxa" w:w="3120"/>
+          </w:tcPr>
+          <w:p>
+            <w:r>
+              <w:rPr>
+                <w:b/>
+              </w:rPr>
+              <w:t>Adds **down rows in the period**</w:t>
+            </w:r>
+          </w:p>
+        </w:tc>
+        <w:tc>
+          <w:tcPr>
+            <w:tcW w:type="dxa" w:w="3120"/>
+          </w:tcPr>
+          <w:p>
+            <w:r>
+              <w:rPr>
+                <w:b/>
+              </w:rPr>
+              <w:t>total of all rows in July</w:t>
+            </w:r>
+          </w:p>
+        </w:tc>
+      </w:tr>
+    </w:tbl>
+    <w:p/>
+    <w:p>
+      <w:r>
+        <w:rPr>
+          <w:rFonts w:ascii="Consolas" w:hAnsi="Consolas"/>
+          <w:sz w:val="18"/>
+        </w:rPr>
+        <w:t>base_measures:</w:t>
+      </w:r>
+    </w:p>
+    <w:p>
+      <w:r>
+        <w:rPr>
+          <w:rFonts w:ascii="Consolas" w:hAnsi="Consolas"/>
+          <w:sz w:val="18"/>
+        </w:rPr>
+        <w:t xml:space="preserve">  line_total:</w:t>
+      </w:r>
+    </w:p>
+    <w:p>
+      <w:r>
+        <w:rPr>
+          <w:rFonts w:ascii="Consolas" w:hAnsi="Consolas"/>
+          <w:sz w:val="18"/>
+        </w:rPr>
+        <w:t xml:space="preserve">    columns: [unit_price, quantity]</w:t>
+      </w:r>
+    </w:p>
+    <w:p>
+      <w:r>
+        <w:rPr>
+          <w:rFonts w:ascii="Consolas" w:hAnsi="Consolas"/>
+          <w:sz w:val="18"/>
+        </w:rPr>
+        <w:t xml:space="preserve">    op: multiply          # op: per row</w:t>
+      </w:r>
+    </w:p>
+    <w:p>
+      <w:r>
+        <w:rPr>
+          <w:rFonts w:ascii="Consolas" w:hAnsi="Consolas"/>
+          <w:sz w:val="18"/>
+        </w:rPr>
+        <w:t xml:space="preserve">    agg: sum              # agg: down rows</w:t>
       </w:r>
     </w:p>
     <w:p>
@@ -23183,6 +29781,11 @@
         <w:t>12.7 `base_measures` options</w:t>
       </w:r>
     </w:p>
+    <w:p>
+      <w:r>
+        <w:t>Full YAML examples: **Section 8**. `sql` vs `columns`+`op` vs `expr`: **§8.11**. All column-level surfaces: **§8.12**.</w:t>
+      </w:r>
+    </w:p>
     <w:tbl>
       <w:tblPr>
         <w:tblStyle w:val="LightGrid-Accent1"/>
@@ -23325,20 +29928,20 @@
               <w:rPr>
                 <w:b/>
               </w:rPr>
-              <w:t>`where`</w:t>
-            </w:r>
-          </w:p>
-        </w:tc>
-        <w:tc>
-          <w:tcPr>
-            <w:tcW w:type="dxa" w:w="3120"/>
-          </w:tcPr>
-          <w:p>
-            <w:r>
-              <w:rPr>
-                <w:b/>
-              </w:rPr>
-              <w:t>Same filter ops as measures</w:t>
+              <w:t>`where`, `also_where`</w:t>
+            </w:r>
+          </w:p>
+        </w:tc>
+        <w:tc>
+          <w:tcPr>
+            <w:tcW w:type="dxa" w:w="3120"/>
+          </w:tcPr>
+          <w:p>
+            <w:r>
+              <w:rPr>
+                <w:b/>
+              </w:rPr>
+              <w:t>Filter ops: `eq`, `ne`, `gt`, `gte`, `lt`, `lte`, `in`, `like`, `between`, `is_null`, …</w:t>
             </w:r>
           </w:p>
         </w:tc>
@@ -23487,20 +30090,20 @@
               <w:rPr>
                 <w:b/>
               </w:rPr>
-              <w:t>`over: {fn, of, partition_by, order_by}`</w:t>
-            </w:r>
-          </w:p>
-        </w:tc>
-        <w:tc>
-          <w:tcPr>
-            <w:tcW w:type="dxa" w:w="3120"/>
-          </w:tcPr>
-          <w:p>
-            <w:r>
-              <w:rPr>
-                <w:b/>
-              </w:rPr>
-              <w:t>`fn`: see §8.4</w:t>
+              <w:t>`over: {fn, of, partition_by, order_by, n}`</w:t>
+            </w:r>
+          </w:p>
+        </w:tc>
+        <w:tc>
+          <w:tcPr>
+            <w:tcW w:type="dxa" w:w="3120"/>
+          </w:tcPr>
+          <w:p>
+            <w:r>
+              <w:rPr>
+                <w:b/>
+              </w:rPr>
+              <w:t>`fn`: see §8.6</w:t>
             </w:r>
           </w:p>
         </w:tc>
@@ -23541,7 +30144,7 @@
               <w:rPr>
                 <w:b/>
               </w:rPr>
-              <w:t>`lookup: {map, default, valid_from, valid_to}`</w:t>
+              <w:t>`lookup: {map, default, strict, valid_from, valid_to, as_of}`</w:t>
             </w:r>
           </w:p>
         </w:tc>
@@ -23555,6 +30158,114 @@
                 <w:b/>
               </w:rPr>
               <w:t>Effective-dated optional</w:t>
+            </w:r>
+          </w:p>
+        </w:tc>
+      </w:tr>
+    </w:tbl>
+    <w:p/>
+    <w:tbl>
+      <w:tblPr>
+        <w:tblStyle w:val="LightGrid-Accent1"/>
+        <w:tblW w:type="auto" w:w="0"/>
+        <w:tblLook w:firstColumn="1" w:firstRow="1" w:lastColumn="0" w:lastRow="0" w:noHBand="0" w:noVBand="1" w:val="04A0"/>
+      </w:tblPr>
+      <w:tblGrid>
+        <w:gridCol w:w="3120"/>
+        <w:gridCol w:w="3120"/>
+        <w:gridCol w:w="3120"/>
+      </w:tblGrid>
+      <w:tr>
+        <w:tc>
+          <w:tcPr>
+            <w:tcW w:type="dxa" w:w="3120"/>
+          </w:tcPr>
+          <w:p>
+            <w:r>
+              <w:rPr>
+                <w:b/>
+              </w:rPr>
+              <w:t>Multi-model</w:t>
+            </w:r>
+          </w:p>
+        </w:tc>
+        <w:tc>
+          <w:tcPr>
+            <w:tcW w:type="dxa" w:w="3120"/>
+          </w:tcPr>
+          <w:p>
+            <w:r>
+              <w:rPr>
+                <w:b/>
+              </w:rPr>
+              <w:t>`model`</w:t>
+            </w:r>
+          </w:p>
+        </w:tc>
+        <w:tc>
+          <w:tcPr>
+            <w:tcW w:type="dxa" w:w="3120"/>
+          </w:tcPr>
+          <w:p>
+            <w:r>
+              <w:rPr>
+                <w:b/>
+              </w:rPr>
+              <w:t>With `model_relations`</w:t>
+            </w:r>
+          </w:p>
+        </w:tc>
+      </w:tr>
+    </w:tbl>
+    <w:p/>
+    <w:tbl>
+      <w:tblPr>
+        <w:tblStyle w:val="LightGrid-Accent1"/>
+        <w:tblW w:type="auto" w:w="0"/>
+        <w:tblLook w:firstColumn="1" w:firstRow="1" w:lastColumn="0" w:lastRow="0" w:noHBand="0" w:noVBand="1" w:val="04A0"/>
+      </w:tblPr>
+      <w:tblGrid>
+        <w:gridCol w:w="3120"/>
+        <w:gridCol w:w="3120"/>
+        <w:gridCol w:w="3120"/>
+      </w:tblGrid>
+      <w:tr>
+        <w:tc>
+          <w:tcPr>
+            <w:tcW w:type="dxa" w:w="3120"/>
+          </w:tcPr>
+          <w:p>
+            <w:r>
+              <w:rPr>
+                <w:b/>
+              </w:rPr>
+              <w:t>Parameter overlay</w:t>
+            </w:r>
+          </w:p>
+        </w:tc>
+        <w:tc>
+          <w:tcPr>
+            <w:tcW w:type="dxa" w:w="3120"/>
+          </w:tcPr>
+          <w:p>
+            <w:r>
+              <w:rPr>
+                <w:b/>
+              </w:rPr>
+              <w:t>`when: {param, cases, else}`</w:t>
+            </w:r>
+          </w:p>
+        </w:tc>
+        <w:tc>
+          <w:tcPr>
+            <w:tcW w:type="dxa" w:w="3120"/>
+          </w:tcPr>
+          <w:p>
+            <w:r>
+              <w:rPr>
+                <w:b/>
+              </w:rPr>
+              <w:t>Wrapper around base body</w:t>
             </w:r>
           </w:p>
         </w:tc>
@@ -24293,6 +31004,114 @@
                 <w:b/>
               </w:rPr>
               <w:t>See Section 11.2 rules</w:t>
+            </w:r>
+          </w:p>
+        </w:tc>
+      </w:tr>
+    </w:tbl>
+    <w:p/>
+    <w:tbl>
+      <w:tblPr>
+        <w:tblStyle w:val="LightGrid-Accent1"/>
+        <w:tblW w:type="auto" w:w="0"/>
+        <w:tblLook w:firstColumn="1" w:firstRow="1" w:lastColumn="0" w:lastRow="0" w:noHBand="0" w:noVBand="1" w:val="04A0"/>
+      </w:tblPr>
+      <w:tblGrid>
+        <w:gridCol w:w="3120"/>
+        <w:gridCol w:w="3120"/>
+        <w:gridCol w:w="3120"/>
+      </w:tblGrid>
+      <w:tr>
+        <w:tc>
+          <w:tcPr>
+            <w:tcW w:type="dxa" w:w="3120"/>
+          </w:tcPr>
+          <w:p>
+            <w:r>
+              <w:rPr>
+                <w:b/>
+              </w:rPr>
+              <w:t>ratio looks wrong</w:t>
+            </w:r>
+          </w:p>
+        </w:tc>
+        <w:tc>
+          <w:tcPr>
+            <w:tcW w:type="dxa" w:w="3120"/>
+          </w:tcPr>
+          <w:p>
+            <w:r>
+              <w:rPr>
+                <w:b/>
+              </w:rPr>
+              <w:t>Used `agg: avg` on row-level divide</w:t>
+            </w:r>
+          </w:p>
+        </w:tc>
+        <w:tc>
+          <w:tcPr>
+            <w:tcW w:type="dxa" w:w="3120"/>
+          </w:tcPr>
+          <w:p>
+            <w:r>
+              <w:rPr>
+                <w:b/>
+              </w:rPr>
+              <w:t>Use two sum bases + measure `expr`</w:t>
+            </w:r>
+          </w:p>
+        </w:tc>
+      </w:tr>
+    </w:tbl>
+    <w:p/>
+    <w:tbl>
+      <w:tblPr>
+        <w:tblStyle w:val="LightGrid-Accent1"/>
+        <w:tblW w:type="auto" w:w="0"/>
+        <w:tblLook w:firstColumn="1" w:firstRow="1" w:lastColumn="0" w:lastRow="0" w:noHBand="0" w:noVBand="1" w:val="04A0"/>
+      </w:tblPr>
+      <w:tblGrid>
+        <w:gridCol w:w="3120"/>
+        <w:gridCol w:w="3120"/>
+        <w:gridCol w:w="3120"/>
+      </w:tblGrid>
+      <w:tr>
+        <w:tc>
+          <w:tcPr>
+            <w:tcW w:type="dxa" w:w="3120"/>
+          </w:tcPr>
+          <w:p>
+            <w:r>
+              <w:rPr>
+                <w:b/>
+              </w:rPr>
+              <w:t>helper bind error</w:t>
+            </w:r>
+          </w:p>
+        </w:tc>
+        <w:tc>
+          <w:tcPr>
+            <w:tcW w:type="dxa" w:w="3120"/>
+          </w:tcPr>
+          <w:p>
+            <w:r>
+              <w:rPr>
+                <w:b/>
+              </w:rPr>
+              <w:t>`measures.of` points at row helper</w:t>
+            </w:r>
+          </w:p>
+        </w:tc>
+        <w:tc>
+          <w:tcPr>
+            <w:tcW w:type="dxa" w:w="3120"/>
+          </w:tcPr>
+          <w:p>
+            <w:r>
+              <w:rPr>
+                <w:b/>
+              </w:rPr>
+              <w:t>Set `identity_grain:` or add `agg:`</w:t>
             </w:r>
           </w:p>
         </w:tc>
